--- a/btb_cvs_support/document/templates/quotation_format.docx
+++ b/btb_cvs_support/document/templates/quotation_format.docx
@@ -3579,6 +3579,346 @@
                 <w:bCs/>
                 <w:color w:val="000000"/>
                 <w:kern w:val="0"/>
+                <w:sz w:val="18"/>
+                <w:szCs w:val="18"/>
+                <w14:ligatures w14:val="none"/>
+              </w:rPr>
+            </w:pPr>
+            <w:r>
+              <w:rPr>
+                <w:rFonts w:ascii="Arial" w:eastAsia="Times New Roman" w:hAnsi="Arial" w:cs="Arial"/>
+                <w:color w:val="000000"/>
+                <w:kern w:val="0"/>
+                <w:sz w:val="10"/>
+                <w:szCs w:val="10"/>
+                <w:lang w:val="en-US"/>
+                <w14:ligatures w14:val="none"/>
+              </w:rPr>
+              <w:t xml:space="preserve">[[if </w:t>
+            </w:r>
+            <w:r>
+              <w:rPr>
+                <w:rFonts w:ascii="Arial" w:eastAsia="Times New Roman" w:hAnsi="Arial" w:cs="Arial"/>
+                <w:color w:val="000000"/>
+                <w:kern w:val="0"/>
+                <w:sz w:val="10"/>
+                <w:szCs w:val="10"/>
+                <w:lang w:val="en-US"/>
+                <w14:ligatures w14:val="none"/>
+              </w:rPr>
+              <w:t xml:space="preserve">ne </w:t>
+            </w:r>
+            <w:r>
+              <w:rPr>
+                <w:rFonts w:ascii="Arial" w:eastAsia="Times New Roman" w:hAnsi="Arial" w:cs="Arial"/>
+                <w:color w:val="000000"/>
+                <w:kern w:val="0"/>
+                <w:sz w:val="10"/>
+                <w:szCs w:val="10"/>
+                <w:lang w:val="en-US"/>
+                <w14:ligatures w14:val="none"/>
+              </w:rPr>
+              <w:t>$</w:t>
+            </w:r>
+            <w:proofErr w:type="spellStart"/>
+            <w:proofErr w:type="gramStart"/>
+            <w:r>
+              <w:rPr>
+                <w:rFonts w:ascii="Arial" w:eastAsia="Times New Roman" w:hAnsi="Arial" w:cs="Arial"/>
+                <w:color w:val="000000"/>
+                <w:kern w:val="0"/>
+                <w:sz w:val="10"/>
+                <w:szCs w:val="10"/>
+                <w:lang w:val="en-US"/>
+                <w14:ligatures w14:val="none"/>
+              </w:rPr>
+              <w:t>pv.productCode</w:t>
+            </w:r>
+            <w:proofErr w:type="spellEnd"/>
+            <w:proofErr w:type="gramEnd"/>
+            <w:r>
+              <w:rPr>
+                <w:rFonts w:ascii="Arial" w:eastAsia="Times New Roman" w:hAnsi="Arial" w:cs="Arial"/>
+                <w:color w:val="000000"/>
+                <w:kern w:val="0"/>
+                <w:sz w:val="10"/>
+                <w:szCs w:val="10"/>
+                <w:lang w:val="en-US"/>
+                <w14:ligatures w14:val="none"/>
+              </w:rPr>
+              <w:t xml:space="preserve"> “</w:t>
+            </w:r>
+            <w:r>
+              <w:rPr>
+                <w:rFonts w:ascii="Arial" w:eastAsia="Times New Roman" w:hAnsi="Arial" w:cs="Arial"/>
+                <w:color w:val="000000"/>
+                <w:kern w:val="0"/>
+                <w:sz w:val="10"/>
+                <w:szCs w:val="10"/>
+                <w:lang w:val="en-US"/>
+                <w14:ligatures w14:val="none"/>
+              </w:rPr>
+              <w:t>SIL</w:t>
+            </w:r>
+            <w:r>
+              <w:rPr>
+                <w:rFonts w:ascii="Arial" w:eastAsia="Times New Roman" w:hAnsi="Arial" w:cs="Arial"/>
+                <w:color w:val="000000"/>
+                <w:kern w:val="0"/>
+                <w:sz w:val="10"/>
+                <w:szCs w:val="10"/>
+                <w:lang w:val="en-US"/>
+                <w14:ligatures w14:val="none"/>
+              </w:rPr>
+              <w:t>”]]</w:t>
+            </w:r>
+          </w:p>
+          <w:p>
+            <w:pPr>
+              <w:spacing w:after="0" w:line="240" w:lineRule="auto"/>
+              <w:outlineLvl w:val="1"/>
+              <w:rPr>
+                <w:rFonts w:ascii="Arial" w:eastAsia="Times New Roman" w:hAnsi="Arial" w:cs="Arial"/>
+                <w:b/>
+                <w:bCs/>
+                <w:color w:val="000000"/>
+                <w:kern w:val="0"/>
+                <w:sz w:val="18"/>
+                <w:szCs w:val="18"/>
+                <w14:ligatures w14:val="none"/>
+              </w:rPr>
+            </w:pPr>
+            <w:r>
+              <w:rPr>
+                <w:rFonts w:ascii="Arial" w:eastAsia="Times New Roman" w:hAnsi="Arial" w:cs="Arial"/>
+                <w:b/>
+                <w:bCs/>
+                <w:color w:val="000000"/>
+                <w:kern w:val="0"/>
+                <w:sz w:val="18"/>
+                <w:szCs w:val="18"/>
+                <w14:ligatures w14:val="none"/>
+              </w:rPr>
+              <w:t>[[$</w:t>
+            </w:r>
+            <w:proofErr w:type="spellStart"/>
+            <w:r>
+              <w:rPr>
+                <w:rFonts w:ascii="Arial" w:eastAsia="Times New Roman" w:hAnsi="Arial" w:cs="Arial"/>
+                <w:b/>
+                <w:bCs/>
+                <w:color w:val="000000"/>
+                <w:kern w:val="0"/>
+                <w:sz w:val="18"/>
+                <w:szCs w:val="18"/>
+                <w14:ligatures w14:val="none"/>
+              </w:rPr>
+              <w:t>Item.modelName</w:t>
+            </w:r>
+            <w:proofErr w:type="spellEnd"/>
+            <w:r>
+              <w:rPr>
+                <w:rFonts w:ascii="Arial" w:eastAsia="Times New Roman" w:hAnsi="Arial" w:cs="Arial"/>
+                <w:b/>
+                <w:bCs/>
+                <w:color w:val="000000"/>
+                <w:kern w:val="0"/>
+                <w:sz w:val="18"/>
+                <w:szCs w:val="18"/>
+                <w14:ligatures w14:val="none"/>
+              </w:rPr>
+              <w:t>]]</w:t>
+            </w:r>
+          </w:p>
+          <w:p>
+            <w:pPr>
+              <w:spacing w:after="0" w:line="240" w:lineRule="auto"/>
+              <w:outlineLvl w:val="1"/>
+              <w:rPr>
+                <w:rFonts w:ascii="Arial" w:eastAsia="Times New Roman" w:hAnsi="Arial" w:cs="Arial"/>
+                <w:b/>
+                <w:bCs/>
+                <w:color w:val="000000"/>
+                <w:kern w:val="0"/>
+                <w:sz w:val="10"/>
+                <w:szCs w:val="10"/>
+                <w14:ligatures w14:val="none"/>
+              </w:rPr>
+            </w:pPr>
+            <w:r>
+              <w:rPr>
+                <w:rFonts w:ascii="Arial" w:eastAsia="Times New Roman" w:hAnsi="Arial" w:cs="Arial"/>
+                <w:b/>
+                <w:bCs/>
+                <w:color w:val="000000"/>
+                <w:kern w:val="0"/>
+                <w:sz w:val="10"/>
+                <w:szCs w:val="10"/>
+                <w14:ligatures w14:val="none"/>
+              </w:rPr>
+              <w:t>[[end]]</w:t>
+            </w:r>
+          </w:p>
+          <w:p>
+            <w:pPr>
+              <w:spacing w:after="0" w:line="240" w:lineRule="auto"/>
+              <w:outlineLvl w:val="1"/>
+              <w:rPr>
+                <w:rFonts w:ascii="Arial" w:eastAsia="Times New Roman" w:hAnsi="Arial" w:cs="Arial"/>
+                <w:b/>
+                <w:bCs/>
+                <w:color w:val="000000"/>
+                <w:kern w:val="0"/>
+                <w:sz w:val="18"/>
+                <w:szCs w:val="18"/>
+                <w14:ligatures w14:val="none"/>
+              </w:rPr>
+            </w:pPr>
+            <w:r>
+              <w:rPr>
+                <w:rFonts w:ascii="Arial" w:eastAsia="Times New Roman" w:hAnsi="Arial" w:cs="Arial"/>
+                <w:color w:val="000000"/>
+                <w:kern w:val="0"/>
+                <w:sz w:val="10"/>
+                <w:szCs w:val="10"/>
+                <w:lang w:val="en-US"/>
+                <w14:ligatures w14:val="none"/>
+              </w:rPr>
+              <w:t>[[if eq $</w:t>
+            </w:r>
+            <w:proofErr w:type="spellStart"/>
+            <w:proofErr w:type="gramStart"/>
+            <w:r>
+              <w:rPr>
+                <w:rFonts w:ascii="Arial" w:eastAsia="Times New Roman" w:hAnsi="Arial" w:cs="Arial"/>
+                <w:color w:val="000000"/>
+                <w:kern w:val="0"/>
+                <w:sz w:val="10"/>
+                <w:szCs w:val="10"/>
+                <w:lang w:val="en-US"/>
+                <w14:ligatures w14:val="none"/>
+              </w:rPr>
+              <w:t>pv.productCode</w:t>
+            </w:r>
+            <w:proofErr w:type="spellEnd"/>
+            <w:proofErr w:type="gramEnd"/>
+            <w:r>
+              <w:rPr>
+                <w:rFonts w:ascii="Arial" w:eastAsia="Times New Roman" w:hAnsi="Arial" w:cs="Arial"/>
+                <w:color w:val="000000"/>
+                <w:kern w:val="0"/>
+                <w:sz w:val="10"/>
+                <w:szCs w:val="10"/>
+                <w:lang w:val="en-US"/>
+                <w14:ligatures w14:val="none"/>
+              </w:rPr>
+              <w:t xml:space="preserve"> “</w:t>
+            </w:r>
+            <w:r>
+              <w:rPr>
+                <w:rFonts w:ascii="Arial" w:eastAsia="Times New Roman" w:hAnsi="Arial" w:cs="Arial"/>
+                <w:color w:val="000000"/>
+                <w:kern w:val="0"/>
+                <w:sz w:val="10"/>
+                <w:szCs w:val="10"/>
+                <w:lang w:val="en-US"/>
+                <w14:ligatures w14:val="none"/>
+              </w:rPr>
+              <w:t>SIL</w:t>
+            </w:r>
+            <w:r>
+              <w:rPr>
+                <w:rFonts w:ascii="Arial" w:eastAsia="Times New Roman" w:hAnsi="Arial" w:cs="Arial"/>
+                <w:color w:val="000000"/>
+                <w:kern w:val="0"/>
+                <w:sz w:val="10"/>
+                <w:szCs w:val="10"/>
+                <w:lang w:val="en-US"/>
+                <w14:ligatures w14:val="none"/>
+              </w:rPr>
+              <w:t>”]]</w:t>
+            </w:r>
+          </w:p>
+          <w:p>
+            <w:pPr>
+              <w:spacing w:after="0" w:line="240" w:lineRule="auto"/>
+              <w:outlineLvl w:val="1"/>
+              <w:rPr>
+                <w:rFonts w:ascii="Arial" w:eastAsia="Times New Roman" w:hAnsi="Arial" w:cs="Arial"/>
+                <w:b/>
+                <w:bCs/>
+                <w:color w:val="000000"/>
+                <w:kern w:val="0"/>
+                <w:sz w:val="18"/>
+                <w:szCs w:val="18"/>
+                <w14:ligatures w14:val="none"/>
+              </w:rPr>
+            </w:pPr>
+            <w:r>
+              <w:rPr>
+                <w:rFonts w:ascii="Arial" w:eastAsia="Times New Roman" w:hAnsi="Arial" w:cs="Arial"/>
+                <w:b/>
+                <w:bCs/>
+                <w:color w:val="000000"/>
+                <w:kern w:val="0"/>
+                <w:sz w:val="18"/>
+                <w:szCs w:val="18"/>
+                <w14:ligatures w14:val="none"/>
+              </w:rPr>
+              <w:t>[[$</w:t>
+            </w:r>
+            <w:proofErr w:type="spellStart"/>
+            <w:r>
+              <w:rPr>
+                <w:rFonts w:ascii="Arial" w:eastAsia="Times New Roman" w:hAnsi="Arial" w:cs="Arial"/>
+                <w:b/>
+                <w:bCs/>
+                <w:color w:val="000000"/>
+                <w:kern w:val="0"/>
+                <w:sz w:val="18"/>
+                <w:szCs w:val="18"/>
+                <w14:ligatures w14:val="none"/>
+              </w:rPr>
+              <w:t>Item.s</w:t>
+            </w:r>
+            <w:r>
+              <w:rPr>
+                <w:rFonts w:ascii="Arial" w:eastAsia="Times New Roman" w:hAnsi="Arial" w:cs="Arial"/>
+                <w:b/>
+                <w:bCs/>
+                <w:color w:val="000000"/>
+                <w:kern w:val="0"/>
+                <w:sz w:val="18"/>
+                <w:szCs w:val="18"/>
+                <w14:ligatures w14:val="none"/>
+              </w:rPr>
+              <w:t>ubcategory</w:t>
+            </w:r>
+            <w:proofErr w:type="spellEnd"/>
+            <w:r>
+              <w:rPr>
+                <w:rFonts w:ascii="Arial" w:eastAsia="Times New Roman" w:hAnsi="Arial" w:cs="Arial"/>
+                <w:b/>
+                <w:bCs/>
+                <w:color w:val="000000"/>
+                <w:kern w:val="0"/>
+                <w:sz w:val="18"/>
+                <w:szCs w:val="18"/>
+                <w14:ligatures w14:val="none"/>
+              </w:rPr>
+              <w:t>]]</w:t>
+            </w:r>
+          </w:p>
+          <w:p>
+            <w:pPr>
+              <w:spacing w:after="0" w:line="240" w:lineRule="auto"/>
+              <w:outlineLvl w:val="1"/>
+              <w:rPr>
+                <w:rFonts w:ascii="Arial" w:eastAsia="Times New Roman" w:hAnsi="Arial" w:cs="Arial"/>
+                <w:b/>
+                <w:bCs/>
+                <w:color w:val="000000"/>
+                <w:kern w:val="0"/>
                 <w:sz w:val="10"/>
                 <w:szCs w:val="10"/>
                 <w:u w:val="single"/>
@@ -3592,39 +3932,11 @@
                 <w:bCs/>
                 <w:color w:val="000000"/>
                 <w:kern w:val="0"/>
-                <w:sz w:val="18"/>
-                <w:szCs w:val="18"/>
-                <w14:ligatures w14:val="none"/>
-              </w:rPr>
-              <w:t>[[$</w:t>
-            </w:r>
-            <w:proofErr w:type="spellStart"/>
-            <w:r>
-              <w:rPr>
-                <w:rFonts w:ascii="Arial" w:eastAsia="Times New Roman" w:hAnsi="Arial" w:cs="Arial"/>
-                <w:b/>
-                <w:bCs/>
-                <w:color w:val="000000"/>
-                <w:kern w:val="0"/>
-                <w:sz w:val="18"/>
-                <w:szCs w:val="18"/>
-                <w14:ligatures w14:val="none"/>
-              </w:rPr>
-              <w:t>Item.modelName</w:t>
-            </w:r>
-            <w:proofErr w:type="spellEnd"/>
-            <w:r>
-              <w:rPr>
-                <w:rFonts w:ascii="Arial" w:eastAsia="Times New Roman" w:hAnsi="Arial" w:cs="Arial"/>
-                <w:b/>
-                <w:bCs/>
-                <w:color w:val="000000"/>
-                <w:kern w:val="0"/>
-                <w:sz w:val="18"/>
-                <w:szCs w:val="18"/>
-                <w14:ligatures w14:val="none"/>
-              </w:rPr>
-              <w:t>]]</w:t>
+                <w:sz w:val="10"/>
+                <w:szCs w:val="10"/>
+                <w14:ligatures w14:val="none"/>
+              </w:rPr>
+              <w:t>[[end]]</w:t>
             </w:r>
           </w:p>
         </w:tc>

--- a/btb_cvs_support/document/templates/quotation_format.docx
+++ b/btb_cvs_support/document/templates/quotation_format.docx
@@ -1073,15 +1073,7 @@
           <w:rFonts w:ascii="Arial" w:hAnsi="Arial" w:cs="Arial"/>
           <w:lang w:val="en-US"/>
         </w:rPr>
-        <w:t>[[</w:t>
-      </w:r>
-      <w:proofErr w:type="gramStart"/>
-      <w:r>
-        <w:rPr>
-          <w:rFonts w:ascii="Arial" w:hAnsi="Arial" w:cs="Arial"/>
-          <w:lang w:val="en-US"/>
-        </w:rPr>
-        <w:t>rtf .</w:t>
+        <w:t>[[rtf .</w:t>
       </w:r>
       <w:proofErr w:type="spellStart"/>
       <w:r>
@@ -1089,15 +1081,7 @@
           <w:rFonts w:ascii="Arial" w:hAnsi="Arial" w:cs="Arial"/>
           <w:lang w:val="en-US"/>
         </w:rPr>
-        <w:t>qt</w:t>
-      </w:r>
-      <w:proofErr w:type="gramEnd"/>
-      <w:r>
-        <w:rPr>
-          <w:rFonts w:ascii="Arial" w:hAnsi="Arial" w:cs="Arial"/>
-          <w:lang w:val="en-US"/>
-        </w:rPr>
-        <w:t>.terms</w:t>
+        <w:t>qt.terms</w:t>
       </w:r>
       <w:proofErr w:type="spellEnd"/>
       <w:r>
@@ -1106,6 +1090,52 @@
           <w:lang w:val="en-US"/>
         </w:rPr>
         <w:t>]]</w:t>
+      </w:r>
+      <w:r>
+        <w:rPr>
+          <w:rFonts w:ascii="Arial" w:hAnsi="Arial" w:cs="Arial"/>
+          <w:lang w:val="en-US"/>
+        </w:rPr>
+        <w:t xml:space="preserve"> </w:t>
+      </w:r>
+      <w:r>
+        <w:rPr>
+          <w:rFonts w:ascii="Arial" w:hAnsi="Arial" w:cs="Arial"/>
+          <w:lang w:val="en-US"/>
+        </w:rPr>
+        <w:t>[[if eq .</w:t>
+      </w:r>
+      <w:proofErr w:type="spellStart"/>
+      <w:r>
+        <w:rPr>
+          <w:rFonts w:ascii="Arial" w:hAnsi="Arial" w:cs="Arial"/>
+          <w:lang w:val="en-US"/>
+        </w:rPr>
+        <w:t>qt.status</w:t>
+      </w:r>
+      <w:proofErr w:type="spellEnd"/>
+      <w:r>
+        <w:rPr>
+          <w:rFonts w:ascii="Arial" w:hAnsi="Arial" w:cs="Arial"/>
+          <w:lang w:val="en-US"/>
+        </w:rPr>
+        <w:t xml:space="preserve"> “Approved”]] [[</w:t>
+      </w:r>
+      <w:proofErr w:type="spellStart"/>
+      <w:r>
+        <w:rPr>
+          <w:rFonts w:ascii="Arial" w:hAnsi="Arial" w:cs="Arial"/>
+          <w:lang w:val="en-US"/>
+        </w:rPr>
+        <w:t>wmtext</w:t>
+      </w:r>
+      <w:proofErr w:type="spellEnd"/>
+      <w:r>
+        <w:rPr>
+          <w:rFonts w:ascii="Arial" w:hAnsi="Arial" w:cs="Arial"/>
+          <w:lang w:val="en-US"/>
+        </w:rPr>
+        <w:t xml:space="preserve"> “ ”]] [[end]]</w:t>
       </w:r>
     </w:p>
     <w:p>

--- a/btb_cvs_support/document/templates/quotation_format.docx
+++ b/btb_cvs_support/document/templates/quotation_format.docx
@@ -4097,6 +4097,7 @@
           <w:tcPr>
             <w:tcW w:w="2091" w:type="dxa"/>
             <w:gridSpan w:val="3"/>
+            <w:vAlign w:val="center"/>
           </w:tcPr>
           <w:p>
             <w:pPr>
@@ -4158,6 +4159,7 @@
         <w:tc>
           <w:tcPr>
             <w:tcW w:w="3154" w:type="dxa"/>
+            <w:vAlign w:val="center"/>
           </w:tcPr>
           <w:p>
             <w:pPr>
@@ -4214,6 +4216,7 @@
           <w:tcPr>
             <w:tcW w:w="2126" w:type="dxa"/>
             <w:gridSpan w:val="2"/>
+            <w:vAlign w:val="center"/>
           </w:tcPr>
           <w:p>
             <w:pPr>
@@ -4276,6 +4279,7 @@
           <w:tcPr>
             <w:tcW w:w="3686" w:type="dxa"/>
             <w:gridSpan w:val="2"/>
+            <w:vAlign w:val="center"/>
           </w:tcPr>
           <w:p>
             <w:pPr>

--- a/btb_cvs_support/document/templates/quotation_format.docx
+++ b/btb_cvs_support/document/templates/quotation_format.docx
@@ -40,71 +40,56 @@
     <w:p>
       <w:pPr>
         <w:spacing w:after="0" w:line="240" w:lineRule="auto"/>
-        <w:ind w:left="113"/>
         <w:rPr>
-          <w:rFonts w:ascii="Helvetica Neue" w:eastAsia="Times New Roman" w:hAnsi="Helvetica Neue" w:cs="Arial"/>
-          <w:b/>
-          <w:bCs/>
-          <w:color w:val="000000"/>
-          <w:kern w:val="0"/>
-          <w:sz w:val="18"/>
-          <w:szCs w:val="18"/>
-          <w:u w:val="single"/>
+          <w:rFonts w:ascii="Helvetica Neue" w:hAnsi="Helvetica Neue" w:cs="Arial"/>
           <w:lang w:val="en-US"/>
-          <w14:ligatures w14:val="none"/>
         </w:rPr>
       </w:pPr>
     </w:p>
     <w:tbl>
       <w:tblPr>
-        <w:tblW w:w="10966" w:type="dxa"/>
-        <w:tblCellSpacing w:w="0" w:type="dxa"/>
-        <w:tblCellMar>
-          <w:top w:w="140" w:type="dxa"/>
-          <w:left w:w="140" w:type="dxa"/>
-          <w:bottom w:w="140" w:type="dxa"/>
-          <w:right w:w="140" w:type="dxa"/>
-        </w:tblCellMar>
+        <w:tblStyle w:val="TableGrid"/>
+        <w:tblpPr w:leftFromText="180" w:rightFromText="180" w:vertAnchor="text" w:horzAnchor="margin" w:tblpY="45"/>
+        <w:tblOverlap w:val="never"/>
+        <w:tblW w:w="11055" w:type="dxa"/>
+        <w:tblBorders>
+          <w:top w:val="none" w:sz="0" w:space="0" w:color="auto"/>
+          <w:left w:val="none" w:sz="0" w:space="0" w:color="auto"/>
+          <w:bottom w:val="none" w:sz="0" w:space="0" w:color="auto"/>
+          <w:right w:val="none" w:sz="0" w:space="0" w:color="auto"/>
+          <w:insideH w:val="none" w:sz="0" w:space="0" w:color="auto"/>
+          <w:insideV w:val="none" w:sz="0" w:space="0" w:color="auto"/>
+        </w:tblBorders>
         <w:tblLook w:val="04A0" w:firstRow="1" w:lastRow="0" w:firstColumn="1" w:lastColumn="0" w:noHBand="0" w:noVBand="1"/>
       </w:tblPr>
       <w:tblGrid>
-        <w:gridCol w:w="1321"/>
-        <w:gridCol w:w="6467"/>
-        <w:gridCol w:w="1143"/>
-        <w:gridCol w:w="2017"/>
-        <w:gridCol w:w="18"/>
+        <w:gridCol w:w="1156"/>
+        <w:gridCol w:w="6574"/>
+        <w:gridCol w:w="1123"/>
+        <w:gridCol w:w="2202"/>
       </w:tblGrid>
       <w:tr>
         <w:trPr>
-          <w:trHeight w:val="543"/>
-          <w:tblCellSpacing w:w="0" w:type="dxa"/>
+          <w:trHeight w:val="85"/>
         </w:trPr>
         <w:tc>
           <w:tcPr>
-            <w:tcW w:w="1321" w:type="dxa"/>
-            <w:tcBorders>
-              <w:top w:val="nil"/>
-              <w:left w:val="nil"/>
-              <w:bottom w:val="nil"/>
-              <w:right w:val="nil"/>
-            </w:tcBorders>
-            <w:tcMar>
-              <w:top w:w="0" w:type="dxa"/>
-              <w:left w:w="0" w:type="dxa"/>
-              <w:bottom w:w="0" w:type="dxa"/>
-              <w:right w:w="0" w:type="dxa"/>
-            </w:tcMar>
-            <w:hideMark/>
+            <w:tcW w:w="1156" w:type="dxa"/>
+            <w:vMerge w:val="restart"/>
           </w:tcPr>
           <w:p>
             <w:pPr>
-              <w:spacing w:after="0" w:line="360" w:lineRule="auto"/>
-              <w:rPr>
-                <w:rFonts w:ascii="Helvetica Neue" w:eastAsia="Times New Roman" w:hAnsi="Helvetica Neue" w:cs="Arial"/>
-                <w:color w:val="000000"/>
-                <w:kern w:val="0"/>
-                <w:sz w:val="18"/>
-                <w:szCs w:val="18"/>
+              <w:ind w:left="-107"/>
+              <w:rPr>
+                <w:rFonts w:ascii="Helvetica Neue" w:eastAsia="Times New Roman" w:hAnsi="Helvetica Neue" w:cs="Arial"/>
+                <w:b/>
+                <w:bCs/>
+                <w:color w:val="000000"/>
+                <w:kern w:val="0"/>
+                <w:sz w:val="18"/>
+                <w:szCs w:val="18"/>
+                <w:u w:val="single"/>
+                <w:lang w:val="en-US"/>
                 <w14:ligatures w14:val="none"/>
               </w:rPr>
             </w:pPr>
@@ -126,25 +111,11 @@
         </w:tc>
         <w:tc>
           <w:tcPr>
-            <w:tcW w:w="6467" w:type="dxa"/>
-            <w:tcBorders>
-              <w:top w:val="nil"/>
-              <w:left w:val="nil"/>
-              <w:bottom w:val="nil"/>
-              <w:right w:val="nil"/>
-            </w:tcBorders>
-            <w:tcMar>
-              <w:top w:w="0" w:type="dxa"/>
-              <w:left w:w="0" w:type="dxa"/>
-              <w:bottom w:w="0" w:type="dxa"/>
-              <w:right w:w="0" w:type="dxa"/>
-            </w:tcMar>
-            <w:vAlign w:val="center"/>
-            <w:hideMark/>
+            <w:tcW w:w="6574" w:type="dxa"/>
           </w:tcPr>
           <w:p>
             <w:pPr>
-              <w:spacing w:after="0" w:line="360" w:lineRule="auto"/>
+              <w:spacing w:line="276" w:lineRule="auto"/>
               <w:rPr>
                 <w:rFonts w:ascii="Helvetica Neue" w:eastAsia="Times New Roman" w:hAnsi="Helvetica Neue" w:cs="Arial"/>
                 <w:color w:val="000000"/>
@@ -176,18 +147,7 @@
                 <w:szCs w:val="18"/>
                 <w14:ligatures w14:val="none"/>
               </w:rPr>
-              <w:t>qt.</w:t>
-            </w:r>
-            <w:r>
-              <w:rPr>
-                <w:rFonts w:ascii="Helvetica Neue" w:eastAsia="Times New Roman" w:hAnsi="Helvetica Neue" w:cs="Arial"/>
-                <w:color w:val="000000"/>
-                <w:kern w:val="0"/>
-                <w:sz w:val="18"/>
-                <w:szCs w:val="18"/>
-                <w14:ligatures w14:val="none"/>
-              </w:rPr>
-              <w:t>customer</w:t>
+              <w:t>qt.customer</w:t>
             </w:r>
             <w:proofErr w:type="gramEnd"/>
             <w:r>
@@ -200,78 +160,6 @@
                 <w14:ligatures w14:val="none"/>
               </w:rPr>
               <w:t>_name</w:t>
-            </w:r>
-            <w:proofErr w:type="spellEnd"/>
-            <w:r>
-              <w:rPr>
-                <w:rFonts w:ascii="Helvetica Neue" w:eastAsia="Times New Roman" w:hAnsi="Helvetica Neue" w:cs="Arial"/>
-                <w:color w:val="000000"/>
-                <w:kern w:val="0"/>
-                <w:sz w:val="18"/>
-                <w:szCs w:val="18"/>
-                <w14:ligatures w14:val="none"/>
-              </w:rPr>
-              <w:t>]]</w:t>
-            </w:r>
-          </w:p>
-          <w:p>
-            <w:pPr>
-              <w:spacing w:after="0" w:line="360" w:lineRule="auto"/>
-              <w:rPr>
-                <w:rFonts w:ascii="Helvetica Neue" w:eastAsia="Times New Roman" w:hAnsi="Helvetica Neue" w:cs="Arial"/>
-                <w:color w:val="000000"/>
-                <w:kern w:val="0"/>
-                <w:sz w:val="18"/>
-                <w:szCs w:val="18"/>
-                <w14:ligatures w14:val="none"/>
-              </w:rPr>
-            </w:pPr>
-            <w:r>
-              <w:rPr>
-                <w:rFonts w:ascii="Helvetica Neue" w:eastAsia="Times New Roman" w:hAnsi="Helvetica Neue" w:cs="Arial"/>
-                <w:color w:val="000000"/>
-                <w:kern w:val="0"/>
-                <w:sz w:val="18"/>
-                <w:szCs w:val="18"/>
-                <w14:ligatures w14:val="none"/>
-              </w:rPr>
-              <w:t>[[.</w:t>
-            </w:r>
-            <w:proofErr w:type="spellStart"/>
-            <w:proofErr w:type="gramStart"/>
-            <w:r>
-              <w:rPr>
-                <w:rFonts w:ascii="Helvetica Neue" w:eastAsia="Times New Roman" w:hAnsi="Helvetica Neue" w:cs="Arial"/>
-                <w:color w:val="000000"/>
-                <w:kern w:val="0"/>
-                <w:sz w:val="18"/>
-                <w:szCs w:val="18"/>
-                <w14:ligatures w14:val="none"/>
-              </w:rPr>
-              <w:t>qt.</w:t>
-            </w:r>
-            <w:r>
-              <w:rPr>
-                <w:rFonts w:ascii="Helvetica Neue" w:eastAsia="Times New Roman" w:hAnsi="Helvetica Neue" w:cs="Arial"/>
-                <w:color w:val="000000"/>
-                <w:kern w:val="0"/>
-                <w:sz w:val="18"/>
-                <w:szCs w:val="18"/>
-                <w14:ligatures w14:val="none"/>
-              </w:rPr>
-              <w:t>address</w:t>
-            </w:r>
-            <w:proofErr w:type="gramEnd"/>
-            <w:r>
-              <w:rPr>
-                <w:rFonts w:ascii="Helvetica Neue" w:eastAsia="Times New Roman" w:hAnsi="Helvetica Neue" w:cs="Arial"/>
-                <w:color w:val="000000"/>
-                <w:kern w:val="0"/>
-                <w:sz w:val="18"/>
-                <w:szCs w:val="18"/>
-                <w14:ligatures w14:val="none"/>
-              </w:rPr>
-              <w:t>_display</w:t>
             </w:r>
             <w:proofErr w:type="spellEnd"/>
             <w:r>
@@ -289,25 +177,10 @@
         </w:tc>
         <w:tc>
           <w:tcPr>
-            <w:tcW w:w="1143" w:type="dxa"/>
-            <w:tcBorders>
-              <w:top w:val="nil"/>
-              <w:left w:val="nil"/>
-              <w:bottom w:val="nil"/>
-              <w:right w:val="nil"/>
-            </w:tcBorders>
-            <w:tcMar>
-              <w:top w:w="0" w:type="dxa"/>
-              <w:left w:w="0" w:type="dxa"/>
-              <w:bottom w:w="0" w:type="dxa"/>
-              <w:right w:w="0" w:type="dxa"/>
-            </w:tcMar>
-            <w:vAlign w:val="center"/>
-            <w:hideMark/>
+            <w:tcW w:w="1123" w:type="dxa"/>
           </w:tcPr>
           <w:p>
             <w:pPr>
-              <w:spacing w:before="100" w:beforeAutospacing="1" w:after="0" w:line="240" w:lineRule="auto"/>
               <w:rPr>
                 <w:rFonts w:ascii="Helvetica Neue" w:eastAsia="Times New Roman" w:hAnsi="Helvetica Neue" w:cs="Arial"/>
                 <w:color w:val="000000"/>
@@ -327,55 +200,15 @@
                 <w14:ligatures w14:val="none"/>
               </w:rPr>
               <w:t>Date</w:t>
-            </w:r>
-          </w:p>
-          <w:p>
-            <w:pPr>
-              <w:spacing w:before="57" w:after="0" w:line="240" w:lineRule="auto"/>
-              <w:rPr>
-                <w:rFonts w:ascii="Helvetica Neue" w:eastAsia="Times New Roman" w:hAnsi="Helvetica Neue" w:cs="Arial"/>
-                <w:color w:val="000000"/>
-                <w:kern w:val="0"/>
-                <w:sz w:val="18"/>
-                <w:szCs w:val="18"/>
-                <w14:ligatures w14:val="none"/>
-              </w:rPr>
-            </w:pPr>
-            <w:r>
-              <w:rPr>
-                <w:rFonts w:ascii="Helvetica Neue" w:eastAsia="Times New Roman" w:hAnsi="Helvetica Neue" w:cs="Arial"/>
-                <w:color w:val="000000"/>
-                <w:kern w:val="0"/>
-                <w:sz w:val="18"/>
-                <w:szCs w:val="18"/>
-                <w14:ligatures w14:val="none"/>
-              </w:rPr>
-              <w:t>Reference</w:t>
             </w:r>
           </w:p>
         </w:tc>
         <w:tc>
           <w:tcPr>
-            <w:tcW w:w="2035" w:type="dxa"/>
-            <w:gridSpan w:val="2"/>
-            <w:tcBorders>
-              <w:top w:val="nil"/>
-              <w:left w:val="nil"/>
-              <w:bottom w:val="nil"/>
-              <w:right w:val="nil"/>
-            </w:tcBorders>
-            <w:tcMar>
-              <w:top w:w="0" w:type="dxa"/>
-              <w:left w:w="0" w:type="dxa"/>
-              <w:bottom w:w="0" w:type="dxa"/>
-              <w:right w:w="0" w:type="dxa"/>
-            </w:tcMar>
-            <w:vAlign w:val="center"/>
-            <w:hideMark/>
+            <w:tcW w:w="2202" w:type="dxa"/>
           </w:tcPr>
           <w:p>
             <w:pPr>
-              <w:spacing w:before="100" w:beforeAutospacing="1" w:after="0" w:line="240" w:lineRule="auto"/>
               <w:rPr>
                 <w:rFonts w:ascii="Helvetica Neue" w:eastAsia="Times New Roman" w:hAnsi="Helvetica Neue" w:cs="Arial"/>
                 <w:color w:val="000000"/>
@@ -395,148 +228,52 @@
                 <w14:ligatures w14:val="none"/>
               </w:rPr>
               <w:t>9-Jun-25</w:t>
-            </w:r>
-          </w:p>
-          <w:p>
-            <w:pPr>
-              <w:spacing w:before="57" w:after="0" w:line="240" w:lineRule="auto"/>
-              <w:rPr>
-                <w:rFonts w:ascii="Helvetica Neue" w:eastAsia="Times New Roman" w:hAnsi="Helvetica Neue" w:cs="Arial"/>
-                <w:color w:val="000000"/>
-                <w:kern w:val="0"/>
-                <w:sz w:val="18"/>
-                <w:szCs w:val="18"/>
-                <w14:ligatures w14:val="none"/>
-              </w:rPr>
-            </w:pPr>
-            <w:r>
-              <w:rPr>
-                <w:rFonts w:ascii="Helvetica Neue" w:eastAsia="Times New Roman" w:hAnsi="Helvetica Neue" w:cs="Arial"/>
-                <w:color w:val="000000"/>
-                <w:kern w:val="0"/>
-                <w:sz w:val="18"/>
-                <w:szCs w:val="18"/>
-                <w14:ligatures w14:val="none"/>
-              </w:rPr>
-              <w:t>[</w:t>
-            </w:r>
-            <w:proofErr w:type="gramStart"/>
-            <w:r>
-              <w:rPr>
-                <w:rFonts w:ascii="Helvetica Neue" w:eastAsia="Times New Roman" w:hAnsi="Helvetica Neue" w:cs="Arial"/>
-                <w:color w:val="000000"/>
-                <w:kern w:val="0"/>
-                <w:sz w:val="18"/>
-                <w:szCs w:val="18"/>
-                <w14:ligatures w14:val="none"/>
-              </w:rPr>
-              <w:t>[.qt.</w:t>
-            </w:r>
-            <w:r>
-              <w:rPr>
-                <w:rFonts w:ascii="Helvetica Neue" w:eastAsia="Times New Roman" w:hAnsi="Helvetica Neue" w:cs="Arial"/>
-                <w:color w:val="000000"/>
-                <w:kern w:val="0"/>
-                <w:sz w:val="18"/>
-                <w:szCs w:val="18"/>
-                <w14:ligatures w14:val="none"/>
-              </w:rPr>
-              <w:t>name</w:t>
-            </w:r>
-            <w:proofErr w:type="gramEnd"/>
-            <w:r>
-              <w:rPr>
-                <w:rFonts w:ascii="Helvetica Neue" w:eastAsia="Times New Roman" w:hAnsi="Helvetica Neue" w:cs="Arial"/>
-                <w:color w:val="000000"/>
-                <w:kern w:val="0"/>
-                <w:sz w:val="18"/>
-                <w:szCs w:val="18"/>
-                <w14:ligatures w14:val="none"/>
-              </w:rPr>
-              <w:t>]]</w:t>
             </w:r>
           </w:p>
         </w:tc>
       </w:tr>
       <w:tr>
         <w:trPr>
-          <w:gridAfter w:val="1"/>
-          <w:wAfter w:w="18" w:type="dxa"/>
-          <w:trHeight w:val="1064"/>
-          <w:tblCellSpacing w:w="0" w:type="dxa"/>
+          <w:trHeight w:val="84"/>
         </w:trPr>
         <w:tc>
           <w:tcPr>
-            <w:tcW w:w="1321" w:type="dxa"/>
-            <w:tcBorders>
-              <w:top w:val="nil"/>
-              <w:left w:val="nil"/>
-              <w:bottom w:val="nil"/>
-              <w:right w:val="nil"/>
-            </w:tcBorders>
-            <w:tcMar>
-              <w:top w:w="0" w:type="dxa"/>
-              <w:left w:w="0" w:type="dxa"/>
-              <w:bottom w:w="0" w:type="dxa"/>
-              <w:right w:w="0" w:type="dxa"/>
-            </w:tcMar>
-            <w:hideMark/>
+            <w:tcW w:w="1156" w:type="dxa"/>
+            <w:vMerge/>
           </w:tcPr>
           <w:p>
             <w:pPr>
-              <w:spacing w:after="0" w:line="240" w:lineRule="auto"/>
-              <w:rPr>
-                <w:rFonts w:ascii="Helvetica Neue" w:eastAsia="Times New Roman" w:hAnsi="Helvetica Neue" w:cs="Arial"/>
-                <w:color w:val="000000"/>
-                <w:kern w:val="0"/>
-                <w:sz w:val="18"/>
-                <w:szCs w:val="18"/>
-                <w14:ligatures w14:val="none"/>
-              </w:rPr>
-            </w:pPr>
-            <w:r>
-              <w:rPr>
-                <w:rFonts w:ascii="Helvetica Neue" w:eastAsia="Times New Roman" w:hAnsi="Helvetica Neue" w:cs="Arial"/>
-                <w:b/>
-                <w:bCs/>
-                <w:color w:val="000000"/>
-                <w:kern w:val="0"/>
-                <w:sz w:val="18"/>
-                <w:szCs w:val="18"/>
-                <w14:ligatures w14:val="none"/>
-              </w:rPr>
-              <w:t>Attention</w:t>
-            </w:r>
+              <w:rPr>
+                <w:rFonts w:ascii="Helvetica Neue" w:eastAsia="Times New Roman" w:hAnsi="Helvetica Neue" w:cs="Arial"/>
+                <w:b/>
+                <w:bCs/>
+                <w:color w:val="000000"/>
+                <w:spacing w:val="-2"/>
+                <w:kern w:val="0"/>
+                <w:sz w:val="18"/>
+                <w:szCs w:val="18"/>
+                <w14:ligatures w14:val="none"/>
+              </w:rPr>
+            </w:pPr>
           </w:p>
         </w:tc>
         <w:tc>
           <w:tcPr>
-            <w:tcW w:w="9627" w:type="dxa"/>
-            <w:gridSpan w:val="3"/>
-            <w:tcBorders>
-              <w:top w:val="nil"/>
-              <w:left w:val="nil"/>
-              <w:bottom w:val="nil"/>
-              <w:right w:val="nil"/>
-            </w:tcBorders>
-            <w:tcMar>
-              <w:top w:w="0" w:type="dxa"/>
-              <w:left w:w="0" w:type="dxa"/>
-              <w:bottom w:w="0" w:type="dxa"/>
-              <w:right w:w="0" w:type="dxa"/>
-            </w:tcMar>
-            <w:vAlign w:val="center"/>
-            <w:hideMark/>
+            <w:tcW w:w="6574" w:type="dxa"/>
           </w:tcPr>
           <w:p>
             <w:pPr>
-              <w:spacing w:before="57" w:after="57" w:line="240" w:lineRule="auto"/>
-              <w:rPr>
-                <w:rFonts w:ascii="Helvetica Neue" w:eastAsia="Times New Roman" w:hAnsi="Helvetica Neue" w:cs="Arial"/>
-                <w:color w:val="000000"/>
-                <w:kern w:val="0"/>
-                <w:sz w:val="18"/>
-                <w:szCs w:val="18"/>
+              <w:spacing w:line="276" w:lineRule="auto"/>
+              <w:rPr>
+                <w:rFonts w:ascii="Helvetica Neue" w:eastAsia="Times New Roman" w:hAnsi="Helvetica Neue" w:cs="Arial"/>
+                <w:b/>
+                <w:bCs/>
+                <w:color w:val="000000"/>
+                <w:kern w:val="0"/>
+                <w:sz w:val="18"/>
+                <w:szCs w:val="18"/>
+                <w:u w:val="single"/>
+                <w:lang w:val="en-US"/>
                 <w14:ligatures w14:val="none"/>
               </w:rPr>
             </w:pPr>
@@ -562,18 +299,7 @@
                 <w:szCs w:val="18"/>
                 <w14:ligatures w14:val="none"/>
               </w:rPr>
-              <w:t>qt.</w:t>
-            </w:r>
-            <w:r>
-              <w:rPr>
-                <w:rFonts w:ascii="Helvetica Neue" w:eastAsia="Times New Roman" w:hAnsi="Helvetica Neue" w:cs="Arial"/>
-                <w:color w:val="000000"/>
-                <w:kern w:val="0"/>
-                <w:sz w:val="18"/>
-                <w:szCs w:val="18"/>
-                <w14:ligatures w14:val="none"/>
-              </w:rPr>
-              <w:t>contact</w:t>
+              <w:t>qt.address</w:t>
             </w:r>
             <w:proofErr w:type="gramEnd"/>
             <w:r>
@@ -597,33 +323,69 @@
                 <w:szCs w:val="18"/>
                 <w14:ligatures w14:val="none"/>
               </w:rPr>
-              <w:t xml:space="preserve">]], </w:t>
-            </w:r>
-          </w:p>
-          <w:p>
-            <w:pPr>
-              <w:spacing w:before="57" w:after="0" w:line="240" w:lineRule="auto"/>
-              <w:rPr>
-                <w:rFonts w:ascii="Helvetica Neue" w:eastAsia="Times New Roman" w:hAnsi="Helvetica Neue" w:cs="Arial"/>
-                <w:color w:val="000000"/>
-                <w:kern w:val="0"/>
-                <w:sz w:val="18"/>
-                <w:szCs w:val="18"/>
-                <w14:ligatures w14:val="none"/>
-              </w:rPr>
-            </w:pPr>
-            <w:r>
-              <w:rPr>
-                <w:rFonts w:ascii="Helvetica Neue" w:eastAsia="Times New Roman" w:hAnsi="Helvetica Neue" w:cs="Arial"/>
-                <w:color w:val="000000"/>
-                <w:kern w:val="0"/>
-                <w:sz w:val="18"/>
-                <w:szCs w:val="18"/>
-                <w14:ligatures w14:val="none"/>
-              </w:rPr>
-              <w:t>[[.</w:t>
-            </w:r>
-            <w:proofErr w:type="spellStart"/>
+              <w:t>]]</w:t>
+            </w:r>
+          </w:p>
+        </w:tc>
+        <w:tc>
+          <w:tcPr>
+            <w:tcW w:w="1123" w:type="dxa"/>
+          </w:tcPr>
+          <w:p>
+            <w:pPr>
+              <w:spacing w:before="100" w:beforeAutospacing="1"/>
+              <w:rPr>
+                <w:rFonts w:ascii="Helvetica Neue" w:eastAsia="Times New Roman" w:hAnsi="Helvetica Neue" w:cs="Arial"/>
+                <w:color w:val="000000"/>
+                <w:kern w:val="0"/>
+                <w:sz w:val="18"/>
+                <w:szCs w:val="18"/>
+                <w14:ligatures w14:val="none"/>
+              </w:rPr>
+            </w:pPr>
+            <w:r>
+              <w:rPr>
+                <w:rFonts w:ascii="Helvetica Neue" w:eastAsia="Times New Roman" w:hAnsi="Helvetica Neue" w:cs="Arial"/>
+                <w:color w:val="000000"/>
+                <w:kern w:val="0"/>
+                <w:sz w:val="18"/>
+                <w:szCs w:val="18"/>
+                <w14:ligatures w14:val="none"/>
+              </w:rPr>
+              <w:t>Reference</w:t>
+            </w:r>
+          </w:p>
+        </w:tc>
+        <w:tc>
+          <w:tcPr>
+            <w:tcW w:w="2202" w:type="dxa"/>
+          </w:tcPr>
+          <w:p>
+            <w:pPr>
+              <w:rPr>
+                <w:rFonts w:ascii="Helvetica Neue" w:eastAsia="Times New Roman" w:hAnsi="Helvetica Neue" w:cs="Arial"/>
+                <w:b/>
+                <w:bCs/>
+                <w:color w:val="000000"/>
+                <w:kern w:val="0"/>
+                <w:sz w:val="18"/>
+                <w:szCs w:val="18"/>
+                <w:u w:val="single"/>
+                <w:lang w:val="en-US"/>
+                <w14:ligatures w14:val="none"/>
+              </w:rPr>
+            </w:pPr>
+            <w:r>
+              <w:rPr>
+                <w:rFonts w:ascii="Helvetica Neue" w:eastAsia="Times New Roman" w:hAnsi="Helvetica Neue" w:cs="Arial"/>
+                <w:color w:val="000000"/>
+                <w:kern w:val="0"/>
+                <w:sz w:val="18"/>
+                <w:szCs w:val="18"/>
+                <w14:ligatures w14:val="none"/>
+              </w:rPr>
+              <w:t>[</w:t>
+            </w:r>
             <w:proofErr w:type="gramStart"/>
             <w:r>
               <w:rPr>
@@ -634,18 +396,7 @@
                 <w:szCs w:val="18"/>
                 <w14:ligatures w14:val="none"/>
               </w:rPr>
-              <w:t>qt.</w:t>
-            </w:r>
-            <w:r>
-              <w:rPr>
-                <w:rFonts w:ascii="Helvetica Neue" w:eastAsia="Times New Roman" w:hAnsi="Helvetica Neue" w:cs="Arial"/>
-                <w:color w:val="000000"/>
-                <w:kern w:val="0"/>
-                <w:sz w:val="18"/>
-                <w:szCs w:val="18"/>
-                <w14:ligatures w14:val="none"/>
-              </w:rPr>
-              <w:t>contact</w:t>
+              <w:t>[.qt.name</w:t>
             </w:r>
             <w:proofErr w:type="gramEnd"/>
             <w:r>
@@ -657,322 +408,56 @@
                 <w:szCs w:val="18"/>
                 <w14:ligatures w14:val="none"/>
               </w:rPr>
-              <w:t>_designation</w:t>
-            </w:r>
-            <w:proofErr w:type="spellEnd"/>
-            <w:r>
-              <w:rPr>
-                <w:rFonts w:ascii="Helvetica Neue" w:eastAsia="Times New Roman" w:hAnsi="Helvetica Neue" w:cs="Arial"/>
-                <w:color w:val="000000"/>
-                <w:kern w:val="0"/>
-                <w:sz w:val="18"/>
-                <w:szCs w:val="18"/>
-                <w14:ligatures w14:val="none"/>
-              </w:rPr>
               <w:t>]]</w:t>
-            </w:r>
-          </w:p>
-          <w:p>
-            <w:pPr>
-              <w:spacing w:before="57" w:after="0" w:line="240" w:lineRule="auto"/>
-              <w:rPr>
-                <w:rFonts w:ascii="Helvetica Neue" w:eastAsia="Times New Roman" w:hAnsi="Helvetica Neue" w:cs="Arial"/>
-                <w:color w:val="000000"/>
-                <w:kern w:val="0"/>
-                <w:sz w:val="18"/>
-                <w:szCs w:val="18"/>
-                <w14:ligatures w14:val="none"/>
-              </w:rPr>
-            </w:pPr>
-            <w:r>
-              <w:rPr>
-                <w:rFonts w:ascii="Helvetica Neue" w:eastAsia="Times New Roman" w:hAnsi="Helvetica Neue" w:cs="Arial"/>
-                <w:color w:val="000000"/>
-                <w:kern w:val="0"/>
-                <w:sz w:val="18"/>
-                <w:szCs w:val="18"/>
-                <w14:ligatures w14:val="none"/>
-              </w:rPr>
-              <w:t>[[.</w:t>
-            </w:r>
-            <w:proofErr w:type="spellStart"/>
-            <w:proofErr w:type="gramStart"/>
-            <w:r>
-              <w:rPr>
-                <w:rFonts w:ascii="Helvetica Neue" w:eastAsia="Times New Roman" w:hAnsi="Helvetica Neue" w:cs="Arial"/>
-                <w:color w:val="000000"/>
-                <w:kern w:val="0"/>
-                <w:sz w:val="18"/>
-                <w:szCs w:val="18"/>
-                <w14:ligatures w14:val="none"/>
-              </w:rPr>
-              <w:t>qt.contact</w:t>
-            </w:r>
-            <w:proofErr w:type="gramEnd"/>
-            <w:r>
-              <w:rPr>
-                <w:rFonts w:ascii="Helvetica Neue" w:eastAsia="Times New Roman" w:hAnsi="Helvetica Neue" w:cs="Arial"/>
-                <w:color w:val="000000"/>
-                <w:kern w:val="0"/>
-                <w:sz w:val="18"/>
-                <w:szCs w:val="18"/>
-                <w14:ligatures w14:val="none"/>
-              </w:rPr>
-              <w:t>_mobile</w:t>
-            </w:r>
-            <w:proofErr w:type="spellEnd"/>
-            <w:r>
-              <w:rPr>
-                <w:rFonts w:ascii="Helvetica Neue" w:eastAsia="Times New Roman" w:hAnsi="Helvetica Neue" w:cs="Arial"/>
-                <w:color w:val="000000"/>
-                <w:kern w:val="0"/>
-                <w:sz w:val="18"/>
-                <w:szCs w:val="18"/>
-                <w14:ligatures w14:val="none"/>
-              </w:rPr>
-              <w:t>]]</w:t>
-            </w:r>
-          </w:p>
-          <w:p>
-            <w:pPr>
-              <w:spacing w:before="57" w:after="0" w:line="240" w:lineRule="auto"/>
-              <w:rPr>
-                <w:rFonts w:ascii="Helvetica Neue" w:eastAsia="Times New Roman" w:hAnsi="Helvetica Neue" w:cs="Arial"/>
-                <w:color w:val="000000"/>
-                <w:kern w:val="0"/>
-                <w:sz w:val="18"/>
-                <w:szCs w:val="18"/>
-                <w14:ligatures w14:val="none"/>
-              </w:rPr>
-            </w:pPr>
-            <w:r>
-              <w:rPr>
-                <w:rFonts w:ascii="Helvetica Neue" w:eastAsia="Times New Roman" w:hAnsi="Helvetica Neue" w:cs="Arial"/>
-                <w:color w:val="000000"/>
-                <w:kern w:val="0"/>
-                <w:sz w:val="18"/>
-                <w:szCs w:val="18"/>
-                <w14:ligatures w14:val="none"/>
-              </w:rPr>
-              <w:t>[[</w:t>
-            </w:r>
-            <w:proofErr w:type="gramStart"/>
-            <w:r>
-              <w:rPr>
-                <w:rFonts w:ascii="Helvetica Neue" w:eastAsia="Times New Roman" w:hAnsi="Helvetica Neue" w:cs="Arial"/>
-                <w:color w:val="000000"/>
-                <w:kern w:val="0"/>
-                <w:sz w:val="18"/>
-                <w:szCs w:val="18"/>
-                <w14:ligatures w14:val="none"/>
-              </w:rPr>
-              <w:t xml:space="preserve">if </w:t>
-            </w:r>
-            <w:r>
-              <w:rPr>
-                <w:rFonts w:ascii="Helvetica Neue" w:eastAsia="Times New Roman" w:hAnsi="Helvetica Neue" w:cs="Arial"/>
-                <w:color w:val="000000"/>
-                <w:kern w:val="0"/>
-                <w:sz w:val="18"/>
-                <w:szCs w:val="18"/>
-                <w14:ligatures w14:val="none"/>
-              </w:rPr>
-              <w:t>.</w:t>
-            </w:r>
-            <w:proofErr w:type="spellStart"/>
-            <w:r>
-              <w:rPr>
-                <w:rFonts w:ascii="Helvetica Neue" w:eastAsia="Times New Roman" w:hAnsi="Helvetica Neue" w:cs="Arial"/>
-                <w:color w:val="000000"/>
-                <w:kern w:val="0"/>
-                <w:sz w:val="18"/>
-                <w:szCs w:val="18"/>
-                <w14:ligatures w14:val="none"/>
-              </w:rPr>
-              <w:t>qt</w:t>
-            </w:r>
-            <w:proofErr w:type="gramEnd"/>
-            <w:r>
-              <w:rPr>
-                <w:rFonts w:ascii="Helvetica Neue" w:eastAsia="Times New Roman" w:hAnsi="Helvetica Neue" w:cs="Arial"/>
-                <w:color w:val="000000"/>
-                <w:kern w:val="0"/>
-                <w:sz w:val="18"/>
-                <w:szCs w:val="18"/>
-                <w14:ligatures w14:val="none"/>
-              </w:rPr>
-              <w:t>.contact_email</w:t>
-            </w:r>
-            <w:proofErr w:type="spellEnd"/>
-            <w:r>
-              <w:rPr>
-                <w:rFonts w:ascii="Helvetica Neue" w:eastAsia="Times New Roman" w:hAnsi="Helvetica Neue" w:cs="Arial"/>
-                <w:color w:val="000000"/>
-                <w:kern w:val="0"/>
-                <w:sz w:val="18"/>
-                <w:szCs w:val="18"/>
-                <w14:ligatures w14:val="none"/>
-              </w:rPr>
-              <w:t>]]</w:t>
-            </w:r>
-            <w:r>
-              <w:rPr>
-                <w:rFonts w:ascii="Helvetica Neue" w:eastAsia="Times New Roman" w:hAnsi="Helvetica Neue" w:cs="Arial"/>
-                <w:color w:val="000000"/>
-                <w:kern w:val="0"/>
-                <w:sz w:val="18"/>
-                <w:szCs w:val="18"/>
-                <w14:ligatures w14:val="none"/>
-              </w:rPr>
-              <w:t xml:space="preserve"> </w:t>
-            </w:r>
-            <w:r>
-              <w:rPr>
-                <w:rFonts w:ascii="Helvetica Neue" w:eastAsia="Times New Roman" w:hAnsi="Helvetica Neue" w:cs="Arial"/>
-                <w:color w:val="000000"/>
-                <w:kern w:val="0"/>
-                <w:sz w:val="18"/>
-                <w:szCs w:val="18"/>
-                <w14:ligatures w14:val="none"/>
-              </w:rPr>
-              <w:t>[[.</w:t>
-            </w:r>
-            <w:proofErr w:type="spellStart"/>
-            <w:proofErr w:type="gramStart"/>
-            <w:r>
-              <w:rPr>
-                <w:rFonts w:ascii="Helvetica Neue" w:eastAsia="Times New Roman" w:hAnsi="Helvetica Neue" w:cs="Arial"/>
-                <w:color w:val="000000"/>
-                <w:kern w:val="0"/>
-                <w:sz w:val="18"/>
-                <w:szCs w:val="18"/>
-                <w14:ligatures w14:val="none"/>
-              </w:rPr>
-              <w:t>qt.contact</w:t>
-            </w:r>
-            <w:proofErr w:type="gramEnd"/>
-            <w:r>
-              <w:rPr>
-                <w:rFonts w:ascii="Helvetica Neue" w:eastAsia="Times New Roman" w:hAnsi="Helvetica Neue" w:cs="Arial"/>
-                <w:color w:val="000000"/>
-                <w:kern w:val="0"/>
-                <w:sz w:val="18"/>
-                <w:szCs w:val="18"/>
-                <w14:ligatures w14:val="none"/>
-              </w:rPr>
-              <w:t>_email</w:t>
-            </w:r>
-            <w:proofErr w:type="spellEnd"/>
-            <w:r>
-              <w:rPr>
-                <w:rFonts w:ascii="Helvetica Neue" w:eastAsia="Times New Roman" w:hAnsi="Helvetica Neue" w:cs="Arial"/>
-                <w:color w:val="000000"/>
-                <w:kern w:val="0"/>
-                <w:sz w:val="18"/>
-                <w:szCs w:val="18"/>
-                <w14:ligatures w14:val="none"/>
-              </w:rPr>
-              <w:t>]]</w:t>
-            </w:r>
-            <w:r>
-              <w:rPr>
-                <w:rFonts w:ascii="Helvetica Neue" w:eastAsia="Times New Roman" w:hAnsi="Helvetica Neue" w:cs="Arial"/>
-                <w:color w:val="000000"/>
-                <w:kern w:val="0"/>
-                <w:sz w:val="18"/>
-                <w:szCs w:val="18"/>
-                <w14:ligatures w14:val="none"/>
-              </w:rPr>
-              <w:t xml:space="preserve"> </w:t>
-            </w:r>
-            <w:r>
-              <w:rPr>
-                <w:rFonts w:ascii="Helvetica Neue" w:eastAsia="Times New Roman" w:hAnsi="Helvetica Neue" w:cs="Arial"/>
-                <w:color w:val="000000"/>
-                <w:kern w:val="0"/>
-                <w:sz w:val="18"/>
-                <w:szCs w:val="18"/>
-                <w14:ligatures w14:val="none"/>
-              </w:rPr>
-              <w:t>[[end]]</w:t>
             </w:r>
           </w:p>
         </w:tc>
       </w:tr>
       <w:tr>
-        <w:trPr>
-          <w:gridAfter w:val="1"/>
-          <w:wAfter w:w="18" w:type="dxa"/>
-          <w:trHeight w:val="261"/>
-          <w:tblCellSpacing w:w="0" w:type="dxa"/>
-        </w:trPr>
         <w:tc>
           <w:tcPr>
-            <w:tcW w:w="1321" w:type="dxa"/>
-            <w:tcBorders>
-              <w:top w:val="nil"/>
-              <w:left w:val="nil"/>
-              <w:bottom w:val="nil"/>
-              <w:right w:val="nil"/>
-            </w:tcBorders>
-            <w:tcMar>
-              <w:top w:w="0" w:type="dxa"/>
-              <w:left w:w="0" w:type="dxa"/>
-              <w:bottom w:w="0" w:type="dxa"/>
-              <w:right w:w="0" w:type="dxa"/>
-            </w:tcMar>
-            <w:vAlign w:val="center"/>
-            <w:hideMark/>
+            <w:tcW w:w="1156" w:type="dxa"/>
           </w:tcPr>
           <w:p>
             <w:pPr>
-              <w:spacing w:before="57" w:after="0" w:line="240" w:lineRule="auto"/>
-              <w:rPr>
-                <w:rFonts w:ascii="Helvetica Neue" w:eastAsia="Times New Roman" w:hAnsi="Helvetica Neue" w:cs="Arial"/>
-                <w:color w:val="000000"/>
-                <w:kern w:val="0"/>
-                <w:sz w:val="18"/>
-                <w:szCs w:val="18"/>
-                <w14:ligatures w14:val="none"/>
-              </w:rPr>
-            </w:pPr>
-            <w:r>
-              <w:rPr>
-                <w:rFonts w:ascii="Helvetica Neue" w:eastAsia="Times New Roman" w:hAnsi="Helvetica Neue" w:cs="Arial"/>
-                <w:b/>
-                <w:bCs/>
-                <w:color w:val="000000"/>
-                <w:kern w:val="0"/>
-                <w:sz w:val="18"/>
-                <w:szCs w:val="18"/>
-                <w14:ligatures w14:val="none"/>
-              </w:rPr>
-              <w:t>Subject</w:t>
+              <w:ind w:left="-107"/>
+              <w:rPr>
+                <w:rFonts w:ascii="Helvetica Neue" w:eastAsia="Times New Roman" w:hAnsi="Helvetica Neue" w:cs="Arial"/>
+                <w:b/>
+                <w:bCs/>
+                <w:color w:val="000000"/>
+                <w:kern w:val="0"/>
+                <w:sz w:val="18"/>
+                <w:szCs w:val="18"/>
+                <w:u w:val="single"/>
+                <w:lang w:val="en-US"/>
+                <w14:ligatures w14:val="none"/>
+              </w:rPr>
+            </w:pPr>
+            <w:r>
+              <w:rPr>
+                <w:rFonts w:ascii="Helvetica Neue" w:eastAsia="Times New Roman" w:hAnsi="Helvetica Neue" w:cs="Arial"/>
+                <w:b/>
+                <w:bCs/>
+                <w:color w:val="000000"/>
+                <w:kern w:val="0"/>
+                <w:sz w:val="18"/>
+                <w:szCs w:val="18"/>
+                <w14:ligatures w14:val="none"/>
+              </w:rPr>
+              <w:t>Attention</w:t>
             </w:r>
           </w:p>
         </w:tc>
         <w:tc>
           <w:tcPr>
-            <w:tcW w:w="9627" w:type="dxa"/>
+            <w:tcW w:w="9899" w:type="dxa"/>
             <w:gridSpan w:val="3"/>
-            <w:tcBorders>
-              <w:top w:val="nil"/>
-              <w:left w:val="nil"/>
-              <w:bottom w:val="nil"/>
-              <w:right w:val="nil"/>
-            </w:tcBorders>
-            <w:tcMar>
-              <w:top w:w="0" w:type="dxa"/>
-              <w:left w:w="0" w:type="dxa"/>
-              <w:bottom w:w="0" w:type="dxa"/>
-              <w:right w:w="0" w:type="dxa"/>
-            </w:tcMar>
             <w:vAlign w:val="center"/>
-            <w:hideMark/>
           </w:tcPr>
           <w:p>
             <w:pPr>
-              <w:spacing w:before="100" w:beforeAutospacing="1" w:after="0" w:line="240" w:lineRule="auto"/>
+              <w:spacing w:before="57" w:after="57"/>
               <w:rPr>
                 <w:rFonts w:ascii="Helvetica Neue" w:eastAsia="Times New Roman" w:hAnsi="Helvetica Neue" w:cs="Arial"/>
                 <w:color w:val="000000"/>
@@ -1004,20 +489,69 @@
                 <w:szCs w:val="18"/>
                 <w14:ligatures w14:val="none"/>
               </w:rPr>
-              <w:t>qt.</w:t>
-            </w:r>
-            <w:r>
-              <w:rPr>
-                <w:rFonts w:ascii="Helvetica Neue" w:eastAsia="Times New Roman" w:hAnsi="Helvetica Neue" w:cs="Arial"/>
-                <w:color w:val="000000"/>
-                <w:kern w:val="0"/>
-                <w:sz w:val="18"/>
-                <w:szCs w:val="18"/>
-                <w14:ligatures w14:val="none"/>
-              </w:rPr>
-              <w:t>subject</w:t>
+              <w:t>qt.contact</w:t>
+            </w:r>
+            <w:proofErr w:type="gramEnd"/>
+            <w:r>
+              <w:rPr>
+                <w:rFonts w:ascii="Helvetica Neue" w:eastAsia="Times New Roman" w:hAnsi="Helvetica Neue" w:cs="Arial"/>
+                <w:color w:val="000000"/>
+                <w:kern w:val="0"/>
+                <w:sz w:val="18"/>
+                <w:szCs w:val="18"/>
+                <w14:ligatures w14:val="none"/>
+              </w:rPr>
+              <w:t>_display</w:t>
             </w:r>
             <w:proofErr w:type="spellEnd"/>
+            <w:r>
+              <w:rPr>
+                <w:rFonts w:ascii="Helvetica Neue" w:eastAsia="Times New Roman" w:hAnsi="Helvetica Neue" w:cs="Arial"/>
+                <w:color w:val="000000"/>
+                <w:kern w:val="0"/>
+                <w:sz w:val="18"/>
+                <w:szCs w:val="18"/>
+                <w14:ligatures w14:val="none"/>
+              </w:rPr>
+              <w:t xml:space="preserve">]], </w:t>
+            </w:r>
+          </w:p>
+          <w:p>
+            <w:pPr>
+              <w:spacing w:before="57"/>
+              <w:rPr>
+                <w:rFonts w:ascii="Helvetica Neue" w:eastAsia="Times New Roman" w:hAnsi="Helvetica Neue" w:cs="Arial"/>
+                <w:color w:val="000000"/>
+                <w:kern w:val="0"/>
+                <w:sz w:val="18"/>
+                <w:szCs w:val="18"/>
+                <w14:ligatures w14:val="none"/>
+              </w:rPr>
+            </w:pPr>
+            <w:r>
+              <w:rPr>
+                <w:rFonts w:ascii="Helvetica Neue" w:eastAsia="Times New Roman" w:hAnsi="Helvetica Neue" w:cs="Arial"/>
+                <w:color w:val="000000"/>
+                <w:kern w:val="0"/>
+                <w:sz w:val="18"/>
+                <w:szCs w:val="18"/>
+                <w14:ligatures w14:val="none"/>
+              </w:rPr>
+              <w:t>[[.</w:t>
+            </w:r>
+            <w:proofErr w:type="spellStart"/>
+            <w:proofErr w:type="gramStart"/>
+            <w:r>
+              <w:rPr>
+                <w:rFonts w:ascii="Helvetica Neue" w:eastAsia="Times New Roman" w:hAnsi="Helvetica Neue" w:cs="Arial"/>
+                <w:color w:val="000000"/>
+                <w:kern w:val="0"/>
+                <w:sz w:val="18"/>
+                <w:szCs w:val="18"/>
+                <w14:ligatures w14:val="none"/>
+              </w:rPr>
+              <w:t>qt.contact</w:t>
+            </w:r>
             <w:proofErr w:type="gramEnd"/>
             <w:r>
               <w:rPr>
@@ -1028,91 +562,347 @@
                 <w:szCs w:val="18"/>
                 <w14:ligatures w14:val="none"/>
               </w:rPr>
+              <w:t>_designation</w:t>
+            </w:r>
+            <w:proofErr w:type="spellEnd"/>
+            <w:r>
+              <w:rPr>
+                <w:rFonts w:ascii="Helvetica Neue" w:eastAsia="Times New Roman" w:hAnsi="Helvetica Neue" w:cs="Arial"/>
+                <w:color w:val="000000"/>
+                <w:kern w:val="0"/>
+                <w:sz w:val="18"/>
+                <w:szCs w:val="18"/>
+                <w14:ligatures w14:val="none"/>
+              </w:rPr>
               <w:t>]]</w:t>
+            </w:r>
+          </w:p>
+          <w:p>
+            <w:pPr>
+              <w:spacing w:before="57"/>
+              <w:rPr>
+                <w:rFonts w:ascii="Helvetica Neue" w:eastAsia="Times New Roman" w:hAnsi="Helvetica Neue" w:cs="Arial"/>
+                <w:color w:val="000000"/>
+                <w:kern w:val="0"/>
+                <w:sz w:val="18"/>
+                <w:szCs w:val="18"/>
+                <w14:ligatures w14:val="none"/>
+              </w:rPr>
+            </w:pPr>
+            <w:r>
+              <w:rPr>
+                <w:rFonts w:ascii="Helvetica Neue" w:eastAsia="Times New Roman" w:hAnsi="Helvetica Neue" w:cs="Arial"/>
+                <w:color w:val="000000"/>
+                <w:kern w:val="0"/>
+                <w:sz w:val="18"/>
+                <w:szCs w:val="18"/>
+                <w14:ligatures w14:val="none"/>
+              </w:rPr>
+              <w:t>[[.</w:t>
+            </w:r>
+            <w:proofErr w:type="spellStart"/>
+            <w:proofErr w:type="gramStart"/>
+            <w:r>
+              <w:rPr>
+                <w:rFonts w:ascii="Helvetica Neue" w:eastAsia="Times New Roman" w:hAnsi="Helvetica Neue" w:cs="Arial"/>
+                <w:color w:val="000000"/>
+                <w:kern w:val="0"/>
+                <w:sz w:val="18"/>
+                <w:szCs w:val="18"/>
+                <w14:ligatures w14:val="none"/>
+              </w:rPr>
+              <w:t>qt.contact</w:t>
+            </w:r>
+            <w:proofErr w:type="gramEnd"/>
+            <w:r>
+              <w:rPr>
+                <w:rFonts w:ascii="Helvetica Neue" w:eastAsia="Times New Roman" w:hAnsi="Helvetica Neue" w:cs="Arial"/>
+                <w:color w:val="000000"/>
+                <w:kern w:val="0"/>
+                <w:sz w:val="18"/>
+                <w:szCs w:val="18"/>
+                <w14:ligatures w14:val="none"/>
+              </w:rPr>
+              <w:t>_mobile</w:t>
+            </w:r>
+            <w:proofErr w:type="spellEnd"/>
+            <w:r>
+              <w:rPr>
+                <w:rFonts w:ascii="Helvetica Neue" w:eastAsia="Times New Roman" w:hAnsi="Helvetica Neue" w:cs="Arial"/>
+                <w:color w:val="000000"/>
+                <w:kern w:val="0"/>
+                <w:sz w:val="18"/>
+                <w:szCs w:val="18"/>
+                <w14:ligatures w14:val="none"/>
+              </w:rPr>
+              <w:t>]]</w:t>
+            </w:r>
+          </w:p>
+          <w:p>
+            <w:pPr>
+              <w:rPr>
+                <w:rFonts w:ascii="Helvetica Neue" w:eastAsia="Times New Roman" w:hAnsi="Helvetica Neue" w:cs="Arial"/>
+                <w:b/>
+                <w:bCs/>
+                <w:color w:val="000000"/>
+                <w:kern w:val="0"/>
+                <w:sz w:val="18"/>
+                <w:szCs w:val="18"/>
+                <w:u w:val="single"/>
+                <w:lang w:val="en-US"/>
+                <w14:ligatures w14:val="none"/>
+              </w:rPr>
+            </w:pPr>
+            <w:r>
+              <w:rPr>
+                <w:rFonts w:ascii="Helvetica Neue" w:eastAsia="Times New Roman" w:hAnsi="Helvetica Neue" w:cs="Arial"/>
+                <w:color w:val="000000"/>
+                <w:kern w:val="0"/>
+                <w:sz w:val="18"/>
+                <w:szCs w:val="18"/>
+                <w14:ligatures w14:val="none"/>
+              </w:rPr>
+              <w:t>[[</w:t>
+            </w:r>
+            <w:proofErr w:type="gramStart"/>
+            <w:r>
+              <w:rPr>
+                <w:rFonts w:ascii="Helvetica Neue" w:eastAsia="Times New Roman" w:hAnsi="Helvetica Neue" w:cs="Arial"/>
+                <w:color w:val="000000"/>
+                <w:kern w:val="0"/>
+                <w:sz w:val="18"/>
+                <w:szCs w:val="18"/>
+                <w14:ligatures w14:val="none"/>
+              </w:rPr>
+              <w:t>if .</w:t>
+            </w:r>
+            <w:proofErr w:type="spellStart"/>
+            <w:r>
+              <w:rPr>
+                <w:rFonts w:ascii="Helvetica Neue" w:eastAsia="Times New Roman" w:hAnsi="Helvetica Neue" w:cs="Arial"/>
+                <w:color w:val="000000"/>
+                <w:kern w:val="0"/>
+                <w:sz w:val="18"/>
+                <w:szCs w:val="18"/>
+                <w14:ligatures w14:val="none"/>
+              </w:rPr>
+              <w:t>qt</w:t>
+            </w:r>
+            <w:proofErr w:type="gramEnd"/>
+            <w:r>
+              <w:rPr>
+                <w:rFonts w:ascii="Helvetica Neue" w:eastAsia="Times New Roman" w:hAnsi="Helvetica Neue" w:cs="Arial"/>
+                <w:color w:val="000000"/>
+                <w:kern w:val="0"/>
+                <w:sz w:val="18"/>
+                <w:szCs w:val="18"/>
+                <w14:ligatures w14:val="none"/>
+              </w:rPr>
+              <w:t>.contact_email</w:t>
+            </w:r>
+            <w:proofErr w:type="spellEnd"/>
+            <w:r>
+              <w:rPr>
+                <w:rFonts w:ascii="Helvetica Neue" w:eastAsia="Times New Roman" w:hAnsi="Helvetica Neue" w:cs="Arial"/>
+                <w:color w:val="000000"/>
+                <w:kern w:val="0"/>
+                <w:sz w:val="18"/>
+                <w:szCs w:val="18"/>
+                <w14:ligatures w14:val="none"/>
+              </w:rPr>
+              <w:t>]] [[.</w:t>
+            </w:r>
+            <w:proofErr w:type="spellStart"/>
+            <w:proofErr w:type="gramStart"/>
+            <w:r>
+              <w:rPr>
+                <w:rFonts w:ascii="Helvetica Neue" w:eastAsia="Times New Roman" w:hAnsi="Helvetica Neue" w:cs="Arial"/>
+                <w:color w:val="000000"/>
+                <w:kern w:val="0"/>
+                <w:sz w:val="18"/>
+                <w:szCs w:val="18"/>
+                <w14:ligatures w14:val="none"/>
+              </w:rPr>
+              <w:t>qt.contact</w:t>
+            </w:r>
+            <w:proofErr w:type="gramEnd"/>
+            <w:r>
+              <w:rPr>
+                <w:rFonts w:ascii="Helvetica Neue" w:eastAsia="Times New Roman" w:hAnsi="Helvetica Neue" w:cs="Arial"/>
+                <w:color w:val="000000"/>
+                <w:kern w:val="0"/>
+                <w:sz w:val="18"/>
+                <w:szCs w:val="18"/>
+                <w14:ligatures w14:val="none"/>
+              </w:rPr>
+              <w:t>_email</w:t>
+            </w:r>
+            <w:proofErr w:type="spellEnd"/>
+            <w:r>
+              <w:rPr>
+                <w:rFonts w:ascii="Helvetica Neue" w:eastAsia="Times New Roman" w:hAnsi="Helvetica Neue" w:cs="Arial"/>
+                <w:color w:val="000000"/>
+                <w:kern w:val="0"/>
+                <w:sz w:val="18"/>
+                <w:szCs w:val="18"/>
+                <w14:ligatures w14:val="none"/>
+              </w:rPr>
+              <w:t>]] [[end]]</w:t>
             </w:r>
           </w:p>
         </w:tc>
       </w:tr>
       <w:tr>
-        <w:trPr>
-          <w:gridAfter w:val="1"/>
-          <w:wAfter w:w="18" w:type="dxa"/>
-          <w:trHeight w:val="277"/>
-          <w:tblCellSpacing w:w="0" w:type="dxa"/>
-        </w:trPr>
         <w:tc>
           <w:tcPr>
-            <w:tcW w:w="1321" w:type="dxa"/>
-            <w:tcBorders>
-              <w:top w:val="nil"/>
-              <w:left w:val="nil"/>
-              <w:bottom w:val="nil"/>
-              <w:right w:val="nil"/>
-            </w:tcBorders>
-            <w:tcMar>
-              <w:top w:w="0" w:type="dxa"/>
-              <w:left w:w="0" w:type="dxa"/>
-              <w:bottom w:w="0" w:type="dxa"/>
-              <w:right w:w="0" w:type="dxa"/>
-            </w:tcMar>
-            <w:vAlign w:val="center"/>
-            <w:hideMark/>
+            <w:tcW w:w="1156" w:type="dxa"/>
           </w:tcPr>
           <w:p>
             <w:pPr>
-              <w:spacing w:before="57" w:after="0" w:line="240" w:lineRule="auto"/>
-              <w:rPr>
-                <w:rFonts w:ascii="Helvetica Neue" w:eastAsia="Times New Roman" w:hAnsi="Helvetica Neue" w:cs="Arial"/>
-                <w:color w:val="000000"/>
-                <w:kern w:val="0"/>
-                <w:sz w:val="18"/>
-                <w:szCs w:val="18"/>
-                <w14:ligatures w14:val="none"/>
-              </w:rPr>
-            </w:pPr>
-            <w:r>
-              <w:rPr>
-                <w:rFonts w:ascii="Helvetica Neue" w:eastAsia="Times New Roman" w:hAnsi="Helvetica Neue" w:cs="Arial"/>
-                <w:b/>
-                <w:bCs/>
-                <w:color w:val="000000"/>
-                <w:kern w:val="0"/>
-                <w:sz w:val="18"/>
-                <w:szCs w:val="18"/>
-                <w14:ligatures w14:val="none"/>
-              </w:rPr>
-              <w:t>Project</w:t>
+              <w:ind w:left="-107"/>
+              <w:rPr>
+                <w:rFonts w:ascii="Helvetica Neue" w:eastAsia="Times New Roman" w:hAnsi="Helvetica Neue" w:cs="Arial"/>
+                <w:b/>
+                <w:bCs/>
+                <w:color w:val="000000"/>
+                <w:kern w:val="0"/>
+                <w:sz w:val="18"/>
+                <w:szCs w:val="18"/>
+                <w:u w:val="single"/>
+                <w:lang w:val="en-US"/>
+                <w14:ligatures w14:val="none"/>
+              </w:rPr>
+            </w:pPr>
+            <w:r>
+              <w:rPr>
+                <w:rFonts w:ascii="Helvetica Neue" w:eastAsia="Times New Roman" w:hAnsi="Helvetica Neue" w:cs="Arial"/>
+                <w:b/>
+                <w:bCs/>
+                <w:color w:val="000000"/>
+                <w:kern w:val="0"/>
+                <w:sz w:val="18"/>
+                <w:szCs w:val="18"/>
+                <w14:ligatures w14:val="none"/>
+              </w:rPr>
+              <w:t>Subject</w:t>
             </w:r>
           </w:p>
         </w:tc>
         <w:tc>
           <w:tcPr>
-            <w:tcW w:w="9627" w:type="dxa"/>
+            <w:tcW w:w="9899" w:type="dxa"/>
             <w:gridSpan w:val="3"/>
-            <w:tcBorders>
-              <w:top w:val="nil"/>
-              <w:left w:val="nil"/>
-              <w:bottom w:val="nil"/>
-              <w:right w:val="nil"/>
-            </w:tcBorders>
-            <w:tcMar>
-              <w:top w:w="0" w:type="dxa"/>
-              <w:left w:w="0" w:type="dxa"/>
-              <w:bottom w:w="0" w:type="dxa"/>
-              <w:right w:w="0" w:type="dxa"/>
-            </w:tcMar>
-            <w:vAlign w:val="center"/>
-            <w:hideMark/>
           </w:tcPr>
           <w:p>
             <w:pPr>
-              <w:spacing w:before="100" w:beforeAutospacing="1" w:after="0" w:line="240" w:lineRule="auto"/>
-              <w:rPr>
-                <w:rFonts w:ascii="Helvetica Neue" w:eastAsia="Times New Roman" w:hAnsi="Helvetica Neue" w:cs="Arial"/>
-                <w:color w:val="000000"/>
-                <w:kern w:val="0"/>
-                <w:sz w:val="18"/>
-                <w:szCs w:val="18"/>
+              <w:spacing w:line="276" w:lineRule="auto"/>
+              <w:rPr>
+                <w:rFonts w:ascii="Helvetica Neue" w:eastAsia="Times New Roman" w:hAnsi="Helvetica Neue" w:cs="Arial"/>
+                <w:b/>
+                <w:bCs/>
+                <w:color w:val="000000"/>
+                <w:kern w:val="0"/>
+                <w:sz w:val="18"/>
+                <w:szCs w:val="18"/>
+                <w:u w:val="single"/>
+                <w:lang w:val="en-US"/>
+                <w14:ligatures w14:val="none"/>
+              </w:rPr>
+            </w:pPr>
+            <w:r>
+              <w:rPr>
+                <w:rFonts w:ascii="Helvetica Neue" w:eastAsia="Times New Roman" w:hAnsi="Helvetica Neue" w:cs="Arial"/>
+                <w:color w:val="000000"/>
+                <w:kern w:val="0"/>
+                <w:sz w:val="18"/>
+                <w:szCs w:val="18"/>
+                <w14:ligatures w14:val="none"/>
+              </w:rPr>
+              <w:t>[[.</w:t>
+            </w:r>
+            <w:proofErr w:type="spellStart"/>
+            <w:proofErr w:type="gramStart"/>
+            <w:r>
+              <w:rPr>
+                <w:rFonts w:ascii="Helvetica Neue" w:eastAsia="Times New Roman" w:hAnsi="Helvetica Neue" w:cs="Arial"/>
+                <w:color w:val="000000"/>
+                <w:kern w:val="0"/>
+                <w:sz w:val="18"/>
+                <w:szCs w:val="18"/>
+                <w14:ligatures w14:val="none"/>
+              </w:rPr>
+              <w:t>qt.subject</w:t>
+            </w:r>
+            <w:proofErr w:type="spellEnd"/>
+            <w:proofErr w:type="gramEnd"/>
+            <w:r>
+              <w:rPr>
+                <w:rFonts w:ascii="Helvetica Neue" w:eastAsia="Times New Roman" w:hAnsi="Helvetica Neue" w:cs="Arial"/>
+                <w:color w:val="000000"/>
+                <w:kern w:val="0"/>
+                <w:sz w:val="18"/>
+                <w:szCs w:val="18"/>
+                <w14:ligatures w14:val="none"/>
+              </w:rPr>
+              <w:t>]]</w:t>
+            </w:r>
+          </w:p>
+        </w:tc>
+      </w:tr>
+      <w:tr>
+        <w:tc>
+          <w:tcPr>
+            <w:tcW w:w="1156" w:type="dxa"/>
+          </w:tcPr>
+          <w:p>
+            <w:pPr>
+              <w:ind w:left="-107"/>
+              <w:rPr>
+                <w:rFonts w:ascii="Helvetica Neue" w:eastAsia="Times New Roman" w:hAnsi="Helvetica Neue" w:cs="Arial"/>
+                <w:b/>
+                <w:bCs/>
+                <w:color w:val="000000"/>
+                <w:kern w:val="0"/>
+                <w:sz w:val="18"/>
+                <w:szCs w:val="18"/>
+                <w:u w:val="single"/>
+                <w:lang w:val="en-US"/>
+                <w14:ligatures w14:val="none"/>
+              </w:rPr>
+            </w:pPr>
+            <w:r>
+              <w:rPr>
+                <w:rFonts w:ascii="Helvetica Neue" w:eastAsia="Times New Roman" w:hAnsi="Helvetica Neue" w:cs="Arial"/>
+                <w:b/>
+                <w:bCs/>
+                <w:color w:val="000000"/>
+                <w:kern w:val="0"/>
+                <w:sz w:val="18"/>
+                <w:szCs w:val="18"/>
+                <w14:ligatures w14:val="none"/>
+              </w:rPr>
+              <w:t>Project</w:t>
+            </w:r>
+          </w:p>
+        </w:tc>
+        <w:tc>
+          <w:tcPr>
+            <w:tcW w:w="9899" w:type="dxa"/>
+            <w:gridSpan w:val="3"/>
+          </w:tcPr>
+          <w:p>
+            <w:pPr>
+              <w:spacing w:line="276" w:lineRule="auto"/>
+              <w:rPr>
+                <w:rFonts w:ascii="Helvetica Neue" w:eastAsia="Times New Roman" w:hAnsi="Helvetica Neue" w:cs="Arial"/>
+                <w:b/>
+                <w:bCs/>
+                <w:color w:val="000000"/>
+                <w:kern w:val="0"/>
+                <w:sz w:val="18"/>
+                <w:szCs w:val="18"/>
+                <w:u w:val="single"/>
+                <w:lang w:val="en-US"/>
                 <w14:ligatures w14:val="none"/>
               </w:rPr>
             </w:pPr>
@@ -1162,6 +952,8 @@
         <w:spacing w:after="0" w:line="240" w:lineRule="auto"/>
         <w:rPr>
           <w:rFonts w:ascii="Helvetica Neue" w:hAnsi="Helvetica Neue" w:cs="Arial"/>
+          <w:sz w:val="18"/>
+          <w:szCs w:val="18"/>
           <w:lang w:val="en-US"/>
         </w:rPr>
       </w:pPr>
@@ -1171,12 +963,16 @@
         <w:spacing w:after="0" w:line="240" w:lineRule="auto"/>
         <w:rPr>
           <w:rFonts w:ascii="Helvetica Neue" w:hAnsi="Helvetica Neue" w:cs="Arial"/>
+          <w:sz w:val="18"/>
+          <w:szCs w:val="18"/>
           <w:lang w:val="en-US"/>
         </w:rPr>
       </w:pPr>
       <w:r>
         <w:rPr>
           <w:rFonts w:ascii="Helvetica Neue" w:hAnsi="Helvetica Neue" w:cs="Arial"/>
+          <w:sz w:val="18"/>
+          <w:szCs w:val="18"/>
           <w:lang w:val="en-US"/>
         </w:rPr>
         <w:t>[[</w:t>
@@ -1185,6 +981,8 @@
       <w:r>
         <w:rPr>
           <w:rFonts w:ascii="Helvetica Neue" w:hAnsi="Helvetica Neue" w:cs="Arial"/>
+          <w:sz w:val="18"/>
+          <w:szCs w:val="18"/>
           <w:lang w:val="en-US"/>
         </w:rPr>
         <w:t>rtf .</w:t>
@@ -1193,6 +991,8 @@
       <w:r>
         <w:rPr>
           <w:rFonts w:ascii="Helvetica Neue" w:hAnsi="Helvetica Neue" w:cs="Arial"/>
+          <w:sz w:val="18"/>
+          <w:szCs w:val="18"/>
           <w:lang w:val="en-US"/>
         </w:rPr>
         <w:t>qt</w:t>
@@ -1201,6 +1001,8 @@
       <w:r>
         <w:rPr>
           <w:rFonts w:ascii="Helvetica Neue" w:hAnsi="Helvetica Neue" w:cs="Arial"/>
+          <w:sz w:val="18"/>
+          <w:szCs w:val="18"/>
           <w:lang w:val="en-US"/>
         </w:rPr>
         <w:t>.terms</w:t>
@@ -1209,6 +1011,8 @@
       <w:r>
         <w:rPr>
           <w:rFonts w:ascii="Helvetica Neue" w:hAnsi="Helvetica Neue" w:cs="Arial"/>
+          <w:sz w:val="18"/>
+          <w:szCs w:val="18"/>
           <w:lang w:val="en-US"/>
         </w:rPr>
         <w:t>]]</w:t>
@@ -1216,6 +1020,8 @@
       <w:r>
         <w:rPr>
           <w:rFonts w:ascii="Helvetica Neue" w:hAnsi="Helvetica Neue" w:cs="Arial"/>
+          <w:sz w:val="18"/>
+          <w:szCs w:val="18"/>
           <w:lang w:val="en-US"/>
         </w:rPr>
         <w:t xml:space="preserve"> [[if </w:t>
@@ -1224,6 +1030,8 @@
       <w:r>
         <w:rPr>
           <w:rFonts w:ascii="Helvetica Neue" w:hAnsi="Helvetica Neue" w:cs="Arial"/>
+          <w:sz w:val="18"/>
+          <w:szCs w:val="18"/>
           <w:lang w:val="en-US"/>
         </w:rPr>
         <w:t>eq .</w:t>
@@ -1232,6 +1040,8 @@
       <w:r>
         <w:rPr>
           <w:rFonts w:ascii="Helvetica Neue" w:hAnsi="Helvetica Neue" w:cs="Arial"/>
+          <w:sz w:val="18"/>
+          <w:szCs w:val="18"/>
           <w:lang w:val="en-US"/>
         </w:rPr>
         <w:t>qt</w:t>
@@ -1240,6 +1050,8 @@
       <w:r>
         <w:rPr>
           <w:rFonts w:ascii="Helvetica Neue" w:hAnsi="Helvetica Neue" w:cs="Arial"/>
+          <w:sz w:val="18"/>
+          <w:szCs w:val="18"/>
           <w:lang w:val="en-US"/>
         </w:rPr>
         <w:t>.status</w:t>
@@ -1248,6 +1060,8 @@
       <w:r>
         <w:rPr>
           <w:rFonts w:ascii="Helvetica Neue" w:hAnsi="Helvetica Neue" w:cs="Arial"/>
+          <w:sz w:val="18"/>
+          <w:szCs w:val="18"/>
           <w:lang w:val="en-US"/>
         </w:rPr>
         <w:t xml:space="preserve"> “Approved”]] [[</w:t>
@@ -1256,6 +1070,8 @@
       <w:r>
         <w:rPr>
           <w:rFonts w:ascii="Helvetica Neue" w:hAnsi="Helvetica Neue" w:cs="Arial"/>
+          <w:sz w:val="18"/>
+          <w:szCs w:val="18"/>
           <w:lang w:val="en-US"/>
         </w:rPr>
         <w:t>wmtext</w:t>
@@ -1264,6 +1080,8 @@
       <w:r>
         <w:rPr>
           <w:rFonts w:ascii="Helvetica Neue" w:hAnsi="Helvetica Neue" w:cs="Arial"/>
+          <w:sz w:val="18"/>
+          <w:szCs w:val="18"/>
           <w:lang w:val="en-US"/>
         </w:rPr>
         <w:t xml:space="preserve"> </w:t>
@@ -1272,6 +1090,8 @@
       <w:r>
         <w:rPr>
           <w:rFonts w:ascii="Helvetica Neue" w:hAnsi="Helvetica Neue" w:cs="Arial"/>
+          <w:sz w:val="18"/>
+          <w:szCs w:val="18"/>
           <w:lang w:val="en-US"/>
         </w:rPr>
         <w:t>“ ”</w:t>
@@ -1280,26 +1100,17 @@
       <w:r>
         <w:rPr>
           <w:rFonts w:ascii="Helvetica Neue" w:hAnsi="Helvetica Neue" w:cs="Arial"/>
+          <w:sz w:val="18"/>
+          <w:szCs w:val="18"/>
           <w:lang w:val="en-US"/>
         </w:rPr>
         <w:t>]] [[end]]</w:t>
       </w:r>
-    </w:p>
-    <w:p>
-      <w:pPr>
-        <w:rPr>
-          <w:rFonts w:ascii="Helvetica Neue" w:eastAsia="Times New Roman" w:hAnsi="Helvetica Neue" w:cs="Arial"/>
-          <w:color w:val="000000"/>
-          <w:kern w:val="0"/>
-          <w:sz w:val="18"/>
-          <w:szCs w:val="18"/>
-          <w:lang w:val="en-US"/>
-          <w14:ligatures w14:val="none"/>
-        </w:rPr>
-      </w:pPr>
       <w:r>
         <w:rPr>
           <w:rFonts w:ascii="Helvetica Neue" w:hAnsi="Helvetica Neue" w:cs="Arial"/>
+          <w:sz w:val="18"/>
+          <w:szCs w:val="18"/>
           <w:lang w:val="en-US"/>
         </w:rPr>
         <w:br w:type="page"/>
@@ -1444,19 +1255,7 @@
           <w:lang w:val="en-US"/>
           <w14:ligatures w14:val="none"/>
         </w:rPr>
-        <w:t xml:space="preserve"> </w:t>
-      </w:r>
-      <w:r>
-        <w:rPr>
-          <w:rFonts w:ascii="Helvetica Neue" w:eastAsia="Times New Roman" w:hAnsi="Helvetica Neue" w:cs="Arial"/>
-          <w:color w:val="000000"/>
-          <w:kern w:val="0"/>
-          <w:sz w:val="18"/>
-          <w:szCs w:val="18"/>
-          <w:lang w:val="en-US"/>
-          <w14:ligatures w14:val="none"/>
-        </w:rPr>
-        <w:t>[[$</w:t>
+        <w:t xml:space="preserve"> [[$</w:t>
       </w:r>
       <w:proofErr w:type="gramStart"/>
       <w:r>
@@ -3678,6 +3477,7 @@
               </w:rPr>
               <w:t>$k, $item as $</w:t>
             </w:r>
+            <w:proofErr w:type="spellStart"/>
             <w:proofErr w:type="gramStart"/>
             <w:r>
               <w:rPr>
@@ -3690,6 +3490,7 @@
               </w:rPr>
               <w:t>pv.items</w:t>
             </w:r>
+            <w:proofErr w:type="spellEnd"/>
             <w:proofErr w:type="gramEnd"/>
             <w:r>
               <w:rPr>
@@ -4063,8 +3864,33 @@
                 <w:szCs w:val="18"/>
                 <w14:ligatures w14:val="none"/>
               </w:rPr>
-              <w:t>$k, $h as $</w:t>
-            </w:r>
+              <w:t>$k, $</w:t>
+            </w:r>
+            <w:proofErr w:type="spellStart"/>
+            <w:r>
+              <w:rPr>
+                <w:rFonts w:ascii="Helvetica Neue" w:eastAsia="Times New Roman" w:hAnsi="Helvetica Neue" w:cs="Arial"/>
+                <w:color w:val="000000"/>
+                <w:kern w:val="0"/>
+                <w:sz w:val="18"/>
+                <w:szCs w:val="18"/>
+                <w14:ligatures w14:val="none"/>
+              </w:rPr>
+              <w:t>h as</w:t>
+            </w:r>
+            <w:proofErr w:type="spellEnd"/>
+            <w:r>
+              <w:rPr>
+                <w:rFonts w:ascii="Helvetica Neue" w:eastAsia="Times New Roman" w:hAnsi="Helvetica Neue" w:cs="Arial"/>
+                <w:color w:val="000000"/>
+                <w:kern w:val="0"/>
+                <w:sz w:val="18"/>
+                <w:szCs w:val="18"/>
+                <w14:ligatures w14:val="none"/>
+              </w:rPr>
+              <w:t xml:space="preserve"> $</w:t>
+            </w:r>
+            <w:proofErr w:type="spellStart"/>
             <w:proofErr w:type="gramStart"/>
             <w:r>
               <w:rPr>
@@ -4077,6 +3903,7 @@
               </w:rPr>
               <w:t>item.headersDisplay</w:t>
             </w:r>
+            <w:proofErr w:type="spellEnd"/>
             <w:proofErr w:type="gramEnd"/>
             <w:r>
               <w:rPr>
@@ -5940,7 +5767,31 @@
                 <w:szCs w:val="18"/>
                 <w14:ligatures w14:val="none"/>
               </w:rPr>
-              <w:t xml:space="preserve"> = add $sNo 1]]</w:t>
+              <w:t xml:space="preserve"> = add $</w:t>
+            </w:r>
+            <w:proofErr w:type="spellStart"/>
+            <w:r>
+              <w:rPr>
+                <w:rFonts w:ascii="Helvetica Neue" w:eastAsia="Times New Roman" w:hAnsi="Helvetica Neue" w:cs="Arial"/>
+                <w:color w:val="000000"/>
+                <w:kern w:val="0"/>
+                <w:sz w:val="18"/>
+                <w:szCs w:val="18"/>
+                <w14:ligatures w14:val="none"/>
+              </w:rPr>
+              <w:t>sNo</w:t>
+            </w:r>
+            <w:proofErr w:type="spellEnd"/>
+            <w:r>
+              <w:rPr>
+                <w:rFonts w:ascii="Helvetica Neue" w:eastAsia="Times New Roman" w:hAnsi="Helvetica Neue" w:cs="Arial"/>
+                <w:color w:val="000000"/>
+                <w:kern w:val="0"/>
+                <w:sz w:val="18"/>
+                <w:szCs w:val="18"/>
+                <w14:ligatures w14:val="none"/>
+              </w:rPr>
+              <w:t xml:space="preserve"> 1]]</w:t>
             </w:r>
           </w:p>
           <w:p>
@@ -7795,6 +7646,7 @@
   <w:style w:type="character" w:default="1" w:styleId="DefaultParagraphFont">
     <w:name w:val="Default Paragraph Font"/>
     <w:uiPriority w:val="1"/>
+    <w:semiHidden/>
     <w:unhideWhenUsed/>
   </w:style>
   <w:style w:type="table" w:default="1" w:styleId="TableNormal">

--- a/btb_cvs_support/document/templates/quotation_format.docx
+++ b/btb_cvs_support/document/templates/quotation_format.docx
@@ -1106,12 +1106,34 @@
         </w:rPr>
         <w:t>]] [[end]]</w:t>
       </w:r>
-      <w:r>
-        <w:rPr>
-          <w:rFonts w:ascii="Helvetica Neue" w:hAnsi="Helvetica Neue" w:cs="Arial"/>
+    </w:p>
+    <w:p>
+      <w:pPr>
+        <w:rPr>
+          <w:rFonts w:ascii="Helvetica Neue" w:eastAsia="Times New Roman" w:hAnsi="Helvetica Neue" w:cs="Arial"/>
+          <w:b/>
+          <w:bCs/>
+          <w:color w:val="000000"/>
+          <w:kern w:val="0"/>
           <w:sz w:val="18"/>
           <w:szCs w:val="18"/>
+          <w:u w:val="single"/>
           <w:lang w:val="en-US"/>
+          <w14:ligatures w14:val="none"/>
+        </w:rPr>
+      </w:pPr>
+      <w:r>
+        <w:rPr>
+          <w:rFonts w:ascii="Helvetica Neue" w:eastAsia="Times New Roman" w:hAnsi="Helvetica Neue" w:cs="Arial"/>
+          <w:b/>
+          <w:bCs/>
+          <w:color w:val="000000"/>
+          <w:kern w:val="0"/>
+          <w:sz w:val="18"/>
+          <w:szCs w:val="18"/>
+          <w:u w:val="single"/>
+          <w:lang w:val="en-US"/>
+          <w14:ligatures w14:val="none"/>
         </w:rPr>
         <w:br w:type="page"/>
       </w:r>

--- a/btb_cvs_support/document/templates/quotation_format.docx
+++ b/btb_cvs_support/document/templates/quotation_format.docx
@@ -4481,6 +4481,67 @@
               <w:outlineLvl w:val="1"/>
               <w:rPr>
                 <w:rFonts w:ascii="Helvetica Neue" w:eastAsia="Times New Roman" w:hAnsi="Helvetica Neue" w:cs="Arial"/>
+                <w:color w:val="000000"/>
+                <w:kern w:val="0"/>
+                <w:sz w:val="18"/>
+                <w:szCs w:val="18"/>
+                <w14:ligatures w14:val="none"/>
+              </w:rPr>
+            </w:pPr>
+            <w:r>
+              <w:rPr>
+                <w:rFonts w:ascii="Helvetica Neue" w:eastAsia="Times New Roman" w:hAnsi="Helvetica Neue" w:cs="Arial"/>
+                <w:color w:val="000000"/>
+                <w:kern w:val="0"/>
+                <w:sz w:val="18"/>
+                <w:szCs w:val="18"/>
+                <w14:ligatures w14:val="none"/>
+              </w:rPr>
+              <w:t>[[$</w:t>
+            </w:r>
+            <w:proofErr w:type="spellStart"/>
+            <w:proofErr w:type="gramStart"/>
+            <w:r>
+              <w:rPr>
+                <w:rFonts w:ascii="Helvetica Neue" w:eastAsia="Times New Roman" w:hAnsi="Helvetica Neue" w:cs="Arial"/>
+                <w:color w:val="000000"/>
+                <w:kern w:val="0"/>
+                <w:sz w:val="18"/>
+                <w:szCs w:val="18"/>
+                <w14:ligatures w14:val="none"/>
+              </w:rPr>
+              <w:t>sNo</w:t>
+            </w:r>
+            <w:proofErr w:type="spellEnd"/>
+            <w:r>
+              <w:rPr>
+                <w:rFonts w:ascii="Helvetica Neue" w:eastAsia="Times New Roman" w:hAnsi="Helvetica Neue" w:cs="Arial"/>
+                <w:color w:val="000000"/>
+                <w:kern w:val="0"/>
+                <w:sz w:val="18"/>
+                <w:szCs w:val="18"/>
+                <w14:ligatures w14:val="none"/>
+              </w:rPr>
+              <w:t xml:space="preserve"> :</w:t>
+            </w:r>
+            <w:proofErr w:type="gramEnd"/>
+            <w:r>
+              <w:rPr>
+                <w:rFonts w:ascii="Helvetica Neue" w:eastAsia="Times New Roman" w:hAnsi="Helvetica Neue" w:cs="Arial"/>
+                <w:color w:val="000000"/>
+                <w:kern w:val="0"/>
+                <w:sz w:val="18"/>
+                <w:szCs w:val="18"/>
+                <w14:ligatures w14:val="none"/>
+              </w:rPr>
+              <w:t>= 1]]</w:t>
+            </w:r>
+          </w:p>
+          <w:p>
+            <w:pPr>
+              <w:outlineLvl w:val="1"/>
+              <w:rPr>
+                <w:rFonts w:ascii="Helvetica Neue" w:eastAsia="Times New Roman" w:hAnsi="Helvetica Neue" w:cs="Arial"/>
                 <w:b/>
                 <w:bCs/>
                 <w:color w:val="000000"/>
@@ -4513,7 +4574,7 @@
                 <w:szCs w:val="18"/>
                 <w14:ligatures w14:val="none"/>
               </w:rPr>
-              <w:t>sNo</w:t>
+              <w:t>cVal</w:t>
             </w:r>
             <w:proofErr w:type="spellEnd"/>
             <w:r>
@@ -4537,7 +4598,7 @@
                 <w:szCs w:val="18"/>
                 <w14:ligatures w14:val="none"/>
               </w:rPr>
-              <w:t>= 1]]</w:t>
+              <w:t>=0]]</w:t>
             </w:r>
           </w:p>
           <w:p>
@@ -5018,7 +5079,7 @@
                 <w:lang w:val="en-US"/>
                 <w14:ligatures w14:val="none"/>
               </w:rPr>
-              <w:t>[[if eq $</w:t>
+              <w:t>[[if $</w:t>
             </w:r>
             <w:proofErr w:type="spellStart"/>
             <w:proofErr w:type="gramStart"/>
@@ -5032,7 +5093,7 @@
                 <w:lang w:val="en-US"/>
                 <w14:ligatures w14:val="none"/>
               </w:rPr>
-              <w:t>pv.productCode</w:t>
+              <w:t>s.notes</w:t>
             </w:r>
             <w:proofErr w:type="spellEnd"/>
             <w:proofErr w:type="gramEnd"/>
@@ -5046,7 +5107,7 @@
                 <w:lang w:val="en-US"/>
                 <w14:ligatures w14:val="none"/>
               </w:rPr>
-              <w:t xml:space="preserve"> “ULRD”]]</w:t>
+              <w:t>]]</w:t>
             </w:r>
           </w:p>
           <w:p>
@@ -5072,72 +5133,22 @@
                 <w:lang w:val="en-US"/>
                 <w14:ligatures w14:val="none"/>
               </w:rPr>
-              <w:t>[[</w:t>
-            </w:r>
-            <w:r>
-              <w:rPr>
-                <w:rFonts w:ascii="Helvetica Neue" w:eastAsia="Times New Roman" w:hAnsi="Helvetica Neue" w:cs="Arial"/>
-                <w:color w:val="000000"/>
-                <w:kern w:val="0"/>
-                <w:sz w:val="18"/>
-                <w:szCs w:val="18"/>
-                <w:lang w:val="en-US"/>
-                <w14:ligatures w14:val="none"/>
-              </w:rPr>
-              <w:t>if eq $</w:t>
+              <w:t>[[$</w:t>
             </w:r>
             <w:proofErr w:type="spellStart"/>
-            <w:proofErr w:type="gramStart"/>
-            <w:r>
-              <w:rPr>
-                <w:rFonts w:ascii="Helvetica Neue" w:eastAsia="Times New Roman" w:hAnsi="Helvetica Neue" w:cs="Arial"/>
-                <w:color w:val="000000"/>
-                <w:kern w:val="0"/>
-                <w:sz w:val="18"/>
-                <w:szCs w:val="18"/>
-                <w:lang w:val="en-US"/>
-                <w14:ligatures w14:val="none"/>
-              </w:rPr>
-              <w:t>s.transitionType</w:t>
+            <w:r>
+              <w:rPr>
+                <w:rFonts w:ascii="Helvetica Neue" w:eastAsia="Times New Roman" w:hAnsi="Helvetica Neue" w:cs="Arial"/>
+                <w:color w:val="000000"/>
+                <w:kern w:val="0"/>
+                <w:sz w:val="18"/>
+                <w:szCs w:val="18"/>
+                <w:lang w:val="en-US"/>
+                <w14:ligatures w14:val="none"/>
+              </w:rPr>
+              <w:t>s.notes</w:t>
             </w:r>
             <w:proofErr w:type="spellEnd"/>
-            <w:proofErr w:type="gramEnd"/>
-            <w:r>
-              <w:rPr>
-                <w:rFonts w:ascii="Helvetica Neue" w:eastAsia="Times New Roman" w:hAnsi="Helvetica Neue" w:cs="Arial"/>
-                <w:color w:val="000000"/>
-                <w:kern w:val="0"/>
-                <w:sz w:val="18"/>
-                <w:szCs w:val="18"/>
-                <w:lang w:val="en-US"/>
-                <w14:ligatures w14:val="none"/>
-              </w:rPr>
-              <w:t xml:space="preserve"> “</w:t>
-            </w:r>
-            <w:r>
-              <w:rPr>
-                <w:rFonts w:ascii="Helvetica Neue" w:eastAsia="Times New Roman" w:hAnsi="Helvetica Neue" w:cs="Arial"/>
-                <w:color w:val="000000"/>
-                <w:kern w:val="0"/>
-                <w:sz w:val="18"/>
-                <w:szCs w:val="18"/>
-                <w:lang w:val="en-US"/>
-                <w14:ligatures w14:val="none"/>
-              </w:rPr>
-              <w:t>One</w:t>
-            </w:r>
-            <w:r>
-              <w:rPr>
-                <w:rFonts w:ascii="Helvetica Neue" w:eastAsia="Times New Roman" w:hAnsi="Helvetica Neue" w:cs="Arial"/>
-                <w:color w:val="000000"/>
-                <w:kern w:val="0"/>
-                <w:sz w:val="18"/>
-                <w:szCs w:val="18"/>
-                <w:lang w:val="en-US"/>
-                <w14:ligatures w14:val="none"/>
-              </w:rPr>
-              <w:t xml:space="preserve"> Side”</w:t>
-            </w:r>
             <w:r>
               <w:rPr>
                 <w:rFonts w:ascii="Helvetica Neue" w:eastAsia="Times New Roman" w:hAnsi="Helvetica Neue" w:cs="Arial"/>
@@ -5160,563 +5171,6 @@
                 <w:kern w:val="0"/>
                 <w:sz w:val="18"/>
                 <w:szCs w:val="18"/>
-                <w:lang w:val="en-US"/>
-                <w14:ligatures w14:val="none"/>
-              </w:rPr>
-            </w:pPr>
-            <w:r>
-              <w:rPr>
-                <w:rFonts w:ascii="Helvetica Neue" w:eastAsia="Times New Roman" w:hAnsi="Helvetica Neue" w:cs="Arial"/>
-                <w:color w:val="000000"/>
-                <w:kern w:val="0"/>
-                <w:sz w:val="18"/>
-                <w:szCs w:val="18"/>
-                <w:lang w:val="en-US"/>
-                <w14:ligatures w14:val="none"/>
-              </w:rPr>
-              <w:t>Transition 1: D[[$</w:t>
-            </w:r>
-            <w:proofErr w:type="spellStart"/>
-            <w:proofErr w:type="gramStart"/>
-            <w:r>
-              <w:rPr>
-                <w:rFonts w:ascii="Helvetica Neue" w:eastAsia="Times New Roman" w:hAnsi="Helvetica Neue" w:cs="Arial"/>
-                <w:color w:val="000000"/>
-                <w:kern w:val="0"/>
-                <w:sz w:val="18"/>
-                <w:szCs w:val="18"/>
-                <w:lang w:val="en-US"/>
-                <w14:ligatures w14:val="none"/>
-              </w:rPr>
-              <w:t>s.transitionDiameter</w:t>
-            </w:r>
-            <w:proofErr w:type="spellEnd"/>
-            <w:proofErr w:type="gramEnd"/>
-            <w:r>
-              <w:rPr>
-                <w:rFonts w:ascii="Helvetica Neue" w:eastAsia="Times New Roman" w:hAnsi="Helvetica Neue" w:cs="Arial"/>
-                <w:color w:val="000000"/>
-                <w:kern w:val="0"/>
-                <w:sz w:val="18"/>
-                <w:szCs w:val="18"/>
-                <w:lang w:val="en-US"/>
-                <w14:ligatures w14:val="none"/>
-              </w:rPr>
-              <w:t>]] x L[[$</w:t>
-            </w:r>
-            <w:proofErr w:type="spellStart"/>
-            <w:proofErr w:type="gramStart"/>
-            <w:r>
-              <w:rPr>
-                <w:rFonts w:ascii="Helvetica Neue" w:eastAsia="Times New Roman" w:hAnsi="Helvetica Neue" w:cs="Arial"/>
-                <w:color w:val="000000"/>
-                <w:kern w:val="0"/>
-                <w:sz w:val="18"/>
-                <w:szCs w:val="18"/>
-                <w:lang w:val="en-US"/>
-                <w14:ligatures w14:val="none"/>
-              </w:rPr>
-              <w:t>s.transitionLength</w:t>
-            </w:r>
-            <w:proofErr w:type="spellEnd"/>
-            <w:proofErr w:type="gramEnd"/>
-            <w:r>
-              <w:rPr>
-                <w:rFonts w:ascii="Helvetica Neue" w:eastAsia="Times New Roman" w:hAnsi="Helvetica Neue" w:cs="Arial"/>
-                <w:color w:val="000000"/>
-                <w:kern w:val="0"/>
-                <w:sz w:val="18"/>
-                <w:szCs w:val="18"/>
-                <w:lang w:val="en-US"/>
-                <w14:ligatures w14:val="none"/>
-              </w:rPr>
-              <w:t>]]</w:t>
-            </w:r>
-          </w:p>
-          <w:p>
-            <w:pPr>
-              <w:jc w:val="center"/>
-              <w:rPr>
-                <w:rFonts w:ascii="Helvetica Neue" w:eastAsia="Times New Roman" w:hAnsi="Helvetica Neue" w:cs="Arial"/>
-                <w:color w:val="000000"/>
-                <w:kern w:val="0"/>
-                <w:sz w:val="18"/>
-                <w:szCs w:val="18"/>
-                <w:lang w:val="en-US"/>
-                <w14:ligatures w14:val="none"/>
-              </w:rPr>
-            </w:pPr>
-            <w:r>
-              <w:rPr>
-                <w:rFonts w:ascii="Helvetica Neue" w:eastAsia="Times New Roman" w:hAnsi="Helvetica Neue" w:cs="Arial"/>
-                <w:color w:val="000000"/>
-                <w:kern w:val="0"/>
-                <w:sz w:val="18"/>
-                <w:szCs w:val="18"/>
-                <w:lang w:val="en-US"/>
-                <w14:ligatures w14:val="none"/>
-              </w:rPr>
-              <w:t>[[end]]</w:t>
-            </w:r>
-          </w:p>
-          <w:p>
-            <w:pPr>
-              <w:jc w:val="center"/>
-              <w:rPr>
-                <w:rFonts w:ascii="Helvetica Neue" w:eastAsia="Times New Roman" w:hAnsi="Helvetica Neue" w:cs="Arial"/>
-                <w:color w:val="000000"/>
-                <w:kern w:val="0"/>
-                <w:sz w:val="18"/>
-                <w:szCs w:val="18"/>
-                <w:lang w:val="en-US"/>
-                <w14:ligatures w14:val="none"/>
-              </w:rPr>
-            </w:pPr>
-            <w:r>
-              <w:rPr>
-                <w:rFonts w:ascii="Helvetica Neue" w:eastAsia="Times New Roman" w:hAnsi="Helvetica Neue" w:cs="Arial"/>
-                <w:color w:val="000000"/>
-                <w:kern w:val="0"/>
-                <w:sz w:val="18"/>
-                <w:szCs w:val="18"/>
-                <w:lang w:val="en-US"/>
-                <w14:ligatures w14:val="none"/>
-              </w:rPr>
-              <w:t>[[if eq $</w:t>
-            </w:r>
-            <w:proofErr w:type="spellStart"/>
-            <w:proofErr w:type="gramStart"/>
-            <w:r>
-              <w:rPr>
-                <w:rFonts w:ascii="Helvetica Neue" w:eastAsia="Times New Roman" w:hAnsi="Helvetica Neue" w:cs="Arial"/>
-                <w:color w:val="000000"/>
-                <w:kern w:val="0"/>
-                <w:sz w:val="18"/>
-                <w:szCs w:val="18"/>
-                <w:lang w:val="en-US"/>
-                <w14:ligatures w14:val="none"/>
-              </w:rPr>
-              <w:t>s.transitionType</w:t>
-            </w:r>
-            <w:proofErr w:type="spellEnd"/>
-            <w:proofErr w:type="gramEnd"/>
-            <w:r>
-              <w:rPr>
-                <w:rFonts w:ascii="Helvetica Neue" w:eastAsia="Times New Roman" w:hAnsi="Helvetica Neue" w:cs="Arial"/>
-                <w:color w:val="000000"/>
-                <w:kern w:val="0"/>
-                <w:sz w:val="18"/>
-                <w:szCs w:val="18"/>
-                <w:lang w:val="en-US"/>
-                <w14:ligatures w14:val="none"/>
-              </w:rPr>
-              <w:t xml:space="preserve"> “Both Sides”]]</w:t>
-            </w:r>
-          </w:p>
-          <w:p>
-            <w:pPr>
-              <w:jc w:val="center"/>
-              <w:rPr>
-                <w:rFonts w:ascii="Helvetica Neue" w:eastAsia="Times New Roman" w:hAnsi="Helvetica Neue" w:cs="Arial"/>
-                <w:color w:val="000000"/>
-                <w:kern w:val="0"/>
-                <w:sz w:val="18"/>
-                <w:szCs w:val="18"/>
-                <w:lang w:val="en-US"/>
-                <w14:ligatures w14:val="none"/>
-              </w:rPr>
-            </w:pPr>
-            <w:r>
-              <w:rPr>
-                <w:rFonts w:ascii="Helvetica Neue" w:eastAsia="Times New Roman" w:hAnsi="Helvetica Neue" w:cs="Arial"/>
-                <w:color w:val="000000"/>
-                <w:kern w:val="0"/>
-                <w:sz w:val="18"/>
-                <w:szCs w:val="18"/>
-                <w:lang w:val="en-US"/>
-                <w14:ligatures w14:val="none"/>
-              </w:rPr>
-              <w:t>, Transition 2: D[[$</w:t>
-            </w:r>
-            <w:proofErr w:type="gramStart"/>
-            <w:r>
-              <w:rPr>
-                <w:rFonts w:ascii="Helvetica Neue" w:eastAsia="Times New Roman" w:hAnsi="Helvetica Neue" w:cs="Arial"/>
-                <w:color w:val="000000"/>
-                <w:kern w:val="0"/>
-                <w:sz w:val="18"/>
-                <w:szCs w:val="18"/>
-                <w:lang w:val="en-US"/>
-                <w14:ligatures w14:val="none"/>
-              </w:rPr>
-              <w:t>s.transitionDiameter</w:t>
-            </w:r>
-            <w:proofErr w:type="gramEnd"/>
-            <w:r>
-              <w:rPr>
-                <w:rFonts w:ascii="Helvetica Neue" w:eastAsia="Times New Roman" w:hAnsi="Helvetica Neue" w:cs="Arial"/>
-                <w:color w:val="000000"/>
-                <w:kern w:val="0"/>
-                <w:sz w:val="18"/>
-                <w:szCs w:val="18"/>
-                <w:lang w:val="en-US"/>
-                <w14:ligatures w14:val="none"/>
-              </w:rPr>
-              <w:t>2]] x L[[$</w:t>
-            </w:r>
-            <w:proofErr w:type="gramStart"/>
-            <w:r>
-              <w:rPr>
-                <w:rFonts w:ascii="Helvetica Neue" w:eastAsia="Times New Roman" w:hAnsi="Helvetica Neue" w:cs="Arial"/>
-                <w:color w:val="000000"/>
-                <w:kern w:val="0"/>
-                <w:sz w:val="18"/>
-                <w:szCs w:val="18"/>
-                <w:lang w:val="en-US"/>
-                <w14:ligatures w14:val="none"/>
-              </w:rPr>
-              <w:t>s.transitionLength</w:t>
-            </w:r>
-            <w:proofErr w:type="gramEnd"/>
-            <w:r>
-              <w:rPr>
-                <w:rFonts w:ascii="Helvetica Neue" w:eastAsia="Times New Roman" w:hAnsi="Helvetica Neue" w:cs="Arial"/>
-                <w:color w:val="000000"/>
-                <w:kern w:val="0"/>
-                <w:sz w:val="18"/>
-                <w:szCs w:val="18"/>
-                <w:lang w:val="en-US"/>
-                <w14:ligatures w14:val="none"/>
-              </w:rPr>
-              <w:t>2]]</w:t>
-            </w:r>
-          </w:p>
-          <w:p>
-            <w:pPr>
-              <w:jc w:val="center"/>
-              <w:rPr>
-                <w:rFonts w:ascii="Helvetica Neue" w:eastAsia="Times New Roman" w:hAnsi="Helvetica Neue" w:cs="Arial"/>
-                <w:color w:val="000000"/>
-                <w:kern w:val="0"/>
-                <w:sz w:val="18"/>
-                <w:szCs w:val="18"/>
-                <w:lang w:val="en-US"/>
-                <w14:ligatures w14:val="none"/>
-              </w:rPr>
-            </w:pPr>
-            <w:r>
-              <w:rPr>
-                <w:rFonts w:ascii="Helvetica Neue" w:eastAsia="Times New Roman" w:hAnsi="Helvetica Neue" w:cs="Arial"/>
-                <w:color w:val="000000"/>
-                <w:kern w:val="0"/>
-                <w:sz w:val="18"/>
-                <w:szCs w:val="18"/>
-                <w:lang w:val="en-US"/>
-                <w14:ligatures w14:val="none"/>
-              </w:rPr>
-              <w:t>[[end]]</w:t>
-            </w:r>
-          </w:p>
-          <w:p>
-            <w:pPr>
-              <w:jc w:val="center"/>
-              <w:rPr>
-                <w:rFonts w:ascii="Helvetica Neue" w:eastAsia="Times New Roman" w:hAnsi="Helvetica Neue" w:cs="Arial"/>
-                <w:color w:val="000000"/>
-                <w:kern w:val="0"/>
-                <w:sz w:val="18"/>
-                <w:szCs w:val="18"/>
-                <w:lang w:val="en-US"/>
-                <w14:ligatures w14:val="none"/>
-              </w:rPr>
-            </w:pPr>
-            <w:r>
-              <w:rPr>
-                <w:rFonts w:ascii="Helvetica Neue" w:eastAsia="Times New Roman" w:hAnsi="Helvetica Neue" w:cs="Arial"/>
-                <w:color w:val="000000"/>
-                <w:kern w:val="0"/>
-                <w:sz w:val="18"/>
-                <w:szCs w:val="18"/>
-                <w:lang w:val="en-US"/>
-                <w14:ligatures w14:val="none"/>
-              </w:rPr>
-              <w:t>[[end]]</w:t>
-            </w:r>
-          </w:p>
-          <w:p>
-            <w:pPr>
-              <w:jc w:val="center"/>
-              <w:rPr>
-                <w:rFonts w:ascii="Helvetica Neue" w:eastAsia="Times New Roman" w:hAnsi="Helvetica Neue" w:cs="Arial"/>
-                <w:color w:val="000000"/>
-                <w:kern w:val="0"/>
-                <w:sz w:val="18"/>
-                <w:szCs w:val="18"/>
-                <w:lang w:val="en-US"/>
-                <w14:ligatures w14:val="none"/>
-              </w:rPr>
-            </w:pPr>
-            <w:r>
-              <w:rPr>
-                <w:rFonts w:ascii="Helvetica Neue" w:eastAsia="Times New Roman" w:hAnsi="Helvetica Neue" w:cs="Arial"/>
-                <w:color w:val="000000"/>
-                <w:kern w:val="0"/>
-                <w:sz w:val="18"/>
-                <w:szCs w:val="18"/>
-                <w:lang w:val="en-US"/>
-                <w14:ligatures w14:val="none"/>
-              </w:rPr>
-              <w:t xml:space="preserve">[[if </w:t>
-            </w:r>
-            <w:r>
-              <w:rPr>
-                <w:rFonts w:ascii="Helvetica Neue" w:eastAsia="Times New Roman" w:hAnsi="Helvetica Neue" w:cs="Arial"/>
-                <w:color w:val="000000"/>
-                <w:kern w:val="0"/>
-                <w:sz w:val="18"/>
-                <w:szCs w:val="18"/>
-                <w:lang w:val="en-US"/>
-                <w14:ligatures w14:val="none"/>
-              </w:rPr>
-              <w:t>eq</w:t>
-            </w:r>
-            <w:r>
-              <w:rPr>
-                <w:rFonts w:ascii="Helvetica Neue" w:eastAsia="Times New Roman" w:hAnsi="Helvetica Neue" w:cs="Arial"/>
-                <w:color w:val="000000"/>
-                <w:kern w:val="0"/>
-                <w:sz w:val="18"/>
-                <w:szCs w:val="18"/>
-                <w:lang w:val="en-US"/>
-                <w14:ligatures w14:val="none"/>
-              </w:rPr>
-              <w:t xml:space="preserve"> $</w:t>
-            </w:r>
-            <w:proofErr w:type="spellStart"/>
-            <w:proofErr w:type="gramStart"/>
-            <w:r>
-              <w:rPr>
-                <w:rFonts w:ascii="Helvetica Neue" w:eastAsia="Times New Roman" w:hAnsi="Helvetica Neue" w:cs="Arial"/>
-                <w:color w:val="000000"/>
-                <w:kern w:val="0"/>
-                <w:sz w:val="18"/>
-                <w:szCs w:val="18"/>
-                <w:lang w:val="en-US"/>
-                <w14:ligatures w14:val="none"/>
-              </w:rPr>
-              <w:t>pv.productCode</w:t>
-            </w:r>
-            <w:proofErr w:type="spellEnd"/>
-            <w:proofErr w:type="gramEnd"/>
-            <w:r>
-              <w:rPr>
-                <w:rFonts w:ascii="Helvetica Neue" w:eastAsia="Times New Roman" w:hAnsi="Helvetica Neue" w:cs="Arial"/>
-                <w:color w:val="000000"/>
-                <w:kern w:val="0"/>
-                <w:sz w:val="18"/>
-                <w:szCs w:val="18"/>
-                <w:lang w:val="en-US"/>
-                <w14:ligatures w14:val="none"/>
-              </w:rPr>
-              <w:t xml:space="preserve"> “VCDA”</w:t>
-            </w:r>
-            <w:proofErr w:type="gramStart"/>
-            <w:r>
-              <w:rPr>
-                <w:rFonts w:ascii="Helvetica Neue" w:eastAsia="Times New Roman" w:hAnsi="Helvetica Neue" w:cs="Arial"/>
-                <w:color w:val="000000"/>
-                <w:kern w:val="0"/>
-                <w:sz w:val="18"/>
-                <w:szCs w:val="18"/>
-                <w:lang w:val="en-US"/>
-                <w14:ligatures w14:val="none"/>
-              </w:rPr>
-              <w:t>]][</w:t>
-            </w:r>
-            <w:proofErr w:type="gramEnd"/>
-            <w:r>
-              <w:rPr>
-                <w:rFonts w:ascii="Helvetica Neue" w:eastAsia="Times New Roman" w:hAnsi="Helvetica Neue" w:cs="Arial"/>
-                <w:color w:val="000000"/>
-                <w:kern w:val="0"/>
-                <w:sz w:val="18"/>
-                <w:szCs w:val="18"/>
-                <w:lang w:val="en-US"/>
-                <w14:ligatures w14:val="none"/>
-              </w:rPr>
-              <w:t>[$</w:t>
-            </w:r>
-            <w:proofErr w:type="spellStart"/>
-            <w:proofErr w:type="gramStart"/>
-            <w:r>
-              <w:rPr>
-                <w:rFonts w:ascii="Helvetica Neue" w:eastAsia="Times New Roman" w:hAnsi="Helvetica Neue" w:cs="Arial"/>
-                <w:color w:val="000000"/>
-                <w:kern w:val="0"/>
-                <w:sz w:val="18"/>
-                <w:szCs w:val="18"/>
-                <w:lang w:val="en-US"/>
-                <w14:ligatures w14:val="none"/>
-              </w:rPr>
-              <w:t>s.transitionType</w:t>
-            </w:r>
-            <w:proofErr w:type="spellEnd"/>
-            <w:r>
-              <w:rPr>
-                <w:rFonts w:ascii="Helvetica Neue" w:eastAsia="Times New Roman" w:hAnsi="Helvetica Neue" w:cs="Arial"/>
-                <w:color w:val="000000"/>
-                <w:kern w:val="0"/>
-                <w:sz w:val="18"/>
-                <w:szCs w:val="18"/>
-                <w:lang w:val="en-US"/>
-                <w14:ligatures w14:val="none"/>
-              </w:rPr>
-              <w:t>]][</w:t>
-            </w:r>
-            <w:proofErr w:type="gramEnd"/>
-            <w:r>
-              <w:rPr>
-                <w:rFonts w:ascii="Helvetica Neue" w:eastAsia="Times New Roman" w:hAnsi="Helvetica Neue" w:cs="Arial"/>
-                <w:color w:val="000000"/>
-                <w:kern w:val="0"/>
-                <w:sz w:val="18"/>
-                <w:szCs w:val="18"/>
-                <w:lang w:val="en-US"/>
-                <w14:ligatures w14:val="none"/>
-              </w:rPr>
-              <w:t>[end]]</w:t>
-            </w:r>
-          </w:p>
-          <w:p>
-            <w:pPr>
-              <w:jc w:val="center"/>
-              <w:rPr>
-                <w:rFonts w:ascii="Helvetica Neue" w:eastAsia="Times New Roman" w:hAnsi="Helvetica Neue" w:cs="Arial"/>
-                <w:color w:val="000000"/>
-                <w:kern w:val="0"/>
-                <w:sz w:val="18"/>
-                <w:szCs w:val="18"/>
-                <w:lang w:val="en-US"/>
-                <w14:ligatures w14:val="none"/>
-              </w:rPr>
-            </w:pPr>
-            <w:r>
-              <w:rPr>
-                <w:rFonts w:ascii="Helvetica Neue" w:eastAsia="Times New Roman" w:hAnsi="Helvetica Neue" w:cs="Arial"/>
-                <w:color w:val="000000"/>
-                <w:kern w:val="0"/>
-                <w:sz w:val="18"/>
-                <w:szCs w:val="18"/>
-                <w:lang w:val="en-US"/>
-                <w14:ligatures w14:val="none"/>
-              </w:rPr>
-              <w:t xml:space="preserve">[[if </w:t>
-            </w:r>
-            <w:r>
-              <w:rPr>
-                <w:rFonts w:ascii="Helvetica Neue" w:eastAsia="Times New Roman" w:hAnsi="Helvetica Neue" w:cs="Arial"/>
-                <w:color w:val="000000"/>
-                <w:kern w:val="0"/>
-                <w:sz w:val="18"/>
-                <w:szCs w:val="18"/>
-                <w:lang w:val="en-US"/>
-                <w14:ligatures w14:val="none"/>
-              </w:rPr>
-              <w:t>$</w:t>
-            </w:r>
-            <w:proofErr w:type="spellStart"/>
-            <w:proofErr w:type="gramStart"/>
-            <w:r>
-              <w:rPr>
-                <w:rFonts w:ascii="Helvetica Neue" w:eastAsia="Times New Roman" w:hAnsi="Helvetica Neue" w:cs="Arial"/>
-                <w:color w:val="000000"/>
-                <w:kern w:val="0"/>
-                <w:sz w:val="18"/>
-                <w:szCs w:val="18"/>
-                <w:lang w:val="en-US"/>
-                <w14:ligatures w14:val="none"/>
-              </w:rPr>
-              <w:t>s.notes</w:t>
-            </w:r>
-            <w:proofErr w:type="spellEnd"/>
-            <w:proofErr w:type="gramEnd"/>
-            <w:r>
-              <w:rPr>
-                <w:rFonts w:ascii="Helvetica Neue" w:eastAsia="Times New Roman" w:hAnsi="Helvetica Neue" w:cs="Arial"/>
-                <w:color w:val="000000"/>
-                <w:kern w:val="0"/>
-                <w:sz w:val="18"/>
-                <w:szCs w:val="18"/>
-                <w:lang w:val="en-US"/>
-                <w14:ligatures w14:val="none"/>
-              </w:rPr>
-              <w:t>]]</w:t>
-            </w:r>
-          </w:p>
-          <w:p>
-            <w:pPr>
-              <w:jc w:val="center"/>
-              <w:rPr>
-                <w:rFonts w:ascii="Helvetica Neue" w:eastAsia="Times New Roman" w:hAnsi="Helvetica Neue" w:cs="Arial"/>
-                <w:color w:val="000000"/>
-                <w:kern w:val="0"/>
-                <w:sz w:val="18"/>
-                <w:szCs w:val="18"/>
-                <w:lang w:val="en-US"/>
-                <w14:ligatures w14:val="none"/>
-              </w:rPr>
-            </w:pPr>
-            <w:r>
-              <w:rPr>
-                <w:rFonts w:ascii="Helvetica Neue" w:eastAsia="Times New Roman" w:hAnsi="Helvetica Neue" w:cs="Arial"/>
-                <w:color w:val="000000"/>
-                <w:kern w:val="0"/>
-                <w:sz w:val="18"/>
-                <w:szCs w:val="18"/>
-                <w:lang w:val="en-US"/>
-                <w14:ligatures w14:val="none"/>
-              </w:rPr>
-              <w:t>[[$</w:t>
-            </w:r>
-            <w:proofErr w:type="spellStart"/>
-            <w:proofErr w:type="gramStart"/>
-            <w:r>
-              <w:rPr>
-                <w:rFonts w:ascii="Helvetica Neue" w:eastAsia="Times New Roman" w:hAnsi="Helvetica Neue" w:cs="Arial"/>
-                <w:color w:val="000000"/>
-                <w:kern w:val="0"/>
-                <w:sz w:val="18"/>
-                <w:szCs w:val="18"/>
-                <w:lang w:val="en-US"/>
-                <w14:ligatures w14:val="none"/>
-              </w:rPr>
-              <w:t>s.notes</w:t>
-            </w:r>
-            <w:proofErr w:type="spellEnd"/>
-            <w:proofErr w:type="gramEnd"/>
-            <w:r>
-              <w:rPr>
-                <w:rFonts w:ascii="Helvetica Neue" w:eastAsia="Times New Roman" w:hAnsi="Helvetica Neue" w:cs="Arial"/>
-                <w:color w:val="000000"/>
-                <w:kern w:val="0"/>
-                <w:sz w:val="18"/>
-                <w:szCs w:val="18"/>
-                <w:lang w:val="en-US"/>
-                <w14:ligatures w14:val="none"/>
-              </w:rPr>
-              <w:t>]]</w:t>
-            </w:r>
-          </w:p>
-          <w:p>
-            <w:pPr>
-              <w:jc w:val="center"/>
-              <w:rPr>
-                <w:rFonts w:ascii="Helvetica Neue" w:eastAsia="Times New Roman" w:hAnsi="Helvetica Neue" w:cs="Arial"/>
-                <w:color w:val="000000"/>
-                <w:kern w:val="0"/>
-                <w:sz w:val="18"/>
-                <w:szCs w:val="18"/>
-                <w:lang w:val="en-US"/>
                 <w14:ligatures w14:val="none"/>
               </w:rPr>
             </w:pPr>
@@ -6287,7 +5741,6 @@
         <w:rPr>
           <w:rFonts w:ascii="Helvetica Neue" w:hAnsi="Helvetica Neue" w:cs="Arial"/>
         </w:rPr>
-        <w:lastRenderedPageBreak/>
         <w:t xml:space="preserve">[[if </w:t>
       </w:r>
       <w:r>

--- a/btb_cvs_support/document/templates/quotation_format.docx
+++ b/btb_cvs_support/document/templates/quotation_format.docx
@@ -5079,10 +5079,9 @@
                 <w:lang w:val="en-US"/>
                 <w14:ligatures w14:val="none"/>
               </w:rPr>
-              <w:t>[[if $</w:t>
+              <w:t>[[$</w:t>
             </w:r>
             <w:proofErr w:type="spellStart"/>
-            <w:proofErr w:type="gramStart"/>
             <w:r>
               <w:rPr>
                 <w:rFonts w:ascii="Helvetica Neue" w:eastAsia="Times New Roman" w:hAnsi="Helvetica Neue" w:cs="Arial"/>
@@ -5096,7 +5095,6 @@
               <w:t>s.notes</w:t>
             </w:r>
             <w:proofErr w:type="spellEnd"/>
-            <w:proofErr w:type="gramEnd"/>
             <w:r>
               <w:rPr>
                 <w:rFonts w:ascii="Helvetica Neue" w:eastAsia="Times New Roman" w:hAnsi="Helvetica Neue" w:cs="Arial"/>
@@ -5108,83 +5106,6 @@
                 <w14:ligatures w14:val="none"/>
               </w:rPr>
               <w:t>]]</w:t>
-            </w:r>
-          </w:p>
-          <w:p>
-            <w:pPr>
-              <w:jc w:val="center"/>
-              <w:rPr>
-                <w:rFonts w:ascii="Helvetica Neue" w:eastAsia="Times New Roman" w:hAnsi="Helvetica Neue" w:cs="Arial"/>
-                <w:color w:val="000000"/>
-                <w:kern w:val="0"/>
-                <w:sz w:val="18"/>
-                <w:szCs w:val="18"/>
-                <w:lang w:val="en-US"/>
-                <w14:ligatures w14:val="none"/>
-              </w:rPr>
-            </w:pPr>
-            <w:r>
-              <w:rPr>
-                <w:rFonts w:ascii="Helvetica Neue" w:eastAsia="Times New Roman" w:hAnsi="Helvetica Neue" w:cs="Arial"/>
-                <w:color w:val="000000"/>
-                <w:kern w:val="0"/>
-                <w:sz w:val="18"/>
-                <w:szCs w:val="18"/>
-                <w:lang w:val="en-US"/>
-                <w14:ligatures w14:val="none"/>
-              </w:rPr>
-              <w:t>[[$</w:t>
-            </w:r>
-            <w:proofErr w:type="spellStart"/>
-            <w:r>
-              <w:rPr>
-                <w:rFonts w:ascii="Helvetica Neue" w:eastAsia="Times New Roman" w:hAnsi="Helvetica Neue" w:cs="Arial"/>
-                <w:color w:val="000000"/>
-                <w:kern w:val="0"/>
-                <w:sz w:val="18"/>
-                <w:szCs w:val="18"/>
-                <w:lang w:val="en-US"/>
-                <w14:ligatures w14:val="none"/>
-              </w:rPr>
-              <w:t>s.notes</w:t>
-            </w:r>
-            <w:proofErr w:type="spellEnd"/>
-            <w:r>
-              <w:rPr>
-                <w:rFonts w:ascii="Helvetica Neue" w:eastAsia="Times New Roman" w:hAnsi="Helvetica Neue" w:cs="Arial"/>
-                <w:color w:val="000000"/>
-                <w:kern w:val="0"/>
-                <w:sz w:val="18"/>
-                <w:szCs w:val="18"/>
-                <w:lang w:val="en-US"/>
-                <w14:ligatures w14:val="none"/>
-              </w:rPr>
-              <w:t>]]</w:t>
-            </w:r>
-          </w:p>
-          <w:p>
-            <w:pPr>
-              <w:jc w:val="center"/>
-              <w:rPr>
-                <w:rFonts w:ascii="Helvetica Neue" w:eastAsia="Times New Roman" w:hAnsi="Helvetica Neue" w:cs="Arial"/>
-                <w:color w:val="000000"/>
-                <w:kern w:val="0"/>
-                <w:sz w:val="18"/>
-                <w:szCs w:val="18"/>
-                <w14:ligatures w14:val="none"/>
-              </w:rPr>
-            </w:pPr>
-            <w:r>
-              <w:rPr>
-                <w:rFonts w:ascii="Helvetica Neue" w:eastAsia="Times New Roman" w:hAnsi="Helvetica Neue" w:cs="Arial"/>
-                <w:color w:val="000000"/>
-                <w:kern w:val="0"/>
-                <w:sz w:val="18"/>
-                <w:szCs w:val="18"/>
-                <w:lang w:val="en-US"/>
-                <w14:ligatures w14:val="none"/>
-              </w:rPr>
-              <w:t>[[end]]</w:t>
             </w:r>
           </w:p>
         </w:tc>

--- a/btb_cvs_support/document/templates/quotation_format.docx
+++ b/btb_cvs_support/document/templates/quotation_format.docx
@@ -1334,9 +1334,9 @@
         <w:tblLook w:val="04A0" w:firstRow="1" w:lastRow="0" w:firstColumn="1" w:lastColumn="0" w:noHBand="0" w:noVBand="1"/>
       </w:tblPr>
       <w:tblGrid>
-        <w:gridCol w:w="828"/>
-        <w:gridCol w:w="6221"/>
-        <w:gridCol w:w="1901"/>
+        <w:gridCol w:w="704"/>
+        <w:gridCol w:w="7229"/>
+        <w:gridCol w:w="1017"/>
         <w:gridCol w:w="2127"/>
       </w:tblGrid>
       <w:tr>
@@ -1345,7 +1345,7 @@
         </w:trPr>
         <w:tc>
           <w:tcPr>
-            <w:tcW w:w="828" w:type="dxa"/>
+            <w:tcW w:w="704" w:type="dxa"/>
             <w:shd w:val="clear" w:color="auto" w:fill="D1D1D1" w:themeFill="background2" w:themeFillShade="E6"/>
             <w:vAlign w:val="center"/>
           </w:tcPr>
@@ -1398,7 +1398,7 @@
         </w:tc>
         <w:tc>
           <w:tcPr>
-            <w:tcW w:w="6221" w:type="dxa"/>
+            <w:tcW w:w="7229" w:type="dxa"/>
             <w:shd w:val="clear" w:color="auto" w:fill="D1D1D1" w:themeFill="background2" w:themeFillShade="E6"/>
             <w:vAlign w:val="center"/>
           </w:tcPr>
@@ -1436,7 +1436,7 @@
         </w:tc>
         <w:tc>
           <w:tcPr>
-            <w:tcW w:w="1900" w:type="dxa"/>
+            <w:tcW w:w="1017" w:type="dxa"/>
             <w:shd w:val="clear" w:color="auto" w:fill="D1D1D1" w:themeFill="background2" w:themeFillShade="E6"/>
             <w:vAlign w:val="center"/>
           </w:tcPr>
@@ -1475,7 +1475,7 @@
         </w:tc>
         <w:tc>
           <w:tcPr>
-            <w:tcW w:w="2126" w:type="dxa"/>
+            <w:tcW w:w="2127" w:type="dxa"/>
             <w:shd w:val="clear" w:color="auto" w:fill="D1D1D1" w:themeFill="background2" w:themeFillShade="E6"/>
             <w:vAlign w:val="center"/>
           </w:tcPr>
@@ -1670,7 +1670,7 @@
         </w:trPr>
         <w:tc>
           <w:tcPr>
-            <w:tcW w:w="828" w:type="dxa"/>
+            <w:tcW w:w="704" w:type="dxa"/>
             <w:shd w:val="clear" w:color="auto" w:fill="auto"/>
             <w:vAlign w:val="center"/>
           </w:tcPr>
@@ -1730,7 +1730,7 @@
         </w:tc>
         <w:tc>
           <w:tcPr>
-            <w:tcW w:w="6221" w:type="dxa"/>
+            <w:tcW w:w="7229" w:type="dxa"/>
             <w:shd w:val="clear" w:color="auto" w:fill="auto"/>
             <w:vAlign w:val="center"/>
           </w:tcPr>
@@ -1790,7 +1790,7 @@
         </w:tc>
         <w:tc>
           <w:tcPr>
-            <w:tcW w:w="1900" w:type="dxa"/>
+            <w:tcW w:w="1017" w:type="dxa"/>
             <w:shd w:val="clear" w:color="auto" w:fill="auto"/>
             <w:vAlign w:val="center"/>
           </w:tcPr>
@@ -1851,7 +1851,7 @@
         </w:tc>
         <w:tc>
           <w:tcPr>
-            <w:tcW w:w="2126" w:type="dxa"/>
+            <w:tcW w:w="2127" w:type="dxa"/>
             <w:shd w:val="clear" w:color="auto" w:fill="auto"/>
             <w:vAlign w:val="center"/>
           </w:tcPr>
@@ -2092,7 +2092,7 @@
         </w:tc>
         <w:tc>
           <w:tcPr>
-            <w:tcW w:w="2126" w:type="dxa"/>
+            <w:tcW w:w="2127" w:type="dxa"/>
             <w:shd w:val="clear" w:color="auto" w:fill="auto"/>
             <w:vAlign w:val="center"/>
           </w:tcPr>
@@ -2260,7 +2260,7 @@
         </w:tc>
         <w:tc>
           <w:tcPr>
-            <w:tcW w:w="2126" w:type="dxa"/>
+            <w:tcW w:w="2127" w:type="dxa"/>
             <w:shd w:val="clear" w:color="auto" w:fill="auto"/>
             <w:vAlign w:val="center"/>
           </w:tcPr>
@@ -2375,7 +2375,7 @@
         </w:tc>
         <w:tc>
           <w:tcPr>
-            <w:tcW w:w="2126" w:type="dxa"/>
+            <w:tcW w:w="2127" w:type="dxa"/>
             <w:shd w:val="clear" w:color="auto" w:fill="auto"/>
             <w:vAlign w:val="center"/>
           </w:tcPr>
@@ -2511,7 +2511,7 @@
         </w:tc>
         <w:tc>
           <w:tcPr>
-            <w:tcW w:w="2126" w:type="dxa"/>
+            <w:tcW w:w="2127" w:type="dxa"/>
             <w:shd w:val="clear" w:color="auto" w:fill="auto"/>
             <w:vAlign w:val="center"/>
           </w:tcPr>
@@ -2626,7 +2626,7 @@
         </w:tc>
         <w:tc>
           <w:tcPr>
-            <w:tcW w:w="2126" w:type="dxa"/>
+            <w:tcW w:w="2127" w:type="dxa"/>
             <w:shd w:val="clear" w:color="auto" w:fill="auto"/>
             <w:vAlign w:val="center"/>
           </w:tcPr>
@@ -2709,8 +2709,14 @@
     <w:p>
       <w:pPr>
         <w:rPr>
-          <w:rFonts w:ascii="Helvetica Neue" w:hAnsi="Helvetica Neue" w:cs="Arial"/>
-          <w:lang w:val="en-US"/>
+          <w:rFonts w:ascii="Helvetica Neue" w:eastAsia="Times New Roman" w:hAnsi="Helvetica Neue" w:cs="Arial"/>
+          <w:b/>
+          <w:bCs/>
+          <w:color w:val="000000"/>
+          <w:kern w:val="0"/>
+          <w:sz w:val="18"/>
+          <w:szCs w:val="18"/>
+          <w14:ligatures w14:val="none"/>
         </w:rPr>
       </w:pPr>
     </w:p>
@@ -2723,10 +2729,219 @@
       </w:pPr>
       <w:r>
         <w:rPr>
+          <w:rFonts w:ascii="Helvetica Neue" w:eastAsia="Times New Roman" w:hAnsi="Helvetica Neue" w:cs="Arial"/>
+          <w:b/>
+          <w:bCs/>
+          <w:color w:val="000000"/>
+          <w:kern w:val="0"/>
+          <w:sz w:val="18"/>
+          <w:szCs w:val="18"/>
+          <w14:ligatures w14:val="none"/>
+        </w:rPr>
+        <w:t xml:space="preserve">Amount in </w:t>
+      </w:r>
+      <w:proofErr w:type="gramStart"/>
+      <w:r>
+        <w:rPr>
+          <w:rFonts w:ascii="Helvetica Neue" w:eastAsia="Times New Roman" w:hAnsi="Helvetica Neue" w:cs="Arial"/>
+          <w:b/>
+          <w:bCs/>
+          <w:color w:val="000000"/>
+          <w:kern w:val="0"/>
+          <w:sz w:val="18"/>
+          <w:szCs w:val="18"/>
+          <w14:ligatures w14:val="none"/>
+        </w:rPr>
+        <w:t>Words</w:t>
+      </w:r>
+      <w:r>
+        <w:rPr>
+          <w:rFonts w:ascii="Helvetica Neue" w:eastAsia="Times New Roman" w:hAnsi="Helvetica Neue" w:cs="Arial"/>
+          <w:b/>
+          <w:bCs/>
+          <w:color w:val="000000"/>
+          <w:kern w:val="0"/>
+          <w:sz w:val="18"/>
+          <w:szCs w:val="18"/>
+          <w14:ligatures w14:val="none"/>
+        </w:rPr>
+        <w:t xml:space="preserve"> </w:t>
+      </w:r>
+      <w:r>
+        <w:rPr>
+          <w:rFonts w:ascii="Helvetica Neue" w:eastAsia="Times New Roman" w:hAnsi="Helvetica Neue" w:cs="Arial"/>
+          <w:b/>
+          <w:bCs/>
+          <w:color w:val="000000"/>
+          <w:kern w:val="0"/>
+          <w:sz w:val="18"/>
+          <w:szCs w:val="18"/>
+          <w14:ligatures w14:val="none"/>
+        </w:rPr>
+        <w:t xml:space="preserve"> :</w:t>
+      </w:r>
+      <w:proofErr w:type="gramEnd"/>
+      <w:r>
+        <w:rPr>
+          <w:rFonts w:ascii="Helvetica Neue" w:eastAsia="Times New Roman" w:hAnsi="Helvetica Neue" w:cs="Arial"/>
+          <w:b/>
+          <w:bCs/>
+          <w:color w:val="000000"/>
+          <w:kern w:val="0"/>
+          <w:sz w:val="18"/>
+          <w:szCs w:val="18"/>
+          <w14:ligatures w14:val="none"/>
+        </w:rPr>
+        <w:t xml:space="preserve"> </w:t>
+      </w:r>
+      <w:r>
+        <w:rPr>
+          <w:rFonts w:ascii="Helvetica Neue" w:eastAsia="Times New Roman" w:hAnsi="Helvetica Neue" w:cs="Arial"/>
+          <w:b/>
+          <w:bCs/>
+          <w:color w:val="000000"/>
+          <w:kern w:val="0"/>
+          <w:sz w:val="18"/>
+          <w:szCs w:val="18"/>
+          <w14:ligatures w14:val="none"/>
+        </w:rPr>
+        <w:t>[</w:t>
+      </w:r>
+      <w:proofErr w:type="gramStart"/>
+      <w:r>
+        <w:rPr>
+          <w:rFonts w:ascii="Helvetica Neue" w:eastAsia="Times New Roman" w:hAnsi="Helvetica Neue" w:cs="Arial"/>
+          <w:b/>
+          <w:bCs/>
+          <w:color w:val="000000"/>
+          <w:kern w:val="0"/>
+          <w:sz w:val="18"/>
+          <w:szCs w:val="18"/>
+          <w14:ligatures w14:val="none"/>
+        </w:rPr>
+        <w:t>[.</w:t>
+      </w:r>
+      <w:proofErr w:type="spellStart"/>
+      <w:r>
+        <w:rPr>
+          <w:rFonts w:ascii="Helvetica Neue" w:eastAsia="Times New Roman" w:hAnsi="Helvetica Neue" w:cs="Arial"/>
+          <w:b/>
+          <w:bCs/>
+          <w:color w:val="000000"/>
+          <w:kern w:val="0"/>
+          <w:sz w:val="18"/>
+          <w:szCs w:val="18"/>
+          <w14:ligatures w14:val="none"/>
+        </w:rPr>
+        <w:t>qt.</w:t>
+      </w:r>
+      <w:r>
+        <w:rPr>
+          <w:rFonts w:ascii="Helvetica Neue" w:eastAsia="Times New Roman" w:hAnsi="Helvetica Neue" w:cs="Arial"/>
+          <w:b/>
+          <w:bCs/>
+          <w:color w:val="000000"/>
+          <w:kern w:val="0"/>
+          <w:sz w:val="18"/>
+          <w:szCs w:val="18"/>
+          <w14:ligatures w14:val="none"/>
+        </w:rPr>
+        <w:t>in</w:t>
+      </w:r>
+      <w:proofErr w:type="gramEnd"/>
+      <w:r>
+        <w:rPr>
+          <w:rFonts w:ascii="Helvetica Neue" w:eastAsia="Times New Roman" w:hAnsi="Helvetica Neue" w:cs="Arial"/>
+          <w:b/>
+          <w:bCs/>
+          <w:color w:val="000000"/>
+          <w:kern w:val="0"/>
+          <w:sz w:val="18"/>
+          <w:szCs w:val="18"/>
+          <w14:ligatures w14:val="none"/>
+        </w:rPr>
+        <w:t>_words</w:t>
+      </w:r>
+      <w:r>
+        <w:rPr>
+          <w:rFonts w:ascii="Helvetica Neue" w:eastAsia="Times New Roman" w:hAnsi="Helvetica Neue" w:cs="Arial"/>
+          <w:b/>
+          <w:bCs/>
+          <w:color w:val="000000"/>
+          <w:kern w:val="0"/>
+          <w:sz w:val="18"/>
+          <w:szCs w:val="18"/>
+          <w14:ligatures w14:val="none"/>
+        </w:rPr>
+        <w:t>l</w:t>
+      </w:r>
+      <w:proofErr w:type="spellEnd"/>
+      <w:r>
+        <w:rPr>
+          <w:rFonts w:ascii="Helvetica Neue" w:eastAsia="Times New Roman" w:hAnsi="Helvetica Neue" w:cs="Arial"/>
+          <w:b/>
+          <w:bCs/>
+          <w:color w:val="000000"/>
+          <w:kern w:val="0"/>
+          <w:sz w:val="18"/>
+          <w:szCs w:val="18"/>
+          <w14:ligatures w14:val="none"/>
+        </w:rPr>
+        <w:t>]]</w:t>
+      </w:r>
+    </w:p>
+    <w:p>
+      <w:pPr>
+        <w:rPr>
           <w:rFonts w:ascii="Helvetica Neue" w:hAnsi="Helvetica Neue" w:cs="Arial"/>
           <w:lang w:val="en-US"/>
         </w:rPr>
-        <w:br w:type="page"/>
+      </w:pPr>
+      <w:r>
+        <w:rPr>
+          <w:rFonts w:ascii="Helvetica Neue" w:hAnsi="Helvetica Neue" w:cs="Arial"/>
+          <w:lang w:val="en-US"/>
+        </w:rPr>
+        <w:t>[[</w:t>
+      </w:r>
+      <w:proofErr w:type="gramStart"/>
+      <w:r>
+        <w:rPr>
+          <w:rFonts w:ascii="Helvetica Neue" w:hAnsi="Helvetica Neue" w:cs="Arial"/>
+          <w:lang w:val="en-US"/>
+        </w:rPr>
+        <w:t>rtf .</w:t>
+      </w:r>
+      <w:proofErr w:type="spellStart"/>
+      <w:r>
+        <w:rPr>
+          <w:rFonts w:ascii="Helvetica Neue" w:hAnsi="Helvetica Neue" w:cs="Arial"/>
+          <w:lang w:val="en-US"/>
+        </w:rPr>
+        <w:t>qt</w:t>
+      </w:r>
+      <w:proofErr w:type="gramEnd"/>
+      <w:r>
+        <w:rPr>
+          <w:rFonts w:ascii="Helvetica Neue" w:hAnsi="Helvetica Neue" w:cs="Arial"/>
+          <w:lang w:val="en-US"/>
+        </w:rPr>
+        <w:t>.</w:t>
+      </w:r>
+      <w:r>
+        <w:rPr>
+          <w:rFonts w:ascii="Helvetica Neue" w:hAnsi="Helvetica Neue" w:cs="Arial"/>
+          <w:lang w:val="en-US"/>
+        </w:rPr>
+        <w:t>quotation_term_details</w:t>
+      </w:r>
+      <w:proofErr w:type="spellEnd"/>
+      <w:r>
+        <w:rPr>
+          <w:rFonts w:ascii="Helvetica Neue" w:hAnsi="Helvetica Neue" w:cs="Arial"/>
+          <w:lang w:val="en-US"/>
+        </w:rPr>
+        <w:t>]]</w:t>
       </w:r>
     </w:p>
     <w:p>
@@ -2743,55 +2958,6 @@
       </w:pPr>
       <w:r>
         <w:rPr>
-          <w:rFonts w:ascii="Helvetica Neue" w:hAnsi="Helvetica Neue" w:cs="Arial"/>
-          <w:lang w:val="en-US"/>
-        </w:rPr>
-        <w:lastRenderedPageBreak/>
-        <w:t>[[</w:t>
-      </w:r>
-      <w:proofErr w:type="gramStart"/>
-      <w:r>
-        <w:rPr>
-          <w:rFonts w:ascii="Helvetica Neue" w:hAnsi="Helvetica Neue" w:cs="Arial"/>
-          <w:lang w:val="en-US"/>
-        </w:rPr>
-        <w:t>rtf .</w:t>
-      </w:r>
-      <w:proofErr w:type="spellStart"/>
-      <w:r>
-        <w:rPr>
-          <w:rFonts w:ascii="Helvetica Neue" w:hAnsi="Helvetica Neue" w:cs="Arial"/>
-          <w:lang w:val="en-US"/>
-        </w:rPr>
-        <w:t>qt</w:t>
-      </w:r>
-      <w:proofErr w:type="gramEnd"/>
-      <w:r>
-        <w:rPr>
-          <w:rFonts w:ascii="Helvetica Neue" w:hAnsi="Helvetica Neue" w:cs="Arial"/>
-          <w:lang w:val="en-US"/>
-        </w:rPr>
-        <w:t>.</w:t>
-      </w:r>
-      <w:r>
-        <w:rPr>
-          <w:rFonts w:ascii="Helvetica Neue" w:hAnsi="Helvetica Neue" w:cs="Arial"/>
-          <w:lang w:val="en-US"/>
-        </w:rPr>
-        <w:t>quotation_term_details</w:t>
-      </w:r>
-      <w:proofErr w:type="spellEnd"/>
-      <w:r>
-        <w:rPr>
-          <w:rFonts w:ascii="Helvetica Neue" w:hAnsi="Helvetica Neue" w:cs="Arial"/>
-          <w:lang w:val="en-US"/>
-        </w:rPr>
-        <w:t>]]</w:t>
-      </w:r>
-    </w:p>
-    <w:p>
-      <w:pPr>
-        <w:rPr>
           <w:rFonts w:ascii="Helvetica Neue" w:eastAsia="Times New Roman" w:hAnsi="Helvetica Neue" w:cs="Arial"/>
           <w:color w:val="000000"/>
           <w:kern w:val="0"/>
@@ -2800,8 +2966,11 @@
           <w:lang w:val="en-US"/>
           <w14:ligatures w14:val="none"/>
         </w:rPr>
-      </w:pPr>
-      <w:r>
+        <w:br w:type="page"/>
+      </w:r>
+    </w:p>
+    <w:p>
+      <w:pPr>
         <w:rPr>
           <w:rFonts w:ascii="Helvetica Neue" w:eastAsia="Times New Roman" w:hAnsi="Helvetica Neue" w:cs="Arial"/>
           <w:color w:val="000000"/>
@@ -2811,7 +2980,46 @@
           <w:lang w:val="en-US"/>
           <w14:ligatures w14:val="none"/>
         </w:rPr>
-        <w:br w:type="page"/>
+      </w:pPr>
+      <w:r>
+        <w:rPr>
+          <w:rFonts w:ascii="Helvetica Neue" w:hAnsi="Helvetica Neue" w:cs="Arial"/>
+          <w:lang w:val="en-US"/>
+        </w:rPr>
+        <w:lastRenderedPageBreak/>
+        <w:t>[[</w:t>
+      </w:r>
+      <w:proofErr w:type="gramStart"/>
+      <w:r>
+        <w:rPr>
+          <w:rFonts w:ascii="Helvetica Neue" w:hAnsi="Helvetica Neue" w:cs="Arial"/>
+          <w:lang w:val="en-US"/>
+        </w:rPr>
+        <w:t>rtf .</w:t>
+      </w:r>
+      <w:proofErr w:type="spellStart"/>
+      <w:r>
+        <w:rPr>
+          <w:rFonts w:ascii="Helvetica Neue" w:hAnsi="Helvetica Neue" w:cs="Arial"/>
+          <w:lang w:val="en-US"/>
+        </w:rPr>
+        <w:t>qt</w:t>
+      </w:r>
+      <w:proofErr w:type="gramEnd"/>
+      <w:r>
+        <w:rPr>
+          <w:rFonts w:ascii="Helvetica Neue" w:hAnsi="Helvetica Neue" w:cs="Arial"/>
+          <w:lang w:val="en-US"/>
+        </w:rPr>
+        <w:t>.letter_details</w:t>
+      </w:r>
+      <w:proofErr w:type="spellEnd"/>
+      <w:r>
+        <w:rPr>
+          <w:rFonts w:ascii="Helvetica Neue" w:hAnsi="Helvetica Neue" w:cs="Arial"/>
+          <w:lang w:val="en-US"/>
+        </w:rPr>
+        <w:t>]]</w:t>
       </w:r>
     </w:p>
     <w:p>
@@ -2828,48 +3036,6 @@
       </w:pPr>
       <w:r>
         <w:rPr>
-          <w:rFonts w:ascii="Helvetica Neue" w:hAnsi="Helvetica Neue" w:cs="Arial"/>
-          <w:lang w:val="en-US"/>
-        </w:rPr>
-        <w:lastRenderedPageBreak/>
-        <w:t>[[</w:t>
-      </w:r>
-      <w:proofErr w:type="gramStart"/>
-      <w:r>
-        <w:rPr>
-          <w:rFonts w:ascii="Helvetica Neue" w:hAnsi="Helvetica Neue" w:cs="Arial"/>
-          <w:lang w:val="en-US"/>
-        </w:rPr>
-        <w:t>rtf .</w:t>
-      </w:r>
-      <w:proofErr w:type="spellStart"/>
-      <w:r>
-        <w:rPr>
-          <w:rFonts w:ascii="Helvetica Neue" w:hAnsi="Helvetica Neue" w:cs="Arial"/>
-          <w:lang w:val="en-US"/>
-        </w:rPr>
-        <w:t>qt</w:t>
-      </w:r>
-      <w:proofErr w:type="gramEnd"/>
-      <w:r>
-        <w:rPr>
-          <w:rFonts w:ascii="Helvetica Neue" w:hAnsi="Helvetica Neue" w:cs="Arial"/>
-          <w:lang w:val="en-US"/>
-        </w:rPr>
-        <w:t>.letter_details</w:t>
-      </w:r>
-      <w:proofErr w:type="spellEnd"/>
-      <w:r>
-        <w:rPr>
-          <w:rFonts w:ascii="Helvetica Neue" w:hAnsi="Helvetica Neue" w:cs="Arial"/>
-          <w:lang w:val="en-US"/>
-        </w:rPr>
-        <w:t>]]</w:t>
-      </w:r>
-    </w:p>
-    <w:p>
-      <w:pPr>
-        <w:rPr>
           <w:rFonts w:ascii="Helvetica Neue" w:eastAsia="Times New Roman" w:hAnsi="Helvetica Neue" w:cs="Arial"/>
           <w:color w:val="000000"/>
           <w:kern w:val="0"/>
@@ -2878,8 +3044,11 @@
           <w:lang w:val="en-US"/>
           <w14:ligatures w14:val="none"/>
         </w:rPr>
-      </w:pPr>
-      <w:r>
+        <w:br w:type="page"/>
+      </w:r>
+    </w:p>
+    <w:p>
+      <w:pPr>
         <w:rPr>
           <w:rFonts w:ascii="Helvetica Neue" w:eastAsia="Times New Roman" w:hAnsi="Helvetica Neue" w:cs="Arial"/>
           <w:color w:val="000000"/>
@@ -2889,7 +3058,46 @@
           <w:lang w:val="en-US"/>
           <w14:ligatures w14:val="none"/>
         </w:rPr>
-        <w:br w:type="page"/>
+      </w:pPr>
+      <w:r>
+        <w:rPr>
+          <w:rFonts w:ascii="Helvetica Neue" w:hAnsi="Helvetica Neue" w:cs="Arial"/>
+          <w:lang w:val="en-US"/>
+        </w:rPr>
+        <w:lastRenderedPageBreak/>
+        <w:t>[[</w:t>
+      </w:r>
+      <w:proofErr w:type="gramStart"/>
+      <w:r>
+        <w:rPr>
+          <w:rFonts w:ascii="Helvetica Neue" w:hAnsi="Helvetica Neue" w:cs="Arial"/>
+          <w:lang w:val="en-US"/>
+        </w:rPr>
+        <w:t>rtf .</w:t>
+      </w:r>
+      <w:proofErr w:type="spellStart"/>
+      <w:r>
+        <w:rPr>
+          <w:rFonts w:ascii="Helvetica Neue" w:hAnsi="Helvetica Neue" w:cs="Arial"/>
+          <w:lang w:val="en-US"/>
+        </w:rPr>
+        <w:t>qt</w:t>
+      </w:r>
+      <w:proofErr w:type="gramEnd"/>
+      <w:r>
+        <w:rPr>
+          <w:rFonts w:ascii="Helvetica Neue" w:hAnsi="Helvetica Neue" w:cs="Arial"/>
+          <w:lang w:val="en-US"/>
+        </w:rPr>
+        <w:t>.standard_tc_details</w:t>
+      </w:r>
+      <w:proofErr w:type="spellEnd"/>
+      <w:r>
+        <w:rPr>
+          <w:rFonts w:ascii="Helvetica Neue" w:hAnsi="Helvetica Neue" w:cs="Arial"/>
+          <w:lang w:val="en-US"/>
+        </w:rPr>
+        <w:t>]]</w:t>
       </w:r>
     </w:p>
     <w:p>
@@ -2906,48 +3114,6 @@
       </w:pPr>
       <w:r>
         <w:rPr>
-          <w:rFonts w:ascii="Helvetica Neue" w:hAnsi="Helvetica Neue" w:cs="Arial"/>
-          <w:lang w:val="en-US"/>
-        </w:rPr>
-        <w:lastRenderedPageBreak/>
-        <w:t>[[</w:t>
-      </w:r>
-      <w:proofErr w:type="gramStart"/>
-      <w:r>
-        <w:rPr>
-          <w:rFonts w:ascii="Helvetica Neue" w:hAnsi="Helvetica Neue" w:cs="Arial"/>
-          <w:lang w:val="en-US"/>
-        </w:rPr>
-        <w:t>rtf .</w:t>
-      </w:r>
-      <w:proofErr w:type="spellStart"/>
-      <w:r>
-        <w:rPr>
-          <w:rFonts w:ascii="Helvetica Neue" w:hAnsi="Helvetica Neue" w:cs="Arial"/>
-          <w:lang w:val="en-US"/>
-        </w:rPr>
-        <w:t>qt</w:t>
-      </w:r>
-      <w:proofErr w:type="gramEnd"/>
-      <w:r>
-        <w:rPr>
-          <w:rFonts w:ascii="Helvetica Neue" w:hAnsi="Helvetica Neue" w:cs="Arial"/>
-          <w:lang w:val="en-US"/>
-        </w:rPr>
-        <w:t>.standard_tc_details</w:t>
-      </w:r>
-      <w:proofErr w:type="spellEnd"/>
-      <w:r>
-        <w:rPr>
-          <w:rFonts w:ascii="Helvetica Neue" w:hAnsi="Helvetica Neue" w:cs="Arial"/>
-          <w:lang w:val="en-US"/>
-        </w:rPr>
-        <w:t>]]</w:t>
-      </w:r>
-    </w:p>
-    <w:p>
-      <w:pPr>
-        <w:rPr>
           <w:rFonts w:ascii="Helvetica Neue" w:eastAsia="Times New Roman" w:hAnsi="Helvetica Neue" w:cs="Arial"/>
           <w:color w:val="000000"/>
           <w:kern w:val="0"/>
@@ -2956,10 +3122,16 @@
           <w:lang w:val="en-US"/>
           <w14:ligatures w14:val="none"/>
         </w:rPr>
-      </w:pPr>
-      <w:r>
+        <w:br w:type="page"/>
+      </w:r>
+    </w:p>
+    <w:p>
+      <w:pPr>
+        <w:spacing w:after="0"/>
         <w:rPr>
           <w:rFonts w:ascii="Helvetica Neue" w:eastAsia="Times New Roman" w:hAnsi="Helvetica Neue" w:cs="Arial"/>
+          <w:b/>
+          <w:bCs/>
           <w:color w:val="000000"/>
           <w:kern w:val="0"/>
           <w:sz w:val="18"/>
@@ -2967,24 +3139,22 @@
           <w:lang w:val="en-US"/>
           <w14:ligatures w14:val="none"/>
         </w:rPr>
-        <w:br w:type="page"/>
-      </w:r>
-    </w:p>
-    <w:p>
-      <w:pPr>
-        <w:spacing w:after="0"/>
+      </w:pPr>
+      <w:r>
         <w:rPr>
           <w:rFonts w:ascii="Helvetica Neue" w:eastAsia="Times New Roman" w:hAnsi="Helvetica Neue" w:cs="Arial"/>
           <w:b/>
           <w:bCs/>
           <w:color w:val="000000"/>
           <w:kern w:val="0"/>
-          <w:sz w:val="14"/>
-          <w:szCs w:val="14"/>
+          <w:sz w:val="18"/>
+          <w:szCs w:val="18"/>
           <w:lang w:val="en-US"/>
           <w14:ligatures w14:val="none"/>
         </w:rPr>
-      </w:pPr>
+        <w:lastRenderedPageBreak/>
+        <w:t>APPENDIX I – DETAILED PRICE SCHEDULE</w:t>
+      </w:r>
       <w:r>
         <w:rPr>
           <w:rFonts w:ascii="Helvetica Neue" w:eastAsia="Times New Roman" w:hAnsi="Helvetica Neue" w:cs="Arial"/>
@@ -2992,23 +3162,8 @@
           <w:bCs/>
           <w:color w:val="000000"/>
           <w:kern w:val="0"/>
-          <w:sz w:val="14"/>
-          <w:szCs w:val="14"/>
-          <w:lang w:val="en-US"/>
-          <w14:ligatures w14:val="none"/>
-        </w:rPr>
-        <w:lastRenderedPageBreak/>
-        <w:t>APPENDIX I – DETAILED PRICE SCHEDULE</w:t>
-      </w:r>
-      <w:r>
-        <w:rPr>
-          <w:rFonts w:ascii="Helvetica Neue" w:eastAsia="Times New Roman" w:hAnsi="Helvetica Neue" w:cs="Arial"/>
-          <w:b/>
-          <w:bCs/>
-          <w:color w:val="000000"/>
-          <w:kern w:val="0"/>
-          <w:sz w:val="14"/>
-          <w:szCs w:val="14"/>
+          <w:sz w:val="18"/>
+          <w:szCs w:val="18"/>
           <w:lang w:val="en-US"/>
           <w14:ligatures w14:val="none"/>
         </w:rPr>
@@ -3075,20 +3230,22 @@
         <w:tblLook w:val="04A0" w:firstRow="1" w:lastRow="0" w:firstColumn="1" w:lastColumn="0" w:noHBand="0" w:noVBand="1"/>
       </w:tblPr>
       <w:tblGrid>
-        <w:gridCol w:w="837"/>
-        <w:gridCol w:w="907"/>
-        <w:gridCol w:w="347"/>
-        <w:gridCol w:w="3154"/>
         <w:gridCol w:w="709"/>
-        <w:gridCol w:w="1417"/>
+        <w:gridCol w:w="992"/>
+        <w:gridCol w:w="390"/>
+        <w:gridCol w:w="3438"/>
+        <w:gridCol w:w="992"/>
+        <w:gridCol w:w="567"/>
+        <w:gridCol w:w="567"/>
+        <w:gridCol w:w="567"/>
+        <w:gridCol w:w="1134"/>
         <w:gridCol w:w="1701"/>
-        <w:gridCol w:w="1985"/>
       </w:tblGrid>
       <w:tr>
         <w:tc>
           <w:tcPr>
             <w:tcW w:w="11057" w:type="dxa"/>
-            <w:gridSpan w:val="8"/>
+            <w:gridSpan w:val="10"/>
             <w:tcBorders>
               <w:top w:val="nil"/>
               <w:left w:val="nil"/>
@@ -3237,7 +3394,7 @@
         <w:tc>
           <w:tcPr>
             <w:tcW w:w="11057" w:type="dxa"/>
-            <w:gridSpan w:val="8"/>
+            <w:gridSpan w:val="10"/>
             <w:tcBorders>
               <w:top w:val="nil"/>
               <w:left w:val="nil"/>
@@ -3247,16 +3404,20 @@
           </w:tcPr>
           <w:p>
             <w:pPr>
-              <w:spacing w:before="240" w:line="480" w:lineRule="auto"/>
+              <w:tabs>
+                <w:tab w:val="left" w:pos="4274"/>
+              </w:tabs>
+              <w:spacing w:before="240" w:line="360" w:lineRule="auto"/>
               <w:ind w:hanging="107"/>
               <w:rPr>
                 <w:rFonts w:ascii="Helvetica Neue" w:eastAsia="Times New Roman" w:hAnsi="Helvetica Neue" w:cs="Arial"/>
+                <w:b/>
+                <w:bCs/>
                 <w:color w:val="000000"/>
                 <w:kern w:val="0"/>
                 <w:sz w:val="22"/>
                 <w:szCs w:val="22"/>
                 <w:u w:val="single"/>
-                <w:lang w:val="en-US"/>
                 <w14:ligatures w14:val="none"/>
               </w:rPr>
             </w:pPr>
@@ -3364,7 +3525,11 @@
               </w:rPr>
               <w:t>]]</w:t>
             </w:r>
-            <w:r>
+          </w:p>
+          <w:p>
+            <w:pPr>
+              <w:spacing w:line="480" w:lineRule="auto"/>
+              <w:ind w:hanging="107"/>
               <w:rPr>
                 <w:rFonts w:ascii="Helvetica Neue" w:eastAsia="Times New Roman" w:hAnsi="Helvetica Neue" w:cs="Arial"/>
                 <w:b/>
@@ -3373,11 +3538,9 @@
                 <w:kern w:val="0"/>
                 <w:sz w:val="22"/>
                 <w:szCs w:val="22"/>
-                <w:u w:val="single"/>
-                <w14:ligatures w14:val="none"/>
-              </w:rPr>
-              <w:t xml:space="preserve"> - </w:t>
-            </w:r>
+                <w14:ligatures w14:val="none"/>
+              </w:rPr>
+            </w:pPr>
             <w:r>
               <w:rPr>
                 <w:rFonts w:ascii="Helvetica Neue" w:eastAsia="Times New Roman" w:hAnsi="Helvetica Neue" w:cs="Arial"/>
@@ -3387,10 +3550,35 @@
                 <w:kern w:val="0"/>
                 <w:sz w:val="22"/>
                 <w:szCs w:val="22"/>
-                <w:u w:val="single"/>
-                <w14:ligatures w14:val="none"/>
-              </w:rPr>
-              <w:t>[[$cur]] [[$</w:t>
+                <w14:ligatures w14:val="none"/>
+              </w:rPr>
+              <w:t>[[$cur]]</w:t>
+            </w:r>
+            <w:r>
+              <w:rPr>
+                <w:rFonts w:ascii="Helvetica Neue" w:eastAsia="Times New Roman" w:hAnsi="Helvetica Neue" w:cs="Arial"/>
+                <w:b/>
+                <w:bCs/>
+                <w:color w:val="000000"/>
+                <w:kern w:val="0"/>
+                <w:sz w:val="22"/>
+                <w:szCs w:val="22"/>
+                <w14:ligatures w14:val="none"/>
+              </w:rPr>
+              <w:t xml:space="preserve"> </w:t>
+            </w:r>
+            <w:r>
+              <w:rPr>
+                <w:rFonts w:ascii="Helvetica Neue" w:eastAsia="Times New Roman" w:hAnsi="Helvetica Neue" w:cs="Arial"/>
+                <w:b/>
+                <w:bCs/>
+                <w:color w:val="000000"/>
+                <w:kern w:val="0"/>
+                <w:sz w:val="22"/>
+                <w:szCs w:val="22"/>
+                <w14:ligatures w14:val="none"/>
+              </w:rPr>
+              <w:t>[[$</w:t>
             </w:r>
             <w:proofErr w:type="spellStart"/>
             <w:proofErr w:type="gramStart"/>
@@ -3403,7 +3591,6 @@
                 <w:kern w:val="0"/>
                 <w:sz w:val="22"/>
                 <w:szCs w:val="22"/>
-                <w:u w:val="single"/>
                 <w14:ligatures w14:val="none"/>
               </w:rPr>
               <w:t>pv.productTotal</w:t>
@@ -3419,7 +3606,6 @@
                 <w:kern w:val="0"/>
                 <w:sz w:val="22"/>
                 <w:szCs w:val="22"/>
-                <w:u w:val="single"/>
                 <w14:ligatures w14:val="none"/>
               </w:rPr>
               <w:t>]]</w:t>
@@ -3431,7 +3617,7 @@
         <w:tc>
           <w:tcPr>
             <w:tcW w:w="11057" w:type="dxa"/>
-            <w:gridSpan w:val="8"/>
+            <w:gridSpan w:val="10"/>
             <w:tcBorders>
               <w:top w:val="nil"/>
               <w:left w:val="nil"/>
@@ -3532,7 +3718,7 @@
         <w:tc>
           <w:tcPr>
             <w:tcW w:w="11057" w:type="dxa"/>
-            <w:gridSpan w:val="8"/>
+            <w:gridSpan w:val="10"/>
             <w:tcBorders>
               <w:top w:val="single" w:sz="12" w:space="0" w:color="ADADAD" w:themeColor="background2" w:themeShade="BF"/>
               <w:left w:val="single" w:sz="12" w:space="0" w:color="ADADAD" w:themeColor="background2" w:themeShade="BF"/>
@@ -3823,7 +4009,7 @@
         <w:tc>
           <w:tcPr>
             <w:tcW w:w="11057" w:type="dxa"/>
-            <w:gridSpan w:val="8"/>
+            <w:gridSpan w:val="10"/>
             <w:tcBorders>
               <w:top w:val="single" w:sz="12" w:space="0" w:color="ADADAD" w:themeColor="background2" w:themeShade="BF"/>
             </w:tcBorders>
@@ -4007,7 +4193,7 @@
         </w:tc>
         <w:tc>
           <w:tcPr>
-            <w:tcW w:w="3154" w:type="dxa"/>
+            <w:tcW w:w="3438" w:type="dxa"/>
             <w:vAlign w:val="center"/>
           </w:tcPr>
           <w:p>
@@ -4064,7 +4250,7 @@
         <w:tc>
           <w:tcPr>
             <w:tcW w:w="2126" w:type="dxa"/>
-            <w:gridSpan w:val="2"/>
+            <w:gridSpan w:val="3"/>
             <w:vAlign w:val="center"/>
           </w:tcPr>
           <w:p>
@@ -4126,8 +4312,8 @@
         </w:tc>
         <w:tc>
           <w:tcPr>
-            <w:tcW w:w="3686" w:type="dxa"/>
-            <w:gridSpan w:val="2"/>
+            <w:tcW w:w="3402" w:type="dxa"/>
+            <w:gridSpan w:val="3"/>
             <w:vAlign w:val="center"/>
           </w:tcPr>
           <w:p>
@@ -4186,7 +4372,7 @@
         <w:tc>
           <w:tcPr>
             <w:tcW w:w="11057" w:type="dxa"/>
-            <w:gridSpan w:val="8"/>
+            <w:gridSpan w:val="10"/>
           </w:tcPr>
           <w:p>
             <w:pPr>
@@ -4244,7 +4430,7 @@
       <w:tr>
         <w:tc>
           <w:tcPr>
-            <w:tcW w:w="837" w:type="dxa"/>
+            <w:tcW w:w="709" w:type="dxa"/>
           </w:tcPr>
           <w:p>
             <w:pPr>
@@ -4276,7 +4462,7 @@
         </w:tc>
         <w:tc>
           <w:tcPr>
-            <w:tcW w:w="907" w:type="dxa"/>
+            <w:tcW w:w="992" w:type="dxa"/>
           </w:tcPr>
           <w:p>
             <w:pPr>
@@ -4307,8 +4493,8 @@
         </w:tc>
         <w:tc>
           <w:tcPr>
-            <w:tcW w:w="3501" w:type="dxa"/>
-            <w:gridSpan w:val="2"/>
+            <w:tcW w:w="4820" w:type="dxa"/>
+            <w:gridSpan w:val="3"/>
           </w:tcPr>
           <w:p>
             <w:pPr>
@@ -4339,7 +4525,7 @@
         </w:tc>
         <w:tc>
           <w:tcPr>
-            <w:tcW w:w="709" w:type="dxa"/>
+            <w:tcW w:w="567" w:type="dxa"/>
             <w:vAlign w:val="center"/>
           </w:tcPr>
           <w:p>
@@ -4372,7 +4558,8 @@
         </w:tc>
         <w:tc>
           <w:tcPr>
-            <w:tcW w:w="1417" w:type="dxa"/>
+            <w:tcW w:w="1134" w:type="dxa"/>
+            <w:gridSpan w:val="2"/>
             <w:vAlign w:val="center"/>
           </w:tcPr>
           <w:p>
@@ -4400,6 +4587,39 @@
                 <w14:ligatures w14:val="none"/>
               </w:rPr>
               <w:t>Rate ([[$cur]])</w:t>
+            </w:r>
+          </w:p>
+        </w:tc>
+        <w:tc>
+          <w:tcPr>
+            <w:tcW w:w="1134" w:type="dxa"/>
+            <w:vAlign w:val="center"/>
+          </w:tcPr>
+          <w:p>
+            <w:pPr>
+              <w:jc w:val="center"/>
+              <w:rPr>
+                <w:rFonts w:ascii="Helvetica Neue" w:eastAsia="Times New Roman" w:hAnsi="Helvetica Neue" w:cs="Arial"/>
+                <w:color w:val="000000"/>
+                <w:kern w:val="0"/>
+                <w:sz w:val="18"/>
+                <w:szCs w:val="18"/>
+                <w:lang w:val="en-US"/>
+                <w14:ligatures w14:val="none"/>
+              </w:rPr>
+            </w:pPr>
+            <w:r>
+              <w:rPr>
+                <w:rFonts w:ascii="Helvetica Neue" w:eastAsia="Times New Roman" w:hAnsi="Helvetica Neue" w:cs="Arial"/>
+                <w:b/>
+                <w:bCs/>
+                <w:color w:val="000000"/>
+                <w:kern w:val="0"/>
+                <w:sz w:val="18"/>
+                <w:szCs w:val="18"/>
+                <w14:ligatures w14:val="none"/>
+              </w:rPr>
+              <w:t>Amount ([[$cur]])</w:t>
             </w:r>
           </w:p>
         </w:tc>
@@ -4432,39 +4652,6 @@
                 <w:szCs w:val="18"/>
                 <w14:ligatures w14:val="none"/>
               </w:rPr>
-              <w:t>Amount ([[$cur]])</w:t>
-            </w:r>
-          </w:p>
-        </w:tc>
-        <w:tc>
-          <w:tcPr>
-            <w:tcW w:w="1985" w:type="dxa"/>
-            <w:vAlign w:val="center"/>
-          </w:tcPr>
-          <w:p>
-            <w:pPr>
-              <w:jc w:val="center"/>
-              <w:rPr>
-                <w:rFonts w:ascii="Helvetica Neue" w:eastAsia="Times New Roman" w:hAnsi="Helvetica Neue" w:cs="Arial"/>
-                <w:color w:val="000000"/>
-                <w:kern w:val="0"/>
-                <w:sz w:val="18"/>
-                <w:szCs w:val="18"/>
-                <w:lang w:val="en-US"/>
-                <w14:ligatures w14:val="none"/>
-              </w:rPr>
-            </w:pPr>
-            <w:r>
-              <w:rPr>
-                <w:rFonts w:ascii="Helvetica Neue" w:eastAsia="Times New Roman" w:hAnsi="Helvetica Neue" w:cs="Arial"/>
-                <w:b/>
-                <w:bCs/>
-                <w:color w:val="000000"/>
-                <w:kern w:val="0"/>
-                <w:sz w:val="18"/>
-                <w:szCs w:val="18"/>
-                <w14:ligatures w14:val="none"/>
-              </w:rPr>
               <w:t>Notes</w:t>
             </w:r>
           </w:p>
@@ -4474,7 +4661,7 @@
         <w:tc>
           <w:tcPr>
             <w:tcW w:w="11057" w:type="dxa"/>
-            <w:gridSpan w:val="8"/>
+            <w:gridSpan w:val="10"/>
           </w:tcPr>
           <w:p>
             <w:pPr>
@@ -4691,175 +4878,6 @@
         </w:tc>
       </w:tr>
       <w:tr>
-        <w:tc>
-          <w:tcPr>
-            <w:tcW w:w="837" w:type="dxa"/>
-            <w:vAlign w:val="center"/>
-          </w:tcPr>
-          <w:p>
-            <w:pPr>
-              <w:jc w:val="center"/>
-              <w:rPr>
-                <w:rFonts w:ascii="Helvetica Neue" w:eastAsia="Times New Roman" w:hAnsi="Helvetica Neue" w:cs="Arial"/>
-                <w:color w:val="000000"/>
-                <w:kern w:val="0"/>
-                <w:sz w:val="18"/>
-                <w:szCs w:val="18"/>
-                <w:lang w:val="en-US"/>
-                <w14:ligatures w14:val="none"/>
-              </w:rPr>
-            </w:pPr>
-            <w:r>
-              <w:rPr>
-                <w:rFonts w:ascii="Helvetica Neue" w:eastAsia="Times New Roman" w:hAnsi="Helvetica Neue" w:cs="Arial"/>
-                <w:color w:val="000000"/>
-                <w:kern w:val="0"/>
-                <w:sz w:val="18"/>
-                <w:szCs w:val="18"/>
-                <w14:ligatures w14:val="none"/>
-              </w:rPr>
-              <w:t>[[$</w:t>
-            </w:r>
-            <w:proofErr w:type="spellStart"/>
-            <w:r>
-              <w:rPr>
-                <w:rFonts w:ascii="Helvetica Neue" w:eastAsia="Times New Roman" w:hAnsi="Helvetica Neue" w:cs="Arial"/>
-                <w:color w:val="000000"/>
-                <w:kern w:val="0"/>
-                <w:sz w:val="18"/>
-                <w:szCs w:val="18"/>
-                <w14:ligatures w14:val="none"/>
-              </w:rPr>
-              <w:t>sNo</w:t>
-            </w:r>
-            <w:proofErr w:type="spellEnd"/>
-            <w:r>
-              <w:rPr>
-                <w:rFonts w:ascii="Helvetica Neue" w:eastAsia="Times New Roman" w:hAnsi="Helvetica Neue" w:cs="Arial"/>
-                <w:color w:val="000000"/>
-                <w:kern w:val="0"/>
-                <w:sz w:val="18"/>
-                <w:szCs w:val="18"/>
-                <w14:ligatures w14:val="none"/>
-              </w:rPr>
-              <w:t>]]</w:t>
-            </w:r>
-          </w:p>
-        </w:tc>
-        <w:tc>
-          <w:tcPr>
-            <w:tcW w:w="907" w:type="dxa"/>
-            <w:vAlign w:val="center"/>
-          </w:tcPr>
-          <w:p>
-            <w:pPr>
-              <w:rPr>
-                <w:rFonts w:ascii="Helvetica Neue" w:eastAsia="Times New Roman" w:hAnsi="Helvetica Neue" w:cs="Arial"/>
-                <w:color w:val="000000"/>
-                <w:kern w:val="0"/>
-                <w:sz w:val="18"/>
-                <w:szCs w:val="18"/>
-                <w:lang w:val="en-US"/>
-                <w14:ligatures w14:val="none"/>
-              </w:rPr>
-            </w:pPr>
-            <w:r>
-              <w:rPr>
-                <w:rFonts w:ascii="Helvetica Neue" w:eastAsia="Times New Roman" w:hAnsi="Helvetica Neue" w:cs="Arial"/>
-                <w:color w:val="000000"/>
-                <w:kern w:val="0"/>
-                <w:sz w:val="18"/>
-                <w:szCs w:val="18"/>
-                <w14:ligatures w14:val="none"/>
-              </w:rPr>
-              <w:t>[[$</w:t>
-            </w:r>
-            <w:proofErr w:type="spellStart"/>
-            <w:r>
-              <w:rPr>
-                <w:rFonts w:ascii="Helvetica Neue" w:eastAsia="Times New Roman" w:hAnsi="Helvetica Neue" w:cs="Arial"/>
-                <w:color w:val="000000"/>
-                <w:kern w:val="0"/>
-                <w:sz w:val="18"/>
-                <w:szCs w:val="18"/>
-                <w14:ligatures w14:val="none"/>
-              </w:rPr>
-              <w:t>s.tag</w:t>
-            </w:r>
-            <w:proofErr w:type="spellEnd"/>
-            <w:r>
-              <w:rPr>
-                <w:rFonts w:ascii="Helvetica Neue" w:eastAsia="Times New Roman" w:hAnsi="Helvetica Neue" w:cs="Arial"/>
-                <w:color w:val="000000"/>
-                <w:kern w:val="0"/>
-                <w:sz w:val="18"/>
-                <w:szCs w:val="18"/>
-                <w14:ligatures w14:val="none"/>
-              </w:rPr>
-              <w:t>]]</w:t>
-            </w:r>
-          </w:p>
-        </w:tc>
-        <w:tc>
-          <w:tcPr>
-            <w:tcW w:w="3501" w:type="dxa"/>
-            <w:gridSpan w:val="2"/>
-            <w:vAlign w:val="center"/>
-          </w:tcPr>
-          <w:p>
-            <w:pPr>
-              <w:outlineLvl w:val="1"/>
-              <w:rPr>
-                <w:rFonts w:ascii="Helvetica Neue" w:eastAsia="Times New Roman" w:hAnsi="Helvetica Neue" w:cs="Arial"/>
-                <w:b/>
-                <w:bCs/>
-                <w:color w:val="000000"/>
-                <w:kern w:val="0"/>
-                <w:sz w:val="10"/>
-                <w:szCs w:val="10"/>
-                <w:u w:val="single"/>
-                <w14:ligatures w14:val="none"/>
-              </w:rPr>
-            </w:pPr>
-            <w:r>
-              <w:rPr>
-                <w:rFonts w:ascii="Helvetica Neue" w:eastAsia="Times New Roman" w:hAnsi="Helvetica Neue" w:cs="Arial"/>
-                <w:color w:val="000000"/>
-                <w:kern w:val="0"/>
-                <w:sz w:val="18"/>
-                <w:szCs w:val="18"/>
-                <w14:ligatures w14:val="none"/>
-              </w:rPr>
-              <w:t>[[$</w:t>
-            </w:r>
-            <w:proofErr w:type="spellStart"/>
-            <w:proofErr w:type="gramStart"/>
-            <w:r>
-              <w:rPr>
-                <w:rFonts w:ascii="Helvetica Neue" w:eastAsia="Times New Roman" w:hAnsi="Helvetica Neue" w:cs="Arial"/>
-                <w:color w:val="000000"/>
-                <w:kern w:val="0"/>
-                <w:sz w:val="18"/>
-                <w:szCs w:val="18"/>
-                <w14:ligatures w14:val="none"/>
-              </w:rPr>
-              <w:t>s.cartTitle</w:t>
-            </w:r>
-            <w:proofErr w:type="spellEnd"/>
-            <w:proofErr w:type="gramEnd"/>
-            <w:r>
-              <w:rPr>
-                <w:rFonts w:ascii="Helvetica Neue" w:eastAsia="Times New Roman" w:hAnsi="Helvetica Neue" w:cs="Arial"/>
-                <w:color w:val="000000"/>
-                <w:kern w:val="0"/>
-                <w:sz w:val="18"/>
-                <w:szCs w:val="18"/>
-                <w14:ligatures w14:val="none"/>
-              </w:rPr>
-              <w:t>]]</w:t>
-            </w:r>
-          </w:p>
-        </w:tc>
         <w:tc>
           <w:tcPr>
             <w:tcW w:w="709" w:type="dxa"/>
@@ -4867,7 +4885,7 @@
           </w:tcPr>
           <w:p>
             <w:pPr>
-              <w:jc w:val="right"/>
+              <w:jc w:val="center"/>
               <w:rPr>
                 <w:rFonts w:ascii="Helvetica Neue" w:eastAsia="Times New Roman" w:hAnsi="Helvetica Neue" w:cs="Arial"/>
                 <w:color w:val="000000"/>
@@ -4899,7 +4917,7 @@
                 <w:szCs w:val="18"/>
                 <w14:ligatures w14:val="none"/>
               </w:rPr>
-              <w:t>s.qty</w:t>
+              <w:t>sNo</w:t>
             </w:r>
             <w:proofErr w:type="spellEnd"/>
             <w:r>
@@ -4917,7 +4935,121 @@
         </w:tc>
         <w:tc>
           <w:tcPr>
-            <w:tcW w:w="1417" w:type="dxa"/>
+            <w:tcW w:w="992" w:type="dxa"/>
+            <w:vAlign w:val="center"/>
+          </w:tcPr>
+          <w:p>
+            <w:pPr>
+              <w:rPr>
+                <w:rFonts w:ascii="Helvetica Neue" w:eastAsia="Times New Roman" w:hAnsi="Helvetica Neue" w:cs="Arial"/>
+                <w:color w:val="000000"/>
+                <w:kern w:val="0"/>
+                <w:sz w:val="18"/>
+                <w:szCs w:val="18"/>
+                <w:lang w:val="en-US"/>
+                <w14:ligatures w14:val="none"/>
+              </w:rPr>
+            </w:pPr>
+            <w:r>
+              <w:rPr>
+                <w:rFonts w:ascii="Helvetica Neue" w:eastAsia="Times New Roman" w:hAnsi="Helvetica Neue" w:cs="Arial"/>
+                <w:color w:val="000000"/>
+                <w:kern w:val="0"/>
+                <w:sz w:val="18"/>
+                <w:szCs w:val="18"/>
+                <w14:ligatures w14:val="none"/>
+              </w:rPr>
+              <w:t>[[$</w:t>
+            </w:r>
+            <w:proofErr w:type="spellStart"/>
+            <w:r>
+              <w:rPr>
+                <w:rFonts w:ascii="Helvetica Neue" w:eastAsia="Times New Roman" w:hAnsi="Helvetica Neue" w:cs="Arial"/>
+                <w:color w:val="000000"/>
+                <w:kern w:val="0"/>
+                <w:sz w:val="18"/>
+                <w:szCs w:val="18"/>
+                <w14:ligatures w14:val="none"/>
+              </w:rPr>
+              <w:t>s.tag</w:t>
+            </w:r>
+            <w:proofErr w:type="spellEnd"/>
+            <w:r>
+              <w:rPr>
+                <w:rFonts w:ascii="Helvetica Neue" w:eastAsia="Times New Roman" w:hAnsi="Helvetica Neue" w:cs="Arial"/>
+                <w:color w:val="000000"/>
+                <w:kern w:val="0"/>
+                <w:sz w:val="18"/>
+                <w:szCs w:val="18"/>
+                <w14:ligatures w14:val="none"/>
+              </w:rPr>
+              <w:t>]]</w:t>
+            </w:r>
+          </w:p>
+        </w:tc>
+        <w:tc>
+          <w:tcPr>
+            <w:tcW w:w="4820" w:type="dxa"/>
+            <w:gridSpan w:val="3"/>
+            <w:vAlign w:val="center"/>
+          </w:tcPr>
+          <w:p>
+            <w:pPr>
+              <w:outlineLvl w:val="1"/>
+              <w:rPr>
+                <w:rFonts w:ascii="Helvetica Neue" w:eastAsia="Times New Roman" w:hAnsi="Helvetica Neue" w:cs="Arial"/>
+                <w:b/>
+                <w:bCs/>
+                <w:color w:val="000000"/>
+                <w:kern w:val="0"/>
+                <w:sz w:val="10"/>
+                <w:szCs w:val="10"/>
+                <w:u w:val="single"/>
+                <w14:ligatures w14:val="none"/>
+              </w:rPr>
+            </w:pPr>
+            <w:r>
+              <w:rPr>
+                <w:rFonts w:ascii="Helvetica Neue" w:eastAsia="Times New Roman" w:hAnsi="Helvetica Neue" w:cs="Arial"/>
+                <w:color w:val="000000"/>
+                <w:kern w:val="0"/>
+                <w:sz w:val="18"/>
+                <w:szCs w:val="18"/>
+                <w14:ligatures w14:val="none"/>
+              </w:rPr>
+              <w:t>[[$</w:t>
+            </w:r>
+            <w:proofErr w:type="spellStart"/>
+            <w:proofErr w:type="gramStart"/>
+            <w:r>
+              <w:rPr>
+                <w:rFonts w:ascii="Helvetica Neue" w:eastAsia="Times New Roman" w:hAnsi="Helvetica Neue" w:cs="Arial"/>
+                <w:color w:val="000000"/>
+                <w:kern w:val="0"/>
+                <w:sz w:val="18"/>
+                <w:szCs w:val="18"/>
+                <w14:ligatures w14:val="none"/>
+              </w:rPr>
+              <w:t>s.cartTitle</w:t>
+            </w:r>
+            <w:proofErr w:type="spellEnd"/>
+            <w:proofErr w:type="gramEnd"/>
+            <w:r>
+              <w:rPr>
+                <w:rFonts w:ascii="Helvetica Neue" w:eastAsia="Times New Roman" w:hAnsi="Helvetica Neue" w:cs="Arial"/>
+                <w:color w:val="000000"/>
+                <w:kern w:val="0"/>
+                <w:sz w:val="18"/>
+                <w:szCs w:val="18"/>
+                <w14:ligatures w14:val="none"/>
+              </w:rPr>
+              <w:t>]]</w:t>
+            </w:r>
+          </w:p>
+        </w:tc>
+        <w:tc>
+          <w:tcPr>
+            <w:tcW w:w="567" w:type="dxa"/>
             <w:vAlign w:val="center"/>
           </w:tcPr>
           <w:p>
@@ -4945,6 +5077,62 @@
               <w:t>[[$</w:t>
             </w:r>
             <w:proofErr w:type="spellStart"/>
+            <w:r>
+              <w:rPr>
+                <w:rFonts w:ascii="Helvetica Neue" w:eastAsia="Times New Roman" w:hAnsi="Helvetica Neue" w:cs="Arial"/>
+                <w:color w:val="000000"/>
+                <w:kern w:val="0"/>
+                <w:sz w:val="18"/>
+                <w:szCs w:val="18"/>
+                <w14:ligatures w14:val="none"/>
+              </w:rPr>
+              <w:t>s.qty</w:t>
+            </w:r>
+            <w:proofErr w:type="spellEnd"/>
+            <w:r>
+              <w:rPr>
+                <w:rFonts w:ascii="Helvetica Neue" w:eastAsia="Times New Roman" w:hAnsi="Helvetica Neue" w:cs="Arial"/>
+                <w:color w:val="000000"/>
+                <w:kern w:val="0"/>
+                <w:sz w:val="18"/>
+                <w:szCs w:val="18"/>
+                <w14:ligatures w14:val="none"/>
+              </w:rPr>
+              <w:t>]]</w:t>
+            </w:r>
+          </w:p>
+        </w:tc>
+        <w:tc>
+          <w:tcPr>
+            <w:tcW w:w="1134" w:type="dxa"/>
+            <w:gridSpan w:val="2"/>
+            <w:vAlign w:val="center"/>
+          </w:tcPr>
+          <w:p>
+            <w:pPr>
+              <w:jc w:val="right"/>
+              <w:rPr>
+                <w:rFonts w:ascii="Helvetica Neue" w:eastAsia="Times New Roman" w:hAnsi="Helvetica Neue" w:cs="Arial"/>
+                <w:color w:val="000000"/>
+                <w:kern w:val="0"/>
+                <w:sz w:val="18"/>
+                <w:szCs w:val="18"/>
+                <w:lang w:val="en-US"/>
+                <w14:ligatures w14:val="none"/>
+              </w:rPr>
+            </w:pPr>
+            <w:r>
+              <w:rPr>
+                <w:rFonts w:ascii="Helvetica Neue" w:eastAsia="Times New Roman" w:hAnsi="Helvetica Neue" w:cs="Arial"/>
+                <w:color w:val="000000"/>
+                <w:kern w:val="0"/>
+                <w:sz w:val="18"/>
+                <w:szCs w:val="18"/>
+                <w14:ligatures w14:val="none"/>
+              </w:rPr>
+              <w:t>[[$</w:t>
+            </w:r>
+            <w:proofErr w:type="spellStart"/>
             <w:proofErr w:type="gramStart"/>
             <w:r>
               <w:rPr>
@@ -4967,6 +5155,74 @@
                 <w14:ligatures w14:val="none"/>
               </w:rPr>
               <w:t>rate</w:t>
+            </w:r>
+            <w:proofErr w:type="spellEnd"/>
+            <w:proofErr w:type="gramEnd"/>
+            <w:r>
+              <w:rPr>
+                <w:rFonts w:ascii="Helvetica Neue" w:eastAsia="Times New Roman" w:hAnsi="Helvetica Neue" w:cs="Arial"/>
+                <w:color w:val="000000"/>
+                <w:kern w:val="0"/>
+                <w:sz w:val="18"/>
+                <w:szCs w:val="18"/>
+                <w14:ligatures w14:val="none"/>
+              </w:rPr>
+              <w:t>]]</w:t>
+            </w:r>
+          </w:p>
+        </w:tc>
+        <w:tc>
+          <w:tcPr>
+            <w:tcW w:w="1134" w:type="dxa"/>
+            <w:vAlign w:val="center"/>
+          </w:tcPr>
+          <w:p>
+            <w:pPr>
+              <w:jc w:val="right"/>
+              <w:rPr>
+                <w:rFonts w:ascii="Helvetica Neue" w:eastAsia="Times New Roman" w:hAnsi="Helvetica Neue" w:cs="Arial"/>
+                <w:color w:val="000000"/>
+                <w:kern w:val="0"/>
+                <w:sz w:val="18"/>
+                <w:szCs w:val="18"/>
+                <w:lang w:val="en-US"/>
+                <w14:ligatures w14:val="none"/>
+              </w:rPr>
+            </w:pPr>
+            <w:r>
+              <w:rPr>
+                <w:rFonts w:ascii="Helvetica Neue" w:eastAsia="Times New Roman" w:hAnsi="Helvetica Neue" w:cs="Arial"/>
+                <w:color w:val="000000"/>
+                <w:kern w:val="0"/>
+                <w:sz w:val="18"/>
+                <w:szCs w:val="18"/>
+                <w14:ligatures w14:val="none"/>
+              </w:rPr>
+              <w:t>[[$</w:t>
+            </w:r>
+            <w:proofErr w:type="spellStart"/>
+            <w:proofErr w:type="gramStart"/>
+            <w:r>
+              <w:rPr>
+                <w:rFonts w:ascii="Helvetica Neue" w:eastAsia="Times New Roman" w:hAnsi="Helvetica Neue" w:cs="Arial"/>
+                <w:color w:val="000000"/>
+                <w:kern w:val="0"/>
+                <w:sz w:val="18"/>
+                <w:szCs w:val="18"/>
+                <w14:ligatures w14:val="none"/>
+              </w:rPr>
+              <w:t>s.</w:t>
+            </w:r>
+            <w:r>
+              <w:rPr>
+                <w:rFonts w:ascii="Helvetica Neue" w:eastAsia="Times New Roman" w:hAnsi="Helvetica Neue" w:cs="Arial"/>
+                <w:color w:val="000000"/>
+                <w:kern w:val="0"/>
+                <w:sz w:val="18"/>
+                <w:szCs w:val="18"/>
+                <w14:ligatures w14:val="none"/>
+              </w:rPr>
+              <w:t>amount</w:t>
             </w:r>
             <w:proofErr w:type="spellEnd"/>
             <w:proofErr w:type="gramEnd"/>
@@ -4990,7 +5246,7 @@
           </w:tcPr>
           <w:p>
             <w:pPr>
-              <w:jc w:val="right"/>
+              <w:jc w:val="center"/>
               <w:rPr>
                 <w:rFonts w:ascii="Helvetica Neue" w:eastAsia="Times New Roman" w:hAnsi="Helvetica Neue" w:cs="Arial"/>
                 <w:color w:val="000000"/>
@@ -5008,6 +5264,7 @@
                 <w:kern w:val="0"/>
                 <w:sz w:val="18"/>
                 <w:szCs w:val="18"/>
+                <w:lang w:val="en-US"/>
                 <w14:ligatures w14:val="none"/>
               </w:rPr>
               <w:t>[[$</w:t>
@@ -5021,80 +5278,13 @@
                 <w:kern w:val="0"/>
                 <w:sz w:val="18"/>
                 <w:szCs w:val="18"/>
-                <w14:ligatures w14:val="none"/>
-              </w:rPr>
-              <w:t>s.</w:t>
-            </w:r>
-            <w:r>
-              <w:rPr>
-                <w:rFonts w:ascii="Helvetica Neue" w:eastAsia="Times New Roman" w:hAnsi="Helvetica Neue" w:cs="Arial"/>
-                <w:color w:val="000000"/>
-                <w:kern w:val="0"/>
-                <w:sz w:val="18"/>
-                <w:szCs w:val="18"/>
-                <w14:ligatures w14:val="none"/>
-              </w:rPr>
-              <w:t>amount</w:t>
+                <w:lang w:val="en-US"/>
+                <w14:ligatures w14:val="none"/>
+              </w:rPr>
+              <w:t>s.notes</w:t>
             </w:r>
             <w:proofErr w:type="spellEnd"/>
             <w:proofErr w:type="gramEnd"/>
-            <w:r>
-              <w:rPr>
-                <w:rFonts w:ascii="Helvetica Neue" w:eastAsia="Times New Roman" w:hAnsi="Helvetica Neue" w:cs="Arial"/>
-                <w:color w:val="000000"/>
-                <w:kern w:val="0"/>
-                <w:sz w:val="18"/>
-                <w:szCs w:val="18"/>
-                <w14:ligatures w14:val="none"/>
-              </w:rPr>
-              <w:t>]]</w:t>
-            </w:r>
-          </w:p>
-        </w:tc>
-        <w:tc>
-          <w:tcPr>
-            <w:tcW w:w="1985" w:type="dxa"/>
-            <w:vAlign w:val="center"/>
-          </w:tcPr>
-          <w:p>
-            <w:pPr>
-              <w:jc w:val="center"/>
-              <w:rPr>
-                <w:rFonts w:ascii="Helvetica Neue" w:eastAsia="Times New Roman" w:hAnsi="Helvetica Neue" w:cs="Arial"/>
-                <w:color w:val="000000"/>
-                <w:kern w:val="0"/>
-                <w:sz w:val="18"/>
-                <w:szCs w:val="18"/>
-                <w:lang w:val="en-US"/>
-                <w14:ligatures w14:val="none"/>
-              </w:rPr>
-            </w:pPr>
-            <w:r>
-              <w:rPr>
-                <w:rFonts w:ascii="Helvetica Neue" w:eastAsia="Times New Roman" w:hAnsi="Helvetica Neue" w:cs="Arial"/>
-                <w:color w:val="000000"/>
-                <w:kern w:val="0"/>
-                <w:sz w:val="18"/>
-                <w:szCs w:val="18"/>
-                <w:lang w:val="en-US"/>
-                <w14:ligatures w14:val="none"/>
-              </w:rPr>
-              <w:t>[[$</w:t>
-            </w:r>
-            <w:proofErr w:type="spellStart"/>
-            <w:r>
-              <w:rPr>
-                <w:rFonts w:ascii="Helvetica Neue" w:eastAsia="Times New Roman" w:hAnsi="Helvetica Neue" w:cs="Arial"/>
-                <w:color w:val="000000"/>
-                <w:kern w:val="0"/>
-                <w:sz w:val="18"/>
-                <w:szCs w:val="18"/>
-                <w:lang w:val="en-US"/>
-                <w14:ligatures w14:val="none"/>
-              </w:rPr>
-              <w:t>s.notes</w:t>
-            </w:r>
-            <w:proofErr w:type="spellEnd"/>
             <w:r>
               <w:rPr>
                 <w:rFonts w:ascii="Helvetica Neue" w:eastAsia="Times New Roman" w:hAnsi="Helvetica Neue" w:cs="Arial"/>
@@ -5114,7 +5304,7 @@
         <w:tc>
           <w:tcPr>
             <w:tcW w:w="11057" w:type="dxa"/>
-            <w:gridSpan w:val="8"/>
+            <w:gridSpan w:val="10"/>
           </w:tcPr>
           <w:p>
             <w:pPr>
@@ -5244,8 +5434,9 @@
       <w:tr>
         <w:tc>
           <w:tcPr>
-            <w:tcW w:w="5245" w:type="dxa"/>
-            <w:gridSpan w:val="4"/>
+            <w:tcW w:w="6521" w:type="dxa"/>
+            <w:gridSpan w:val="5"/>
+            <w:vAlign w:val="center"/>
           </w:tcPr>
           <w:p>
             <w:pPr>
@@ -5276,7 +5467,7 @@
         </w:tc>
         <w:tc>
           <w:tcPr>
-            <w:tcW w:w="709" w:type="dxa"/>
+            <w:tcW w:w="567" w:type="dxa"/>
             <w:vAlign w:val="center"/>
           </w:tcPr>
           <w:p>
@@ -5340,7 +5531,8 @@
         </w:tc>
         <w:tc>
           <w:tcPr>
-            <w:tcW w:w="1417" w:type="dxa"/>
+            <w:tcW w:w="1134" w:type="dxa"/>
+            <w:gridSpan w:val="2"/>
           </w:tcPr>
           <w:p>
             <w:pPr>
@@ -5358,7 +5550,7 @@
         </w:tc>
         <w:tc>
           <w:tcPr>
-            <w:tcW w:w="1701" w:type="dxa"/>
+            <w:tcW w:w="1134" w:type="dxa"/>
             <w:vAlign w:val="center"/>
           </w:tcPr>
           <w:p>
@@ -5452,7 +5644,7 @@
         </w:tc>
         <w:tc>
           <w:tcPr>
-            <w:tcW w:w="1985" w:type="dxa"/>
+            <w:tcW w:w="1701" w:type="dxa"/>
           </w:tcPr>
           <w:p>
             <w:pPr>
@@ -5473,7 +5665,7 @@
         <w:tc>
           <w:tcPr>
             <w:tcW w:w="11057" w:type="dxa"/>
-            <w:gridSpan w:val="8"/>
+            <w:gridSpan w:val="10"/>
           </w:tcPr>
           <w:p>
             <w:pPr>
@@ -7042,7 +7234,6 @@
   <w:style w:type="character" w:default="1" w:styleId="DefaultParagraphFont">
     <w:name w:val="Default Paragraph Font"/>
     <w:uiPriority w:val="1"/>
-    <w:semiHidden/>
     <w:unhideWhenUsed/>
   </w:style>
   <w:style w:type="table" w:default="1" w:styleId="TableNormal">

--- a/btb_cvs_support/document/templates/quotation_format.docx
+++ b/btb_cvs_support/document/templates/quotation_format.docx
@@ -4,12 +4,15 @@
   <w:body>
     <w:p>
       <w:pPr>
-        <w:pBdr>
-          <w:bottom w:val="single" w:sz="6" w:space="1" w:color="auto"/>
-        </w:pBdr>
-        <w:spacing w:after="0" w:line="360" w:lineRule="auto"/>
-        <w:ind w:left="113"/>
+        <w:spacing w:after="0" w:line="240" w:lineRule="auto"/>
         <w:jc w:val="center"/>
+        <w:rPr>
+          <w:rFonts w:ascii="Helvetica Neue" w:hAnsi="Helvetica Neue" w:cs="Arial"/>
+          <w:u w:val="single"/>
+          <w:lang w:val="en-US"/>
+        </w:rPr>
+      </w:pPr>
+      <w:r>
         <w:rPr>
           <w:rFonts w:ascii="Helvetica Neue" w:eastAsia="Times New Roman" w:hAnsi="Helvetica Neue" w:cs="Arial"/>
           <w:b/>
@@ -18,33 +21,12 @@
           <w:kern w:val="0"/>
           <w:sz w:val="28"/>
           <w:szCs w:val="28"/>
+          <w:u w:val="single"/>
           <w:lang w:val="en-US"/>
           <w14:ligatures w14:val="none"/>
         </w:rPr>
-      </w:pPr>
-      <w:r>
-        <w:rPr>
-          <w:rFonts w:ascii="Helvetica Neue" w:eastAsia="Times New Roman" w:hAnsi="Helvetica Neue" w:cs="Arial"/>
-          <w:b/>
-          <w:bCs/>
-          <w:color w:val="000000"/>
-          <w:kern w:val="0"/>
-          <w:sz w:val="28"/>
-          <w:szCs w:val="28"/>
-          <w:lang w:val="en-US"/>
-          <w14:ligatures w14:val="none"/>
-        </w:rPr>
         <w:t>QUOTATION</w:t>
       </w:r>
-    </w:p>
-    <w:p>
-      <w:pPr>
-        <w:spacing w:after="0" w:line="240" w:lineRule="auto"/>
-        <w:rPr>
-          <w:rFonts w:ascii="Helvetica Neue" w:hAnsi="Helvetica Neue" w:cs="Arial"/>
-          <w:lang w:val="en-US"/>
-        </w:rPr>
-      </w:pPr>
     </w:p>
     <w:tbl>
       <w:tblPr>
@@ -2738,9 +2720,8 @@
           <w:szCs w:val="18"/>
           <w14:ligatures w14:val="none"/>
         </w:rPr>
-        <w:t xml:space="preserve">Amount in </w:t>
-      </w:r>
-      <w:proofErr w:type="gramStart"/>
+        <w:t>Amount in Words</w:t>
+      </w:r>
       <w:r>
         <w:rPr>
           <w:rFonts w:ascii="Helvetica Neue" w:eastAsia="Times New Roman" w:hAnsi="Helvetica Neue" w:cs="Arial"/>
@@ -2752,7 +2733,7 @@
           <w:szCs w:val="18"/>
           <w14:ligatures w14:val="none"/>
         </w:rPr>
-        <w:t>Words</w:t>
+        <w:t xml:space="preserve"> </w:t>
       </w:r>
       <w:r>
         <w:rPr>
@@ -2765,7 +2746,21 @@
           <w:szCs w:val="18"/>
           <w14:ligatures w14:val="none"/>
         </w:rPr>
-        <w:t xml:space="preserve"> </w:t>
+        <w:t>([[$cur]]</w:t>
+      </w:r>
+      <w:proofErr w:type="gramStart"/>
+      <w:r>
+        <w:rPr>
+          <w:rFonts w:ascii="Helvetica Neue" w:eastAsia="Times New Roman" w:hAnsi="Helvetica Neue" w:cs="Arial"/>
+          <w:b/>
+          <w:bCs/>
+          <w:color w:val="000000"/>
+          <w:kern w:val="0"/>
+          <w:sz w:val="18"/>
+          <w:szCs w:val="18"/>
+          <w14:ligatures w14:val="none"/>
+        </w:rPr>
+        <w:t>)</w:t>
       </w:r>
       <w:r>
         <w:rPr>

--- a/btb_cvs_support/document/templates/quotation_format.docx
+++ b/btb_cvs_support/document/templates/quotation_format.docx
@@ -2746,9 +2746,8 @@
           <w:szCs w:val="18"/>
           <w14:ligatures w14:val="none"/>
         </w:rPr>
-        <w:t>([[$cur]]</w:t>
+        <w:t>([[$cur]])</w:t>
       </w:r>
-      <w:proofErr w:type="gramStart"/>
       <w:r>
         <w:rPr>
           <w:rFonts w:ascii="Helvetica Neue" w:eastAsia="Times New Roman" w:hAnsi="Helvetica Neue" w:cs="Arial"/>
@@ -2760,7 +2759,7 @@
           <w:szCs w:val="18"/>
           <w14:ligatures w14:val="none"/>
         </w:rPr>
-        <w:t>)</w:t>
+        <w:t xml:space="preserve"> : </w:t>
       </w:r>
       <w:r>
         <w:rPr>
@@ -2773,9 +2772,9 @@
           <w:szCs w:val="18"/>
           <w14:ligatures w14:val="none"/>
         </w:rPr>
-        <w:t xml:space="preserve"> :</w:t>
+        <w:t>[[.</w:t>
       </w:r>
-      <w:proofErr w:type="gramEnd"/>
+      <w:proofErr w:type="spellStart"/>
       <w:r>
         <w:rPr>
           <w:rFonts w:ascii="Helvetica Neue" w:eastAsia="Times New Roman" w:hAnsi="Helvetica Neue" w:cs="Arial"/>
@@ -2787,7 +2786,7 @@
           <w:szCs w:val="18"/>
           <w14:ligatures w14:val="none"/>
         </w:rPr>
-        <w:t xml:space="preserve"> </w:t>
+        <w:t>qt.</w:t>
       </w:r>
       <w:r>
         <w:rPr>
@@ -2800,75 +2799,7 @@
           <w:szCs w:val="18"/>
           <w14:ligatures w14:val="none"/>
         </w:rPr>
-        <w:t>[</w:t>
-      </w:r>
-      <w:proofErr w:type="gramStart"/>
-      <w:r>
-        <w:rPr>
-          <w:rFonts w:ascii="Helvetica Neue" w:eastAsia="Times New Roman" w:hAnsi="Helvetica Neue" w:cs="Arial"/>
-          <w:b/>
-          <w:bCs/>
-          <w:color w:val="000000"/>
-          <w:kern w:val="0"/>
-          <w:sz w:val="18"/>
-          <w:szCs w:val="18"/>
-          <w14:ligatures w14:val="none"/>
-        </w:rPr>
-        <w:t>[.</w:t>
-      </w:r>
-      <w:proofErr w:type="spellStart"/>
-      <w:r>
-        <w:rPr>
-          <w:rFonts w:ascii="Helvetica Neue" w:eastAsia="Times New Roman" w:hAnsi="Helvetica Neue" w:cs="Arial"/>
-          <w:b/>
-          <w:bCs/>
-          <w:color w:val="000000"/>
-          <w:kern w:val="0"/>
-          <w:sz w:val="18"/>
-          <w:szCs w:val="18"/>
-          <w14:ligatures w14:val="none"/>
-        </w:rPr>
-        <w:t>qt.</w:t>
-      </w:r>
-      <w:r>
-        <w:rPr>
-          <w:rFonts w:ascii="Helvetica Neue" w:eastAsia="Times New Roman" w:hAnsi="Helvetica Neue" w:cs="Arial"/>
-          <w:b/>
-          <w:bCs/>
-          <w:color w:val="000000"/>
-          <w:kern w:val="0"/>
-          <w:sz w:val="18"/>
-          <w:szCs w:val="18"/>
-          <w14:ligatures w14:val="none"/>
-        </w:rPr>
-        <w:t>in</w:t>
-      </w:r>
-      <w:proofErr w:type="gramEnd"/>
-      <w:r>
-        <w:rPr>
-          <w:rFonts w:ascii="Helvetica Neue" w:eastAsia="Times New Roman" w:hAnsi="Helvetica Neue" w:cs="Arial"/>
-          <w:b/>
-          <w:bCs/>
-          <w:color w:val="000000"/>
-          <w:kern w:val="0"/>
-          <w:sz w:val="18"/>
-          <w:szCs w:val="18"/>
-          <w14:ligatures w14:val="none"/>
-        </w:rPr>
-        <w:t>_words</w:t>
-      </w:r>
-      <w:r>
-        <w:rPr>
-          <w:rFonts w:ascii="Helvetica Neue" w:eastAsia="Times New Roman" w:hAnsi="Helvetica Neue" w:cs="Arial"/>
-          <w:b/>
-          <w:bCs/>
-          <w:color w:val="000000"/>
-          <w:kern w:val="0"/>
-          <w:sz w:val="18"/>
-          <w:szCs w:val="18"/>
-          <w14:ligatures w14:val="none"/>
-        </w:rPr>
-        <w:t>l</w:t>
+        <w:t>in_words</w:t>
       </w:r>
       <w:proofErr w:type="spellEnd"/>
       <w:r>

--- a/btb_cvs_support/document/templates/quotation_format.docx
+++ b/btb_cvs_support/document/templates/quotation_format.docx
@@ -1092,6 +1092,26 @@
     <w:p>
       <w:pPr>
         <w:rPr>
+          <w:rFonts w:ascii="Helvetica Neue" w:hAnsi="Helvetica Neue" w:cs="Arial"/>
+          <w:sz w:val="18"/>
+          <w:szCs w:val="18"/>
+          <w:lang w:val="en-US"/>
+        </w:rPr>
+      </w:pPr>
+      <w:r>
+        <w:rPr>
+          <w:rFonts w:ascii="Helvetica Neue" w:hAnsi="Helvetica Neue" w:cs="Arial"/>
+          <w:sz w:val="18"/>
+          <w:szCs w:val="18"/>
+          <w:lang w:val="en-US"/>
+        </w:rPr>
+        <w:br w:type="page"/>
+      </w:r>
+    </w:p>
+    <w:p>
+      <w:pPr>
+        <w:spacing w:after="0" w:line="240" w:lineRule="auto"/>
+        <w:rPr>
           <w:rFonts w:ascii="Helvetica Neue" w:eastAsia="Times New Roman" w:hAnsi="Helvetica Neue" w:cs="Arial"/>
           <w:b/>
           <w:bCs/>
@@ -1104,21 +1124,6 @@
           <w14:ligatures w14:val="none"/>
         </w:rPr>
       </w:pPr>
-      <w:r>
-        <w:rPr>
-          <w:rFonts w:ascii="Helvetica Neue" w:eastAsia="Times New Roman" w:hAnsi="Helvetica Neue" w:cs="Arial"/>
-          <w:b/>
-          <w:bCs/>
-          <w:color w:val="000000"/>
-          <w:kern w:val="0"/>
-          <w:sz w:val="18"/>
-          <w:szCs w:val="18"/>
-          <w:u w:val="single"/>
-          <w:lang w:val="en-US"/>
-          <w14:ligatures w14:val="none"/>
-        </w:rPr>
-        <w:br w:type="page"/>
-      </w:r>
     </w:p>
     <w:p>
       <w:pPr>
@@ -1153,7 +1158,6 @@
           <w:lang w:val="en-US"/>
           <w14:ligatures w14:val="none"/>
         </w:rPr>
-        <w:lastRenderedPageBreak/>
         <w:t>SUMMARY TABLE</w:t>
       </w:r>
       <w:r>
@@ -1503,7 +1507,6 @@
           <w:tcPr>
             <w:tcW w:w="11077" w:type="dxa"/>
             <w:gridSpan w:val="4"/>
-            <w:shd w:val="clear" w:color="auto" w:fill="auto"/>
             <w:vAlign w:val="center"/>
           </w:tcPr>
           <w:p>
@@ -1653,7 +1656,6 @@
         <w:tc>
           <w:tcPr>
             <w:tcW w:w="704" w:type="dxa"/>
-            <w:shd w:val="clear" w:color="auto" w:fill="auto"/>
             <w:vAlign w:val="center"/>
           </w:tcPr>
           <w:p>
@@ -1713,7 +1715,6 @@
         <w:tc>
           <w:tcPr>
             <w:tcW w:w="7229" w:type="dxa"/>
-            <w:shd w:val="clear" w:color="auto" w:fill="auto"/>
             <w:vAlign w:val="center"/>
           </w:tcPr>
           <w:p>
@@ -1773,7 +1774,6 @@
         <w:tc>
           <w:tcPr>
             <w:tcW w:w="1017" w:type="dxa"/>
-            <w:shd w:val="clear" w:color="auto" w:fill="auto"/>
             <w:vAlign w:val="center"/>
           </w:tcPr>
           <w:p>
@@ -1834,7 +1834,6 @@
         <w:tc>
           <w:tcPr>
             <w:tcW w:w="2127" w:type="dxa"/>
-            <w:shd w:val="clear" w:color="auto" w:fill="auto"/>
             <w:vAlign w:val="center"/>
           </w:tcPr>
           <w:p>
@@ -1901,7 +1900,6 @@
           <w:tcPr>
             <w:tcW w:w="11077" w:type="dxa"/>
             <w:gridSpan w:val="4"/>
-            <w:shd w:val="clear" w:color="auto" w:fill="auto"/>
             <w:vAlign w:val="center"/>
           </w:tcPr>
           <w:p>
@@ -2038,7 +2036,6 @@
           <w:tcPr>
             <w:tcW w:w="8950" w:type="dxa"/>
             <w:gridSpan w:val="3"/>
-            <w:shd w:val="clear" w:color="auto" w:fill="auto"/>
             <w:vAlign w:val="center"/>
           </w:tcPr>
           <w:p>
@@ -2075,7 +2072,6 @@
         <w:tc>
           <w:tcPr>
             <w:tcW w:w="2127" w:type="dxa"/>
-            <w:shd w:val="clear" w:color="auto" w:fill="auto"/>
             <w:vAlign w:val="center"/>
           </w:tcPr>
           <w:p>
@@ -2148,7 +2144,6 @@
           <w:tcPr>
             <w:tcW w:w="8950" w:type="dxa"/>
             <w:gridSpan w:val="3"/>
-            <w:shd w:val="clear" w:color="auto" w:fill="auto"/>
             <w:vAlign w:val="center"/>
           </w:tcPr>
           <w:p>
@@ -2243,7 +2238,6 @@
         <w:tc>
           <w:tcPr>
             <w:tcW w:w="2127" w:type="dxa"/>
-            <w:shd w:val="clear" w:color="auto" w:fill="auto"/>
             <w:vAlign w:val="center"/>
           </w:tcPr>
           <w:p>
@@ -2321,7 +2315,6 @@
           <w:tcPr>
             <w:tcW w:w="8950" w:type="dxa"/>
             <w:gridSpan w:val="3"/>
-            <w:shd w:val="clear" w:color="auto" w:fill="auto"/>
             <w:vAlign w:val="center"/>
           </w:tcPr>
           <w:p>
@@ -2358,7 +2351,6 @@
         <w:tc>
           <w:tcPr>
             <w:tcW w:w="2127" w:type="dxa"/>
-            <w:shd w:val="clear" w:color="auto" w:fill="auto"/>
             <w:vAlign w:val="center"/>
           </w:tcPr>
           <w:p>
@@ -2457,7 +2449,6 @@
           <w:tcPr>
             <w:tcW w:w="8950" w:type="dxa"/>
             <w:gridSpan w:val="3"/>
-            <w:shd w:val="clear" w:color="auto" w:fill="auto"/>
             <w:vAlign w:val="center"/>
           </w:tcPr>
           <w:p>
@@ -2494,7 +2485,6 @@
         <w:tc>
           <w:tcPr>
             <w:tcW w:w="2127" w:type="dxa"/>
-            <w:shd w:val="clear" w:color="auto" w:fill="auto"/>
             <w:vAlign w:val="center"/>
           </w:tcPr>
           <w:p>
@@ -2572,7 +2562,6 @@
           <w:tcPr>
             <w:tcW w:w="8950" w:type="dxa"/>
             <w:gridSpan w:val="3"/>
-            <w:shd w:val="clear" w:color="auto" w:fill="auto"/>
             <w:vAlign w:val="center"/>
           </w:tcPr>
           <w:p>
@@ -2609,7 +2598,6 @@
         <w:tc>
           <w:tcPr>
             <w:tcW w:w="2127" w:type="dxa"/>
-            <w:shd w:val="clear" w:color="auto" w:fill="auto"/>
             <w:vAlign w:val="center"/>
           </w:tcPr>
           <w:p>
@@ -2746,8 +2734,9 @@
           <w:szCs w:val="18"/>
           <w14:ligatures w14:val="none"/>
         </w:rPr>
-        <w:t>([[$cur]])</w:t>
+        <w:t>([[$cur]]</w:t>
       </w:r>
+      <w:proofErr w:type="gramStart"/>
       <w:r>
         <w:rPr>
           <w:rFonts w:ascii="Helvetica Neue" w:eastAsia="Times New Roman" w:hAnsi="Helvetica Neue" w:cs="Arial"/>
@@ -2759,7 +2748,7 @@
           <w:szCs w:val="18"/>
           <w14:ligatures w14:val="none"/>
         </w:rPr>
-        <w:t xml:space="preserve"> : </w:t>
+        <w:t>)</w:t>
       </w:r>
       <w:r>
         <w:rPr>
@@ -2772,9 +2761,9 @@
           <w:szCs w:val="18"/>
           <w14:ligatures w14:val="none"/>
         </w:rPr>
-        <w:t>[[.</w:t>
+        <w:t xml:space="preserve"> :</w:t>
       </w:r>
-      <w:proofErr w:type="spellStart"/>
+      <w:proofErr w:type="gramEnd"/>
       <w:r>
         <w:rPr>
           <w:rFonts w:ascii="Helvetica Neue" w:eastAsia="Times New Roman" w:hAnsi="Helvetica Neue" w:cs="Arial"/>
@@ -2786,7 +2775,7 @@
           <w:szCs w:val="18"/>
           <w14:ligatures w14:val="none"/>
         </w:rPr>
-        <w:t>qt.</w:t>
+        <w:t xml:space="preserve"> </w:t>
       </w:r>
       <w:r>
         <w:rPr>
@@ -2799,7 +2788,62 @@
           <w:szCs w:val="18"/>
           <w14:ligatures w14:val="none"/>
         </w:rPr>
-        <w:t>in_words</w:t>
+        <w:t>[</w:t>
+      </w:r>
+      <w:proofErr w:type="gramStart"/>
+      <w:r>
+        <w:rPr>
+          <w:rFonts w:ascii="Helvetica Neue" w:eastAsia="Times New Roman" w:hAnsi="Helvetica Neue" w:cs="Arial"/>
+          <w:b/>
+          <w:bCs/>
+          <w:color w:val="000000"/>
+          <w:kern w:val="0"/>
+          <w:sz w:val="18"/>
+          <w:szCs w:val="18"/>
+          <w14:ligatures w14:val="none"/>
+        </w:rPr>
+        <w:t>[.</w:t>
+      </w:r>
+      <w:proofErr w:type="spellStart"/>
+      <w:r>
+        <w:rPr>
+          <w:rFonts w:ascii="Helvetica Neue" w:eastAsia="Times New Roman" w:hAnsi="Helvetica Neue" w:cs="Arial"/>
+          <w:b/>
+          <w:bCs/>
+          <w:color w:val="000000"/>
+          <w:kern w:val="0"/>
+          <w:sz w:val="18"/>
+          <w:szCs w:val="18"/>
+          <w14:ligatures w14:val="none"/>
+        </w:rPr>
+        <w:t>qt.</w:t>
+      </w:r>
+      <w:r>
+        <w:rPr>
+          <w:rFonts w:ascii="Helvetica Neue" w:eastAsia="Times New Roman" w:hAnsi="Helvetica Neue" w:cs="Arial"/>
+          <w:b/>
+          <w:bCs/>
+          <w:color w:val="000000"/>
+          <w:kern w:val="0"/>
+          <w:sz w:val="18"/>
+          <w:szCs w:val="18"/>
+          <w14:ligatures w14:val="none"/>
+        </w:rPr>
+        <w:t>in</w:t>
+      </w:r>
+      <w:proofErr w:type="gramEnd"/>
+      <w:r>
+        <w:rPr>
+          <w:rFonts w:ascii="Helvetica Neue" w:eastAsia="Times New Roman" w:hAnsi="Helvetica Neue" w:cs="Arial"/>
+          <w:b/>
+          <w:bCs/>
+          <w:color w:val="000000"/>
+          <w:kern w:val="0"/>
+          <w:sz w:val="18"/>
+          <w:szCs w:val="18"/>
+          <w14:ligatures w14:val="none"/>
+        </w:rPr>
+        <w:t>_words</w:t>
       </w:r>
       <w:proofErr w:type="spellEnd"/>
       <w:r>
@@ -3160,8 +3204,8 @@
         <w:gridCol w:w="992"/>
         <w:gridCol w:w="390"/>
         <w:gridCol w:w="3438"/>
-        <w:gridCol w:w="992"/>
-        <w:gridCol w:w="567"/>
+        <w:gridCol w:w="708"/>
+        <w:gridCol w:w="851"/>
         <w:gridCol w:w="567"/>
         <w:gridCol w:w="567"/>
         <w:gridCol w:w="1134"/>
@@ -3451,11 +3495,7 @@
               </w:rPr>
               <w:t>]]</w:t>
             </w:r>
-          </w:p>
-          <w:p>
-            <w:pPr>
-              <w:spacing w:line="480" w:lineRule="auto"/>
-              <w:ind w:hanging="107"/>
+            <w:r>
               <w:rPr>
                 <w:rFonts w:ascii="Helvetica Neue" w:eastAsia="Times New Roman" w:hAnsi="Helvetica Neue" w:cs="Arial"/>
                 <w:b/>
@@ -3464,9 +3504,11 @@
                 <w:kern w:val="0"/>
                 <w:sz w:val="22"/>
                 <w:szCs w:val="22"/>
-                <w14:ligatures w14:val="none"/>
-              </w:rPr>
-            </w:pPr>
+                <w:u w:val="single"/>
+                <w14:ligatures w14:val="none"/>
+              </w:rPr>
+              <w:t xml:space="preserve"> </w:t>
+            </w:r>
             <w:r>
               <w:rPr>
                 <w:rFonts w:ascii="Helvetica Neue" w:eastAsia="Times New Roman" w:hAnsi="Helvetica Neue" w:cs="Arial"/>
@@ -3652,9 +3694,11 @@
               <w:right w:val="single" w:sz="12" w:space="0" w:color="ADADAD" w:themeColor="background2" w:themeShade="BF"/>
             </w:tcBorders>
             <w:shd w:val="clear" w:color="auto" w:fill="D1D1D1" w:themeFill="background2" w:themeFillShade="E6"/>
+            <w:vAlign w:val="center"/>
           </w:tcPr>
           <w:p>
             <w:pPr>
+              <w:jc w:val="center"/>
               <w:outlineLvl w:val="1"/>
               <w:rPr>
                 <w:rFonts w:ascii="Helvetica Neue" w:eastAsia="Times New Roman" w:hAnsi="Helvetica Neue" w:cs="Arial"/>
@@ -3710,6 +3754,7 @@
           </w:p>
           <w:p>
             <w:pPr>
+              <w:jc w:val="center"/>
               <w:outlineLvl w:val="1"/>
               <w:rPr>
                 <w:rFonts w:ascii="Helvetica Neue" w:eastAsia="Times New Roman" w:hAnsi="Helvetica Neue" w:cs="Arial"/>
@@ -3766,6 +3811,7 @@
           </w:p>
           <w:p>
             <w:pPr>
+              <w:jc w:val="center"/>
               <w:outlineLvl w:val="1"/>
               <w:rPr>
                 <w:rFonts w:ascii="Helvetica Neue" w:eastAsia="Times New Roman" w:hAnsi="Helvetica Neue" w:cs="Arial"/>
@@ -3794,6 +3840,7 @@
           </w:p>
           <w:p>
             <w:pPr>
+              <w:jc w:val="center"/>
               <w:outlineLvl w:val="1"/>
               <w:rPr>
                 <w:rFonts w:ascii="Helvetica Neue" w:eastAsia="Times New Roman" w:hAnsi="Helvetica Neue" w:cs="Arial"/>
@@ -3849,6 +3896,7 @@
           </w:p>
           <w:p>
             <w:pPr>
+              <w:jc w:val="center"/>
               <w:outlineLvl w:val="1"/>
               <w:rPr>
                 <w:rFonts w:ascii="Helvetica Neue" w:eastAsia="Times New Roman" w:hAnsi="Helvetica Neue" w:cs="Arial"/>
@@ -3905,6 +3953,7 @@
           </w:p>
           <w:p>
             <w:pPr>
+              <w:jc w:val="center"/>
               <w:rPr>
                 <w:rFonts w:ascii="Helvetica Neue" w:eastAsia="Times New Roman" w:hAnsi="Helvetica Neue" w:cs="Arial"/>
                 <w:color w:val="000000"/>
@@ -4357,9 +4406,11 @@
         <w:tc>
           <w:tcPr>
             <w:tcW w:w="709" w:type="dxa"/>
+            <w:vAlign w:val="center"/>
           </w:tcPr>
           <w:p>
             <w:pPr>
+              <w:jc w:val="center"/>
               <w:rPr>
                 <w:rFonts w:ascii="Helvetica Neue" w:eastAsia="Times New Roman" w:hAnsi="Helvetica Neue" w:cs="Arial"/>
                 <w:color w:val="000000"/>
@@ -4389,9 +4440,11 @@
         <w:tc>
           <w:tcPr>
             <w:tcW w:w="992" w:type="dxa"/>
+            <w:vAlign w:val="center"/>
           </w:tcPr>
           <w:p>
             <w:pPr>
+              <w:jc w:val="center"/>
               <w:rPr>
                 <w:rFonts w:ascii="Helvetica Neue" w:eastAsia="Times New Roman" w:hAnsi="Helvetica Neue" w:cs="Arial"/>
                 <w:color w:val="000000"/>
@@ -4419,11 +4472,13 @@
         </w:tc>
         <w:tc>
           <w:tcPr>
-            <w:tcW w:w="4820" w:type="dxa"/>
+            <w:tcW w:w="4536" w:type="dxa"/>
             <w:gridSpan w:val="3"/>
+            <w:vAlign w:val="center"/>
           </w:tcPr>
           <w:p>
             <w:pPr>
+              <w:jc w:val="center"/>
               <w:rPr>
                 <w:rFonts w:ascii="Helvetica Neue" w:eastAsia="Times New Roman" w:hAnsi="Helvetica Neue" w:cs="Arial"/>
                 <w:color w:val="000000"/>
@@ -4451,7 +4506,7 @@
         </w:tc>
         <w:tc>
           <w:tcPr>
-            <w:tcW w:w="567" w:type="dxa"/>
+            <w:tcW w:w="851" w:type="dxa"/>
             <w:vAlign w:val="center"/>
           </w:tcPr>
           <w:p>
@@ -4915,7 +4970,7 @@
         </w:tc>
         <w:tc>
           <w:tcPr>
-            <w:tcW w:w="4820" w:type="dxa"/>
+            <w:tcW w:w="4536" w:type="dxa"/>
             <w:gridSpan w:val="3"/>
             <w:vAlign w:val="center"/>
           </w:tcPr>
@@ -4975,7 +5030,7 @@
         </w:tc>
         <w:tc>
           <w:tcPr>
-            <w:tcW w:w="567" w:type="dxa"/>
+            <w:tcW w:w="851" w:type="dxa"/>
             <w:vAlign w:val="center"/>
           </w:tcPr>
           <w:p>
@@ -5360,7 +5415,7 @@
       <w:tr>
         <w:tc>
           <w:tcPr>
-            <w:tcW w:w="6521" w:type="dxa"/>
+            <w:tcW w:w="6237" w:type="dxa"/>
             <w:gridSpan w:val="5"/>
             <w:vAlign w:val="center"/>
           </w:tcPr>
@@ -5393,7 +5448,7 @@
         </w:tc>
         <w:tc>
           <w:tcPr>
-            <w:tcW w:w="567" w:type="dxa"/>
+            <w:tcW w:w="851" w:type="dxa"/>
             <w:vAlign w:val="center"/>
           </w:tcPr>
           <w:p>
@@ -5424,6 +5479,7 @@
               <w:t>[[$</w:t>
             </w:r>
             <w:proofErr w:type="spellStart"/>
+            <w:proofErr w:type="gramStart"/>
             <w:r>
               <w:rPr>
                 <w:rFonts w:ascii="Helvetica Neue" w:eastAsia="Times New Roman" w:hAnsi="Helvetica Neue" w:cs="Arial"/>
@@ -5436,7 +5492,50 @@
                 <w:lang w:val="en-US"/>
                 <w14:ligatures w14:val="none"/>
               </w:rPr>
-              <w:t>item.summary.qty</w:t>
+              <w:t>item.summary</w:t>
+            </w:r>
+            <w:proofErr w:type="gramEnd"/>
+            <w:r>
+              <w:rPr>
+                <w:rFonts w:ascii="Helvetica Neue" w:eastAsia="Times New Roman" w:hAnsi="Helvetica Neue" w:cs="Arial"/>
+                <w:b/>
+                <w:bCs/>
+                <w:color w:val="000000"/>
+                <w:kern w:val="0"/>
+                <w:sz w:val="18"/>
+                <w:szCs w:val="18"/>
+                <w:lang w:val="en-US"/>
+                <w14:ligatures w14:val="none"/>
+              </w:rPr>
+              <w:t>.</w:t>
+            </w:r>
+            <w:r>
+              <w:rPr>
+                <w:rFonts w:ascii="Helvetica Neue" w:eastAsia="Times New Roman" w:hAnsi="Helvetica Neue" w:cs="Arial"/>
+                <w:b/>
+                <w:bCs/>
+                <w:color w:val="000000"/>
+                <w:kern w:val="0"/>
+                <w:sz w:val="18"/>
+                <w:szCs w:val="18"/>
+                <w:lang w:val="en-US"/>
+                <w14:ligatures w14:val="none"/>
+              </w:rPr>
+              <w:t>cartQt</w:t>
+            </w:r>
+            <w:r>
+              <w:rPr>
+                <w:rFonts w:ascii="Helvetica Neue" w:eastAsia="Times New Roman" w:hAnsi="Helvetica Neue" w:cs="Arial"/>
+                <w:b/>
+                <w:bCs/>
+                <w:color w:val="000000"/>
+                <w:kern w:val="0"/>
+                <w:sz w:val="18"/>
+                <w:szCs w:val="18"/>
+                <w:lang w:val="en-US"/>
+                <w14:ligatures w14:val="none"/>
+              </w:rPr>
+              <w:t>y</w:t>
             </w:r>
             <w:proofErr w:type="spellEnd"/>
             <w:r>
@@ -5780,6 +5879,7 @@
         <w:rPr>
           <w:rFonts w:ascii="Helvetica Neue" w:hAnsi="Helvetica Neue" w:cs="Arial"/>
         </w:rPr>
+        <w:lastRenderedPageBreak/>
         <w:t xml:space="preserve">[[if </w:t>
       </w:r>
       <w:r>
@@ -5887,8 +5987,10 @@
     <w:sectPr>
       <w:headerReference w:type="even" r:id="rId8"/>
       <w:headerReference w:type="default" r:id="rId9"/>
-      <w:footerReference w:type="default" r:id="rId10"/>
-      <w:headerReference w:type="first" r:id="rId11"/>
+      <w:footerReference w:type="even" r:id="rId10"/>
+      <w:footerReference w:type="default" r:id="rId11"/>
+      <w:headerReference w:type="first" r:id="rId12"/>
+      <w:footerReference w:type="first" r:id="rId13"/>
       <w:pgSz w:w="12240" w:h="15840"/>
       <w:pgMar w:top="1279" w:right="594" w:bottom="1440" w:left="589" w:header="0" w:footer="708" w:gutter="0"/>
       <w:cols w:space="708"/>
@@ -5927,29 +6029,111 @@
 <w:ftr xmlns:wpc="http://schemas.microsoft.com/office/word/2010/wordprocessingCanvas" xmlns:cx="http://schemas.microsoft.com/office/drawing/2014/chartex" xmlns:cx1="http://schemas.microsoft.com/office/drawing/2015/9/8/chartex" xmlns:cx2="http://schemas.microsoft.com/office/drawing/2015/10/21/chartex" xmlns:cx3="http://schemas.microsoft.com/office/drawing/2016/5/9/chartex" xmlns:cx4="http://schemas.microsoft.com/office/drawing/2016/5/10/chartex" xmlns:cx5="http://schemas.microsoft.com/office/drawing/2016/5/11/chartex" xmlns:cx6="http://schemas.microsoft.com/office/drawing/2016/5/12/chartex" xmlns:cx7="http://schemas.microsoft.com/office/drawing/2016/5/13/chartex" xmlns:cx8="http://schemas.microsoft.com/office/drawing/2016/5/14/chartex" xmlns:mc="http://schemas.openxmlformats.org/markup-compatibility/2006" xmlns:aink="http://schemas.microsoft.com/office/drawing/2016/ink" xmlns:am3d="http://schemas.microsoft.com/office/drawing/2017/model3d" xmlns:o="urn:schemas-microsoft-com:office:office" xmlns:oel="http://schemas.microsoft.com/office/2019/extlst" xmlns:r="http://schemas.openxmlformats.org/officeDocument/2006/relationships" xmlns:m="http://schemas.openxmlformats.org/officeDocument/2006/math" xmlns:v="urn:schemas-microsoft-com:vml" xmlns:wp14="http://schemas.microsoft.com/office/word/2010/wordprocessingDrawing" xmlns:wp="http://schemas.openxmlformats.org/drawingml/2006/wordprocessingDrawing" xmlns:w10="urn:schemas-microsoft-com:office:word" xmlns:w="http://schemas.openxmlformats.org/wordprocessingml/2006/main" xmlns:w14="http://schemas.microsoft.com/office/word/2010/wordml" xmlns:w15="http://schemas.microsoft.com/office/word/2012/wordml" xmlns:w16cex="http://schemas.microsoft.com/office/word/2018/wordml/cex" xmlns:w16cid="http://schemas.microsoft.com/office/word/2016/wordml/cid" xmlns:w16="http://schemas.microsoft.com/office/word/2018/wordml" xmlns:w16du="http://schemas.microsoft.com/office/word/2023/wordml/word16du" xmlns:w16sdtdh="http://schemas.microsoft.com/office/word/2020/wordml/sdtdatahash" xmlns:w16sdtfl="http://schemas.microsoft.com/office/word/2024/wordml/sdtformatlock" xmlns:w16se="http://schemas.microsoft.com/office/word/2015/wordml/symex" xmlns:wpg="http://schemas.microsoft.com/office/word/2010/wordprocessingGroup" xmlns:wpi="http://schemas.microsoft.com/office/word/2010/wordprocessingInk" xmlns:wne="http://schemas.microsoft.com/office/word/2006/wordml" xmlns:wps="http://schemas.microsoft.com/office/word/2010/wordprocessingShape" mc:Ignorable="w14 w15 w16se w16cid w16 w16cex w16sdtdh w16sdtfl w16du wp14">
   <w:p>
     <w:pPr>
+      <w:pStyle w:val="Footer"/>
+    </w:pPr>
+  </w:p>
+</w:ftr>
+</file>
+
+<file path=word/footer2.xml><?xml version="1.0" encoding="utf-8"?>
+<w:ftr xmlns:wpc="http://schemas.microsoft.com/office/word/2010/wordprocessingCanvas" xmlns:cx="http://schemas.microsoft.com/office/drawing/2014/chartex" xmlns:cx1="http://schemas.microsoft.com/office/drawing/2015/9/8/chartex" xmlns:cx2="http://schemas.microsoft.com/office/drawing/2015/10/21/chartex" xmlns:cx3="http://schemas.microsoft.com/office/drawing/2016/5/9/chartex" xmlns:cx4="http://schemas.microsoft.com/office/drawing/2016/5/10/chartex" xmlns:cx5="http://schemas.microsoft.com/office/drawing/2016/5/11/chartex" xmlns:cx6="http://schemas.microsoft.com/office/drawing/2016/5/12/chartex" xmlns:cx7="http://schemas.microsoft.com/office/drawing/2016/5/13/chartex" xmlns:cx8="http://schemas.microsoft.com/office/drawing/2016/5/14/chartex" xmlns:mc="http://schemas.openxmlformats.org/markup-compatibility/2006" xmlns:aink="http://schemas.microsoft.com/office/drawing/2016/ink" xmlns:am3d="http://schemas.microsoft.com/office/drawing/2017/model3d" xmlns:o="urn:schemas-microsoft-com:office:office" xmlns:oel="http://schemas.microsoft.com/office/2019/extlst" xmlns:r="http://schemas.openxmlformats.org/officeDocument/2006/relationships" xmlns:m="http://schemas.openxmlformats.org/officeDocument/2006/math" xmlns:v="urn:schemas-microsoft-com:vml" xmlns:wp14="http://schemas.microsoft.com/office/word/2010/wordprocessingDrawing" xmlns:wp="http://schemas.openxmlformats.org/drawingml/2006/wordprocessingDrawing" xmlns:w10="urn:schemas-microsoft-com:office:word" xmlns:w="http://schemas.openxmlformats.org/wordprocessingml/2006/main" xmlns:w14="http://schemas.microsoft.com/office/word/2010/wordml" xmlns:w15="http://schemas.microsoft.com/office/word/2012/wordml" xmlns:w16cex="http://schemas.microsoft.com/office/word/2018/wordml/cex" xmlns:w16cid="http://schemas.microsoft.com/office/word/2016/wordml/cid" xmlns:w16="http://schemas.microsoft.com/office/word/2018/wordml" xmlns:w16du="http://schemas.microsoft.com/office/word/2023/wordml/word16du" xmlns:w16sdtdh="http://schemas.microsoft.com/office/word/2020/wordml/sdtdatahash" xmlns:w16sdtfl="http://schemas.microsoft.com/office/word/2024/wordml/sdtformatlock" xmlns:w16se="http://schemas.microsoft.com/office/word/2015/wordml/symex" xmlns:wpg="http://schemas.microsoft.com/office/word/2010/wordprocessingGroup" xmlns:wpi="http://schemas.microsoft.com/office/word/2010/wordprocessingInk" xmlns:wne="http://schemas.microsoft.com/office/word/2006/wordml" xmlns:wps="http://schemas.microsoft.com/office/word/2010/wordprocessingShape" mc:Ignorable="w14 w15 w16se w16cid w16 w16cex w16sdtdh w16sdtfl w16du wp14">
+  <w:p>
+    <w:pPr>
       <w:pStyle w:val="NormalWeb"/>
       <w:ind w:hanging="426"/>
       <w:jc w:val="center"/>
       <w:rPr>
-        <w:rFonts w:ascii="Arial" w:hAnsi="Arial" w:cs="Arial"/>
-        <w:color w:val="auto"/>
+        <w:noProof/>
+      </w:rPr>
+    </w:pPr>
+    <w:r>
+      <w:t xml:space="preserve">[[if eq </w:t>
+    </w:r>
+    <w:r>
+      <w:rPr>
+        <w:rFonts w:ascii="Helvetica Neue" w:hAnsi="Helvetica Neue" w:cs="Arial"/>
         <w:sz w:val="18"/>
         <w:szCs w:val="18"/>
+        <w:lang w:val="en-US"/>
+      </w:rPr>
+      <w:t>.</w:t>
+    </w:r>
+    <w:proofErr w:type="spellStart"/>
+    <w:proofErr w:type="gramStart"/>
+    <w:r>
+      <w:rPr>
+        <w:rFonts w:ascii="Helvetica Neue" w:hAnsi="Helvetica Neue" w:cs="Arial"/>
+        <w:sz w:val="18"/>
+        <w:szCs w:val="18"/>
+        <w:lang w:val="en-US"/>
+      </w:rPr>
+      <w:t>ci.companyinfo</w:t>
+    </w:r>
+    <w:proofErr w:type="gramEnd"/>
+    <w:r>
+      <w:rPr>
+        <w:rFonts w:ascii="Helvetica Neue" w:hAnsi="Helvetica Neue" w:cs="Arial"/>
+        <w:sz w:val="18"/>
+        <w:szCs w:val="18"/>
+        <w:lang w:val="en-US"/>
+      </w:rPr>
+      <w:t>.currency</w:t>
+    </w:r>
+    <w:proofErr w:type="spellEnd"/>
+    <w:r>
+      <w:rPr>
+        <w:noProof/>
+      </w:rPr>
+      <w:t xml:space="preserve"> </w:t>
+    </w:r>
+    <w:r>
+      <w:rPr>
+        <w:noProof/>
+      </w:rPr>
+      <w:t>“</w:t>
+    </w:r>
+    <w:r>
+      <w:rPr>
+        <w:noProof/>
+      </w:rPr>
+      <w:t>Q</w:t>
+    </w:r>
+    <w:r>
+      <w:rPr>
+        <w:noProof/>
+      </w:rPr>
+      <w:t>AR</w:t>
+    </w:r>
+    <w:r>
+      <w:rPr>
+        <w:noProof/>
+      </w:rPr>
+      <w:t>”]]</w:t>
+    </w:r>
+  </w:p>
+  <w:p>
+    <w:pPr>
+      <w:pStyle w:val="NormalWeb"/>
+      <w:spacing w:before="0" w:beforeAutospacing="0"/>
+      <w:jc w:val="center"/>
+      <w:rPr>
+        <w:noProof/>
       </w:rPr>
     </w:pPr>
     <w:r>
       <w:rPr>
         <w:rFonts w:ascii="Arial" w:hAnsi="Arial" w:cs="Arial"/>
         <w:noProof/>
-        <w:color w:val="156082" w:themeColor="accent1"/>
+        <w:color w:val="auto"/>
         <w:sz w:val="18"/>
         <w:szCs w:val="18"/>
+        <w14:ligatures w14:val="standardContextual"/>
       </w:rPr>
       <w:drawing>
-        <wp:inline distT="0" distB="0" distL="0" distR="0" wp14:anchorId="34DFB7D1" wp14:editId="2CE22BE4">
-          <wp:extent cx="7538936" cy="776320"/>
-          <wp:effectExtent l="0" t="0" r="0" b="0"/>
-          <wp:docPr id="631053267" name="Picture 1" descr="A close up of a company name&#10;&#10;AI-generated content may be incorrect."/>
+        <wp:inline distT="0" distB="0" distL="0" distR="0" wp14:anchorId="2ACA1173" wp14:editId="3740EA43">
+          <wp:extent cx="6984365" cy="620723"/>
+          <wp:effectExtent l="0" t="0" r="635" b="1905"/>
+          <wp:docPr id="903796722" name="Picture 3"/>
           <wp:cNvGraphicFramePr>
             <a:graphicFrameLocks xmlns:a="http://schemas.openxmlformats.org/drawingml/2006/main" noChangeAspect="1"/>
           </wp:cNvGraphicFramePr>
@@ -5957,12 +6141,145 @@
             <a:graphicData uri="http://schemas.openxmlformats.org/drawingml/2006/picture">
               <pic:pic xmlns:pic="http://schemas.openxmlformats.org/drawingml/2006/picture">
                 <pic:nvPicPr>
-                  <pic:cNvPr id="1951617851" name="Picture 1" descr="A close up of a company name&#10;&#10;AI-generated content may be incorrect."/>
+                  <pic:cNvPr id="903796722" name="Picture 903796722"/>
+                  <pic:cNvPicPr/>
+                </pic:nvPicPr>
+                <pic:blipFill>
+                  <a:blip r:embed="rId1">
+                    <a:extLst>
+                      <a:ext uri="{28A0092B-C50C-407E-A947-70E740481C1C}">
+                        <a14:useLocalDpi xmlns:a14="http://schemas.microsoft.com/office/drawing/2010/main" val="0"/>
+                      </a:ext>
+                    </a:extLst>
+                  </a:blip>
+                  <a:stretch>
+                    <a:fillRect/>
+                  </a:stretch>
+                </pic:blipFill>
+                <pic:spPr>
+                  <a:xfrm>
+                    <a:off x="0" y="0"/>
+                    <a:ext cx="7660516" cy="680815"/>
+                  </a:xfrm>
+                  <a:prstGeom prst="rect">
+                    <a:avLst/>
+                  </a:prstGeom>
+                </pic:spPr>
+              </pic:pic>
+            </a:graphicData>
+          </a:graphic>
+        </wp:inline>
+      </w:drawing>
+    </w:r>
+  </w:p>
+  <w:p>
+    <w:pPr>
+      <w:pStyle w:val="NormalWeb"/>
+      <w:spacing w:before="0" w:beforeAutospacing="0"/>
+      <w:jc w:val="center"/>
+      <w:rPr>
+        <w:noProof/>
+      </w:rPr>
+    </w:pPr>
+    <w:r>
+      <w:rPr>
+        <w:noProof/>
+      </w:rPr>
+      <w:t>[[end]]</w:t>
+    </w:r>
+  </w:p>
+  <w:p>
+    <w:pPr>
+      <w:pStyle w:val="NormalWeb"/>
+      <w:spacing w:before="0" w:beforeAutospacing="0"/>
+      <w:jc w:val="center"/>
+      <w:rPr>
+        <w:noProof/>
+      </w:rPr>
+    </w:pPr>
+    <w:r>
+      <w:t xml:space="preserve">[[if eq </w:t>
+    </w:r>
+    <w:r>
+      <w:rPr>
+        <w:rFonts w:ascii="Helvetica Neue" w:hAnsi="Helvetica Neue" w:cs="Arial"/>
+        <w:sz w:val="18"/>
+        <w:szCs w:val="18"/>
+        <w:lang w:val="en-US"/>
+      </w:rPr>
+      <w:t>.</w:t>
+    </w:r>
+    <w:proofErr w:type="spellStart"/>
+    <w:proofErr w:type="gramStart"/>
+    <w:r>
+      <w:rPr>
+        <w:rFonts w:ascii="Helvetica Neue" w:hAnsi="Helvetica Neue" w:cs="Arial"/>
+        <w:sz w:val="18"/>
+        <w:szCs w:val="18"/>
+        <w:lang w:val="en-US"/>
+      </w:rPr>
+      <w:t>ci.companyinfo</w:t>
+    </w:r>
+    <w:proofErr w:type="gramEnd"/>
+    <w:r>
+      <w:rPr>
+        <w:rFonts w:ascii="Helvetica Neue" w:hAnsi="Helvetica Neue" w:cs="Arial"/>
+        <w:sz w:val="18"/>
+        <w:szCs w:val="18"/>
+        <w:lang w:val="en-US"/>
+      </w:rPr>
+      <w:t>.currency</w:t>
+    </w:r>
+    <w:proofErr w:type="spellEnd"/>
+    <w:r>
+      <w:rPr>
+        <w:noProof/>
+      </w:rPr>
+      <w:t xml:space="preserve"> “AED”]]</w:t>
+    </w:r>
+  </w:p>
+  <w:p>
+    <w:pPr>
+      <w:pStyle w:val="NormalWeb"/>
+      <w:spacing w:before="0" w:beforeAutospacing="0"/>
+      <w:jc w:val="center"/>
+      <w:rPr>
+        <w:noProof/>
+      </w:rPr>
+    </w:pPr>
+    <w:r>
+      <w:rPr>
+        <w:rFonts w:ascii="Arial" w:hAnsi="Arial" w:cs="Arial"/>
+        <w:noProof/>
+        <w:color w:val="auto"/>
+        <w:sz w:val="18"/>
+        <w:szCs w:val="18"/>
+        <w14:ligatures w14:val="standardContextual"/>
+      </w:rPr>
+      <w:drawing>
+        <wp:inline distT="0" distB="0" distL="0" distR="0" wp14:anchorId="7EF9D7B8" wp14:editId="294C7762">
+          <wp:extent cx="7021195" cy="649605"/>
+          <wp:effectExtent l="0" t="0" r="1905" b="0"/>
+          <wp:docPr id="1447021868" name="Picture 5"/>
+          <wp:cNvGraphicFramePr>
+            <a:graphicFrameLocks xmlns:a="http://schemas.openxmlformats.org/drawingml/2006/main" noChangeAspect="1"/>
+          </wp:cNvGraphicFramePr>
+          <a:graphic xmlns:a="http://schemas.openxmlformats.org/drawingml/2006/main">
+            <a:graphicData uri="http://schemas.openxmlformats.org/drawingml/2006/picture">
+              <pic:pic xmlns:pic="http://schemas.openxmlformats.org/drawingml/2006/picture">
+                <pic:nvPicPr>
+                  <pic:cNvPr id="1447021868" name="Picture 1447021868"/>
                   <pic:cNvPicPr/>
                 </pic:nvPicPr>
                 <pic:blipFill rotWithShape="1">
-                  <a:blip r:embed="rId1"/>
-                  <a:srcRect l="6383" t="16949" r="6050" b="11282"/>
+                  <a:blip r:embed="rId2">
+                    <a:extLst>
+                      <a:ext uri="{28A0092B-C50C-407E-A947-70E740481C1C}">
+                        <a14:useLocalDpi xmlns:a14="http://schemas.microsoft.com/office/drawing/2010/main" val="0"/>
+                      </a:ext>
+                    </a:extLst>
+                  </a:blip>
+                  <a:srcRect l="1836" t="14301" r="1451" b="11264"/>
                   <a:stretch>
                     <a:fillRect/>
                   </a:stretch>
@@ -5970,7 +6287,7 @@
                 <pic:spPr bwMode="auto">
                   <a:xfrm>
                     <a:off x="0" y="0"/>
-                    <a:ext cx="7727494" cy="795737"/>
+                    <a:ext cx="7021195" cy="649605"/>
                   </a:xfrm>
                   <a:prstGeom prst="rect">
                     <a:avLst/>
@@ -5989,6 +6306,22 @@
           </a:graphic>
         </wp:inline>
       </w:drawing>
+    </w:r>
+  </w:p>
+  <w:p>
+    <w:pPr>
+      <w:pStyle w:val="NormalWeb"/>
+      <w:spacing w:before="0" w:beforeAutospacing="0"/>
+      <w:jc w:val="center"/>
+      <w:rPr>
+        <w:noProof/>
+      </w:rPr>
+    </w:pPr>
+    <w:r>
+      <w:rPr>
+        <w:noProof/>
+      </w:rPr>
+      <w:t>[[end]]</w:t>
     </w:r>
   </w:p>
   <w:p>
@@ -6137,6 +6470,16 @@
 </w:ftr>
 </file>
 
+<file path=word/footer3.xml><?xml version="1.0" encoding="utf-8"?>
+<w:ftr xmlns:wpc="http://schemas.microsoft.com/office/word/2010/wordprocessingCanvas" xmlns:cx="http://schemas.microsoft.com/office/drawing/2014/chartex" xmlns:cx1="http://schemas.microsoft.com/office/drawing/2015/9/8/chartex" xmlns:cx2="http://schemas.microsoft.com/office/drawing/2015/10/21/chartex" xmlns:cx3="http://schemas.microsoft.com/office/drawing/2016/5/9/chartex" xmlns:cx4="http://schemas.microsoft.com/office/drawing/2016/5/10/chartex" xmlns:cx5="http://schemas.microsoft.com/office/drawing/2016/5/11/chartex" xmlns:cx6="http://schemas.microsoft.com/office/drawing/2016/5/12/chartex" xmlns:cx7="http://schemas.microsoft.com/office/drawing/2016/5/13/chartex" xmlns:cx8="http://schemas.microsoft.com/office/drawing/2016/5/14/chartex" xmlns:mc="http://schemas.openxmlformats.org/markup-compatibility/2006" xmlns:aink="http://schemas.microsoft.com/office/drawing/2016/ink" xmlns:am3d="http://schemas.microsoft.com/office/drawing/2017/model3d" xmlns:o="urn:schemas-microsoft-com:office:office" xmlns:oel="http://schemas.microsoft.com/office/2019/extlst" xmlns:r="http://schemas.openxmlformats.org/officeDocument/2006/relationships" xmlns:m="http://schemas.openxmlformats.org/officeDocument/2006/math" xmlns:v="urn:schemas-microsoft-com:vml" xmlns:wp14="http://schemas.microsoft.com/office/word/2010/wordprocessingDrawing" xmlns:wp="http://schemas.openxmlformats.org/drawingml/2006/wordprocessingDrawing" xmlns:w10="urn:schemas-microsoft-com:office:word" xmlns:w="http://schemas.openxmlformats.org/wordprocessingml/2006/main" xmlns:w14="http://schemas.microsoft.com/office/word/2010/wordml" xmlns:w15="http://schemas.microsoft.com/office/word/2012/wordml" xmlns:w16cex="http://schemas.microsoft.com/office/word/2018/wordml/cex" xmlns:w16cid="http://schemas.microsoft.com/office/word/2016/wordml/cid" xmlns:w16="http://schemas.microsoft.com/office/word/2018/wordml" xmlns:w16du="http://schemas.microsoft.com/office/word/2023/wordml/word16du" xmlns:w16sdtdh="http://schemas.microsoft.com/office/word/2020/wordml/sdtdatahash" xmlns:w16sdtfl="http://schemas.microsoft.com/office/word/2024/wordml/sdtformatlock" xmlns:w16se="http://schemas.microsoft.com/office/word/2015/wordml/symex" xmlns:wpg="http://schemas.microsoft.com/office/word/2010/wordprocessingGroup" xmlns:wpi="http://schemas.microsoft.com/office/word/2010/wordprocessingInk" xmlns:wne="http://schemas.microsoft.com/office/word/2006/wordml" xmlns:wps="http://schemas.microsoft.com/office/word/2010/wordprocessingShape" mc:Ignorable="w14 w15 w16se w16cid w16 w16cex w16sdtdh w16sdtfl w16du wp14">
+  <w:p>
+    <w:pPr>
+      <w:pStyle w:val="Footer"/>
+    </w:pPr>
+  </w:p>
+</w:ftr>
+</file>
+
 <file path=word/footnotes.xml><?xml version="1.0" encoding="utf-8"?>
 <w:footnotes xmlns:wpc="http://schemas.microsoft.com/office/word/2010/wordprocessingCanvas" xmlns:cx="http://schemas.microsoft.com/office/drawing/2014/chartex" xmlns:cx1="http://schemas.microsoft.com/office/drawing/2015/9/8/chartex" xmlns:cx2="http://schemas.microsoft.com/office/drawing/2015/10/21/chartex" xmlns:cx3="http://schemas.microsoft.com/office/drawing/2016/5/9/chartex" xmlns:cx4="http://schemas.microsoft.com/office/drawing/2016/5/10/chartex" xmlns:cx5="http://schemas.microsoft.com/office/drawing/2016/5/11/chartex" xmlns:cx6="http://schemas.microsoft.com/office/drawing/2016/5/12/chartex" xmlns:cx7="http://schemas.microsoft.com/office/drawing/2016/5/13/chartex" xmlns:cx8="http://schemas.microsoft.com/office/drawing/2016/5/14/chartex" xmlns:mc="http://schemas.openxmlformats.org/markup-compatibility/2006" xmlns:aink="http://schemas.microsoft.com/office/drawing/2016/ink" xmlns:am3d="http://schemas.microsoft.com/office/drawing/2017/model3d" xmlns:o="urn:schemas-microsoft-com:office:office" xmlns:oel="http://schemas.microsoft.com/office/2019/extlst" xmlns:r="http://schemas.openxmlformats.org/officeDocument/2006/relationships" xmlns:m="http://schemas.openxmlformats.org/officeDocument/2006/math" xmlns:v="urn:schemas-microsoft-com:vml" xmlns:wp14="http://schemas.microsoft.com/office/word/2010/wordprocessingDrawing" xmlns:wp="http://schemas.openxmlformats.org/drawingml/2006/wordprocessingDrawing" xmlns:w10="urn:schemas-microsoft-com:office:word" xmlns:w="http://schemas.openxmlformats.org/wordprocessingml/2006/main" xmlns:w14="http://schemas.microsoft.com/office/word/2010/wordml" xmlns:w15="http://schemas.microsoft.com/office/word/2012/wordml" xmlns:w16cex="http://schemas.microsoft.com/office/word/2018/wordml/cex" xmlns:w16cid="http://schemas.microsoft.com/office/word/2016/wordml/cid" xmlns:w16="http://schemas.microsoft.com/office/word/2018/wordml" xmlns:w16du="http://schemas.microsoft.com/office/word/2023/wordml/word16du" xmlns:w16sdtdh="http://schemas.microsoft.com/office/word/2020/wordml/sdtdatahash" xmlns:w16sdtfl="http://schemas.microsoft.com/office/word/2024/wordml/sdtformatlock" xmlns:w16se="http://schemas.microsoft.com/office/word/2015/wordml/symex" xmlns:wpg="http://schemas.microsoft.com/office/word/2010/wordprocessingGroup" xmlns:wpi="http://schemas.microsoft.com/office/word/2010/wordprocessingInk" xmlns:wne="http://schemas.microsoft.com/office/word/2006/wordml" xmlns:wps="http://schemas.microsoft.com/office/word/2010/wordprocessingShape" mc:Ignorable="w14 w15 w16se w16cid w16 w16cex w16sdtdh w16sdtfl w16du wp14">
   <w:footnote w:type="separator" w:id="-1">
@@ -6172,7 +6515,7 @@
       <w:rPr>
         <w:noProof/>
       </w:rPr>
-      <w:pict w14:anchorId="42F545B6">
+      <w:pict w14:anchorId="6F549784">
         <v:shapetype id="_x0000_t136" coordsize="21600,21600" o:spt="136" adj="10800" path="m@7,l@8,m@5,21600l@6,21600e">
           <v:formulas>
             <v:f eqn="sum #0 0 10800"/>
@@ -6197,9 +6540,8 @@
           </v:handles>
           <o:lock v:ext="edit" text="t" shapetype="t"/>
         </v:shapetype>
-        <v:shape id="PowerPlusWaterMarkObject1055569838" o:spid="_x0000_s1027" type="#_x0000_t136" alt="" style="position:absolute;margin-left:0;margin-top:0;width:571.2pt;height:249.9pt;rotation:315;z-index:-251651072;mso-wrap-edited:f;mso-width-percent:0;mso-height-percent:0;mso-position-horizontal:center;mso-position-horizontal-relative:margin;mso-position-vertical:center;mso-position-vertical-relative:margin;mso-width-percent:0;mso-height-percent:0" o:allowincell="f" fillcolor="silver" stroked="f">
-          <v:textpath style="font-family:&quot;Calibri&quot;;font-size:1pt" string="DRAFT"/>
-          <w10:wrap anchorx="margin" anchory="margin"/>
+        <v:shape id="PowerPlusWaterMarkObject865740128" o:spid="_x0000_s1027" type="#_x0000_t136" alt="" style="position:absolute;margin-left:0;margin-top:0;width:566.8pt;height:212.55pt;rotation:315;z-index:-251651072;mso-wrap-edited:f;mso-width-percent:0;mso-height-percent:0;mso-position-horizontal:center;mso-position-horizontal-relative:margin;mso-position-vertical:center;mso-position-vertical-relative:margin;mso-width-percent:0;mso-height-percent:0" o:allowincell="f" fillcolor="silver" stroked="f">
+          <v:textpath style="font-family:&quot;Helvetica Neue&quot;;font-size:1pt;font-weight:bold;font-style:italic" string="DRAFT"/>
         </v:shape>
       </w:pict>
     </w:r>
@@ -6212,13 +6554,19 @@
   <w:p>
     <w:pPr>
       <w:pStyle w:val="Header"/>
-      <w:ind w:firstLine="2268"/>
+      <w:tabs>
+        <w:tab w:val="left" w:pos="142"/>
+      </w:tabs>
+      <w:spacing w:before="240" w:after="240"/>
+      <w:rPr>
+        <w:noProof/>
+      </w:rPr>
     </w:pPr>
     <w:r>
       <w:rPr>
         <w:noProof/>
       </w:rPr>
-      <w:pict w14:anchorId="01828B54">
+      <w:pict w14:anchorId="18308B12">
         <v:shapetype id="_x0000_t136" coordsize="21600,21600" o:spt="136" adj="10800" path="m@7,l@8,m@5,21600l@6,21600e">
           <v:formulas>
             <v:f eqn="sum #0 0 10800"/>
@@ -6243,21 +6591,90 @@
           </v:handles>
           <o:lock v:ext="edit" text="t" shapetype="t"/>
         </v:shapetype>
-        <v:shape id="PowerPlusWaterMarkObject1055569839" o:spid="_x0000_s1026" type="#_x0000_t136" alt="" style="position:absolute;left:0;text-align:left;margin-left:0;margin-top:0;width:571.2pt;height:249.9pt;rotation:315;z-index:-251646976;mso-wrap-edited:f;mso-width-percent:0;mso-height-percent:0;mso-position-horizontal:center;mso-position-horizontal-relative:margin;mso-position-vertical:center;mso-position-vertical-relative:margin;mso-width-percent:0;mso-height-percent:0" o:allowincell="f" fillcolor="silver" stroked="f">
-          <v:textpath style="font-family:&quot;Calibri&quot;;font-size:1pt" string="DRAFT"/>
-          <w10:wrap anchorx="margin" anchory="margin"/>
+        <v:shape id="PowerPlusWaterMarkObject865740129" o:spid="_x0000_s1026" type="#_x0000_t136" alt="" style="position:absolute;margin-left:0;margin-top:0;width:566.8pt;height:212.55pt;rotation:315;z-index:-251646976;mso-wrap-edited:f;mso-width-percent:0;mso-height-percent:0;mso-position-horizontal:center;mso-position-horizontal-relative:margin;mso-position-vertical:center;mso-position-vertical-relative:margin;mso-width-percent:0;mso-height-percent:0" o:allowincell="f" fillcolor="silver" stroked="f">
+          <v:textpath style="font-family:&quot;Helvetica Neue&quot;;font-size:1pt;font-weight:bold;font-style:italic" string="DRAFT"/>
         </v:shape>
       </w:pict>
+    </w:r>
+    <w:r>
+      <w:t xml:space="preserve">[[if eq </w:t>
+    </w:r>
+    <w:r>
+      <w:rPr>
+        <w:rFonts w:ascii="Helvetica Neue" w:eastAsia="Times New Roman" w:hAnsi="Helvetica Neue" w:cs="Arial"/>
+        <w:color w:val="000000"/>
+        <w:kern w:val="0"/>
+        <w:sz w:val="18"/>
+        <w:szCs w:val="18"/>
+        <w:lang w:val="en-US"/>
+        <w14:ligatures w14:val="none"/>
+      </w:rPr>
+      <w:t>.</w:t>
+    </w:r>
+    <w:proofErr w:type="spellStart"/>
+    <w:proofErr w:type="gramStart"/>
+    <w:r>
+      <w:rPr>
+        <w:rFonts w:ascii="Helvetica Neue" w:eastAsia="Times New Roman" w:hAnsi="Helvetica Neue" w:cs="Arial"/>
+        <w:color w:val="000000"/>
+        <w:kern w:val="0"/>
+        <w:sz w:val="18"/>
+        <w:szCs w:val="18"/>
+        <w:lang w:val="en-US"/>
+        <w14:ligatures w14:val="none"/>
+      </w:rPr>
+      <w:t>ci.companyinfo</w:t>
+    </w:r>
+    <w:proofErr w:type="gramEnd"/>
+    <w:r>
+      <w:rPr>
+        <w:rFonts w:ascii="Helvetica Neue" w:eastAsia="Times New Roman" w:hAnsi="Helvetica Neue" w:cs="Arial"/>
+        <w:color w:val="000000"/>
+        <w:kern w:val="0"/>
+        <w:sz w:val="18"/>
+        <w:szCs w:val="18"/>
+        <w:lang w:val="en-US"/>
+        <w14:ligatures w14:val="none"/>
+      </w:rPr>
+      <w:t>.currency</w:t>
+    </w:r>
+    <w:proofErr w:type="spellEnd"/>
+    <w:r>
+      <w:rPr>
+        <w:noProof/>
+      </w:rPr>
+      <w:t xml:space="preserve"> “</w:t>
     </w:r>
     <w:r>
       <w:rPr>
         <w:noProof/>
       </w:rPr>
+      <w:t>QAR</w:t>
+    </w:r>
+    <w:r>
+      <w:rPr>
+        <w:noProof/>
+      </w:rPr>
+      <w:t>”]]</w:t>
+    </w:r>
+  </w:p>
+  <w:p>
+    <w:pPr>
+      <w:pStyle w:val="Header"/>
+      <w:tabs>
+        <w:tab w:val="left" w:pos="142"/>
+      </w:tabs>
+      <w:spacing w:before="240" w:after="240"/>
+    </w:pPr>
+    <w:r>
+      <w:rPr>
+        <w:noProof/>
+      </w:rPr>
       <w:drawing>
-        <wp:inline distT="0" distB="0" distL="0" distR="0" wp14:anchorId="02C8166D" wp14:editId="3281122C">
-          <wp:extent cx="5943600" cy="765810"/>
-          <wp:effectExtent l="0" t="0" r="0" b="0"/>
-          <wp:docPr id="1071137727" name="Picture 1" descr="A white background with black and white clouds&#10;&#10;AI-generated content may be incorrect."/>
+        <wp:inline distT="0" distB="0" distL="0" distR="0" wp14:anchorId="7ACBE13F" wp14:editId="7A8D34AE">
+          <wp:extent cx="6984460" cy="657860"/>
+          <wp:effectExtent l="0" t="0" r="635" b="2540"/>
+          <wp:docPr id="2071986887" name="Picture 2"/>
           <wp:cNvGraphicFramePr>
             <a:graphicFrameLocks xmlns:a="http://schemas.openxmlformats.org/drawingml/2006/main" noChangeAspect="1"/>
           </wp:cNvGraphicFramePr>
@@ -6265,11 +6682,17 @@
             <a:graphicData uri="http://schemas.openxmlformats.org/drawingml/2006/picture">
               <pic:pic xmlns:pic="http://schemas.openxmlformats.org/drawingml/2006/picture">
                 <pic:nvPicPr>
-                  <pic:cNvPr id="953725043" name="Picture 1" descr="A white background with black and white clouds&#10;&#10;AI-generated content may be incorrect."/>
+                  <pic:cNvPr id="1283494751" name="Picture 1283494751"/>
                   <pic:cNvPicPr/>
                 </pic:nvPicPr>
                 <pic:blipFill>
-                  <a:blip r:embed="rId1"/>
+                  <a:blip r:embed="rId1">
+                    <a:extLst>
+                      <a:ext uri="{28A0092B-C50C-407E-A947-70E740481C1C}">
+                        <a14:useLocalDpi xmlns:a14="http://schemas.microsoft.com/office/drawing/2010/main" val="0"/>
+                      </a:ext>
+                    </a:extLst>
+                  </a:blip>
                   <a:stretch>
                     <a:fillRect/>
                   </a:stretch>
@@ -6277,7 +6700,7 @@
                 <pic:spPr>
                   <a:xfrm>
                     <a:off x="0" y="0"/>
-                    <a:ext cx="5943600" cy="765810"/>
+                    <a:ext cx="7059503" cy="664928"/>
                   </a:xfrm>
                   <a:prstGeom prst="rect">
                     <a:avLst/>
@@ -6288,6 +6711,182 @@
           </a:graphic>
         </wp:inline>
       </w:drawing>
+    </w:r>
+  </w:p>
+  <w:p>
+    <w:pPr>
+      <w:pStyle w:val="Header"/>
+      <w:tabs>
+        <w:tab w:val="left" w:pos="142"/>
+      </w:tabs>
+      <w:spacing w:before="240" w:after="240"/>
+      <w:rPr>
+        <w:noProof/>
+      </w:rPr>
+    </w:pPr>
+    <w:r>
+      <w:t>[[</w:t>
+    </w:r>
+    <w:r>
+      <w:t>end</w:t>
+    </w:r>
+    <w:r>
+      <w:rPr>
+        <w:noProof/>
+      </w:rPr>
+      <w:t>]]</w:t>
+    </w:r>
+  </w:p>
+  <w:p>
+    <w:pPr>
+      <w:pStyle w:val="Header"/>
+      <w:tabs>
+        <w:tab w:val="left" w:pos="142"/>
+      </w:tabs>
+      <w:spacing w:before="240" w:after="240"/>
+      <w:rPr>
+        <w:noProof/>
+      </w:rPr>
+    </w:pPr>
+    <w:r>
+      <w:t xml:space="preserve">[[if eq </w:t>
+    </w:r>
+    <w:r>
+      <w:rPr>
+        <w:rFonts w:ascii="Helvetica Neue" w:eastAsia="Times New Roman" w:hAnsi="Helvetica Neue" w:cs="Arial"/>
+        <w:color w:val="000000"/>
+        <w:kern w:val="0"/>
+        <w:sz w:val="18"/>
+        <w:szCs w:val="18"/>
+        <w:lang w:val="en-US"/>
+        <w14:ligatures w14:val="none"/>
+      </w:rPr>
+      <w:t>.</w:t>
+    </w:r>
+    <w:proofErr w:type="spellStart"/>
+    <w:proofErr w:type="gramStart"/>
+    <w:r>
+      <w:rPr>
+        <w:rFonts w:ascii="Helvetica Neue" w:eastAsia="Times New Roman" w:hAnsi="Helvetica Neue" w:cs="Arial"/>
+        <w:color w:val="000000"/>
+        <w:kern w:val="0"/>
+        <w:sz w:val="18"/>
+        <w:szCs w:val="18"/>
+        <w:lang w:val="en-US"/>
+        <w14:ligatures w14:val="none"/>
+      </w:rPr>
+      <w:t>ci.companyinfo</w:t>
+    </w:r>
+    <w:proofErr w:type="gramEnd"/>
+    <w:r>
+      <w:rPr>
+        <w:rFonts w:ascii="Helvetica Neue" w:eastAsia="Times New Roman" w:hAnsi="Helvetica Neue" w:cs="Arial"/>
+        <w:color w:val="000000"/>
+        <w:kern w:val="0"/>
+        <w:sz w:val="18"/>
+        <w:szCs w:val="18"/>
+        <w:lang w:val="en-US"/>
+        <w14:ligatures w14:val="none"/>
+      </w:rPr>
+      <w:t>.currency</w:t>
+    </w:r>
+    <w:proofErr w:type="spellEnd"/>
+    <w:r>
+      <w:rPr>
+        <w:noProof/>
+      </w:rPr>
+      <w:t xml:space="preserve"> </w:t>
+    </w:r>
+    <w:r>
+      <w:rPr>
+        <w:noProof/>
+      </w:rPr>
+      <w:t>“AED”]]</w:t>
+    </w:r>
+  </w:p>
+  <w:p>
+    <w:pPr>
+      <w:pStyle w:val="Header"/>
+      <w:tabs>
+        <w:tab w:val="left" w:pos="142"/>
+      </w:tabs>
+      <w:spacing w:before="240" w:after="240"/>
+      <w:rPr>
+        <w:noProof/>
+      </w:rPr>
+    </w:pPr>
+    <w:r>
+      <w:rPr>
+        <w:noProof/>
+      </w:rPr>
+      <w:drawing>
+        <wp:inline distT="0" distB="0" distL="0" distR="0" wp14:anchorId="25412873" wp14:editId="5C740751">
+          <wp:extent cx="7052553" cy="747027"/>
+          <wp:effectExtent l="0" t="0" r="0" b="2540"/>
+          <wp:docPr id="183835585" name="Picture 4"/>
+          <wp:cNvGraphicFramePr>
+            <a:graphicFrameLocks xmlns:a="http://schemas.openxmlformats.org/drawingml/2006/main" noChangeAspect="1"/>
+          </wp:cNvGraphicFramePr>
+          <a:graphic xmlns:a="http://schemas.openxmlformats.org/drawingml/2006/main">
+            <a:graphicData uri="http://schemas.openxmlformats.org/drawingml/2006/picture">
+              <pic:pic xmlns:pic="http://schemas.openxmlformats.org/drawingml/2006/picture">
+                <pic:nvPicPr>
+                  <pic:cNvPr id="183835585" name="Picture 183835585"/>
+                  <pic:cNvPicPr/>
+                </pic:nvPicPr>
+                <pic:blipFill rotWithShape="1">
+                  <a:blip r:embed="rId2">
+                    <a:extLst>
+                      <a:ext uri="{28A0092B-C50C-407E-A947-70E740481C1C}">
+                        <a14:useLocalDpi xmlns:a14="http://schemas.microsoft.com/office/drawing/2010/main" val="0"/>
+                      </a:ext>
+                    </a:extLst>
+                  </a:blip>
+                  <a:srcRect l="3656" r="4081"/>
+                  <a:stretch>
+                    <a:fillRect/>
+                  </a:stretch>
+                </pic:blipFill>
+                <pic:spPr bwMode="auto">
+                  <a:xfrm>
+                    <a:off x="0" y="0"/>
+                    <a:ext cx="7113364" cy="753468"/>
+                  </a:xfrm>
+                  <a:prstGeom prst="rect">
+                    <a:avLst/>
+                  </a:prstGeom>
+                  <a:ln>
+                    <a:noFill/>
+                  </a:ln>
+                  <a:extLst>
+                    <a:ext uri="{53640926-AAD7-44D8-BBD7-CCE9431645EC}">
+                      <a14:shadowObscured xmlns:a14="http://schemas.microsoft.com/office/drawing/2010/main"/>
+                    </a:ext>
+                  </a:extLst>
+                </pic:spPr>
+              </pic:pic>
+            </a:graphicData>
+          </a:graphic>
+        </wp:inline>
+      </w:drawing>
+    </w:r>
+  </w:p>
+  <w:p>
+    <w:pPr>
+      <w:pStyle w:val="Header"/>
+      <w:tabs>
+        <w:tab w:val="left" w:pos="142"/>
+      </w:tabs>
+      <w:spacing w:before="240" w:after="240"/>
+      <w:rPr>
+        <w:noProof/>
+      </w:rPr>
+    </w:pPr>
+    <w:r>
+      <w:rPr>
+        <w:noProof/>
+      </w:rPr>
+      <w:t>[[end]]</w:t>
     </w:r>
   </w:p>
 </w:hdr>
@@ -6303,7 +6902,7 @@
       <w:rPr>
         <w:noProof/>
       </w:rPr>
-      <w:pict w14:anchorId="1FCF4813">
+      <w:pict w14:anchorId="1D7B34EB">
         <v:shapetype id="_x0000_t136" coordsize="21600,21600" o:spt="136" adj="10800" path="m@7,l@8,m@5,21600l@6,21600e">
           <v:formulas>
             <v:f eqn="sum #0 0 10800"/>
@@ -6328,9 +6927,8 @@
           </v:handles>
           <o:lock v:ext="edit" text="t" shapetype="t"/>
         </v:shapetype>
-        <v:shape id="PowerPlusWaterMarkObject1055569837" o:spid="_x0000_s1025" type="#_x0000_t136" alt="" style="position:absolute;margin-left:0;margin-top:0;width:571.2pt;height:249.9pt;rotation:315;z-index:-251655168;mso-wrap-edited:f;mso-width-percent:0;mso-height-percent:0;mso-position-horizontal:center;mso-position-horizontal-relative:margin;mso-position-vertical:center;mso-position-vertical-relative:margin;mso-width-percent:0;mso-height-percent:0" o:allowincell="f" fillcolor="silver" stroked="f">
-          <v:textpath style="font-family:&quot;Calibri&quot;;font-size:1pt" string="DRAFT"/>
-          <w10:wrap anchorx="margin" anchory="margin"/>
+        <v:shape id="PowerPlusWaterMarkObject865740127" o:spid="_x0000_s1025" type="#_x0000_t136" alt="" style="position:absolute;margin-left:0;margin-top:0;width:566.8pt;height:212.55pt;rotation:315;z-index:-251655168;mso-wrap-edited:f;mso-width-percent:0;mso-height-percent:0;mso-position-horizontal:center;mso-position-horizontal-relative:margin;mso-position-vertical:center;mso-position-vertical-relative:margin;mso-width-percent:0;mso-height-percent:0" o:allowincell="f" fillcolor="silver" stroked="f">
+          <v:textpath style="font-family:&quot;Helvetica Neue&quot;;font-size:1pt;font-weight:bold;font-style:italic" string="DRAFT"/>
         </v:shape>
       </w:pict>
     </w:r>
@@ -7160,6 +7758,7 @@
   <w:style w:type="character" w:default="1" w:styleId="DefaultParagraphFont">
     <w:name w:val="Default Paragraph Font"/>
     <w:uiPriority w:val="1"/>
+    <w:semiHidden/>
     <w:unhideWhenUsed/>
   </w:style>
   <w:style w:type="table" w:default="1" w:styleId="TableNormal">
@@ -7610,6 +8209,41 @@
       </w:tblBorders>
     </w:tblPr>
   </w:style>
+  <w:style w:type="character" w:styleId="Hyperlink">
+    <w:name w:val="Hyperlink"/>
+    <w:basedOn w:val="DefaultParagraphFont"/>
+    <w:uiPriority w:val="99"/>
+    <w:unhideWhenUsed/>
+    <w:rsid w:val="005E23FF"/>
+    <w:rPr>
+      <w:color w:val="467886" w:themeColor="hyperlink"/>
+      <w:u w:val="single"/>
+    </w:rPr>
+  </w:style>
+  <w:style w:type="character" w:styleId="UnresolvedMention">
+    <w:name w:val="Unresolved Mention"/>
+    <w:basedOn w:val="DefaultParagraphFont"/>
+    <w:uiPriority w:val="99"/>
+    <w:semiHidden/>
+    <w:unhideWhenUsed/>
+    <w:rsid w:val="005E23FF"/>
+    <w:rPr>
+      <w:color w:val="605E5C"/>
+      <w:shd w:val="clear" w:color="auto" w:fill="E1DFDD"/>
+    </w:rPr>
+  </w:style>
+  <w:style w:type="character" w:styleId="FollowedHyperlink">
+    <w:name w:val="FollowedHyperlink"/>
+    <w:basedOn w:val="DefaultParagraphFont"/>
+    <w:uiPriority w:val="99"/>
+    <w:semiHidden/>
+    <w:unhideWhenUsed/>
+    <w:rsid w:val="005E23FF"/>
+    <w:rPr>
+      <w:color w:val="96607D" w:themeColor="followedHyperlink"/>
+      <w:u w:val="single"/>
+    </w:rPr>
+  </w:style>
 </w:styles>
 </file>
 
